--- a/06. Ataskaitos knygutė 2026/[3] Metų veiklos planas/[3.1] Strateginiai tikslai.docx
+++ b/06. Ataskaitos knygutė 2026/[3] Metų veiklos planas/[3.1] Strateginiai tikslai.docx
@@ -38,70 +38,6 @@
       </w:r>
     </w:p>
   </w:comment>
-  <w:comment xmlns:w="http://schemas.openxmlformats.org/wordprocessingml/2006/main" w:initials="GU" w:author="Guest User" w:date="2026-05-05T13:02:10" w:id="1160279760">
-    <w:p xmlns:w14="http://schemas.microsoft.com/office/word/2010/wordml" xmlns:w="http://schemas.openxmlformats.org/wordprocessingml/2006/main">
-      <w:pPr>
-        <w:pStyle w:val="CommentText"/>
-      </w:pPr>
-      <w:r>
-        <w:rPr>
-          <w:rStyle w:val="CommentReference"/>
-        </w:rPr>
-        <w:annotationRef/>
-      </w:r>
-      <w:r>
-        <w:t>Nėra nuorodos.</w:t>
-      </w:r>
-    </w:p>
-  </w:comment>
-  <w:comment xmlns:w="http://schemas.openxmlformats.org/wordprocessingml/2006/main" w:initials="GU" w:author="Guest User" w:date="2026-05-05T13:06:34" w:id="576273653">
-    <w:p xmlns:w14="http://schemas.microsoft.com/office/word/2010/wordml" xmlns:w="http://schemas.openxmlformats.org/wordprocessingml/2006/main">
-      <w:pPr>
-        <w:pStyle w:val="CommentText"/>
-      </w:pPr>
-      <w:r>
-        <w:rPr>
-          <w:rStyle w:val="CommentReference"/>
-        </w:rPr>
-        <w:annotationRef/>
-      </w:r>
-      <w:r>
-        <w:t>Prieš tai buvo parašyta „atstov(i)ų“, nerašyk taip, nes griauna vientisumą, turi būti „atstovų (-ių)“</w:t>
-      </w:r>
-    </w:p>
-  </w:comment>
-  <w:comment xmlns:w="http://schemas.openxmlformats.org/wordprocessingml/2006/main" w:initials="GU" w:author="Guest User" w:date="2026-05-05T13:18:29" w:id="1764005953">
-    <w:p xmlns:w14="http://schemas.microsoft.com/office/word/2010/wordml" xmlns:w="http://schemas.openxmlformats.org/wordprocessingml/2006/main">
-      <w:pPr>
-        <w:pStyle w:val="CommentText"/>
-      </w:pPr>
-      <w:r>
-        <w:rPr>
-          <w:rStyle w:val="CommentReference"/>
-        </w:rPr>
-        <w:annotationRef/>
-      </w:r>
-      <w:r>
-        <w:t>Nėra nuorodos.</w:t>
-      </w:r>
-    </w:p>
-  </w:comment>
-  <w:comment xmlns:w="http://schemas.openxmlformats.org/wordprocessingml/2006/main" w:initials="GU" w:author="Guest User" w:date="2026-05-05T13:22:25" w:id="1997330945">
-    <w:p xmlns:w14="http://schemas.microsoft.com/office/word/2010/wordml" xmlns:w="http://schemas.openxmlformats.org/wordprocessingml/2006/main">
-      <w:pPr>
-        <w:pStyle w:val="CommentText"/>
-      </w:pPr>
-      <w:r>
-        <w:rPr>
-          <w:rStyle w:val="CommentReference"/>
-        </w:rPr>
-        <w:annotationRef/>
-      </w:r>
-      <w:r>
-        <w:t>?</w:t>
-      </w:r>
-    </w:p>
-  </w:comment>
   <w:comment xmlns:w="http://schemas.openxmlformats.org/wordprocessingml/2006/main" w:initials="GU" w:author="Guest User" w:date="2026-05-05T13:24:16" w:id="756154010">
     <w:p xmlns:w14="http://schemas.microsoft.com/office/word/2010/wordml" xmlns:w="http://schemas.openxmlformats.org/wordprocessingml/2006/main">
       <w:pPr>
@@ -118,7 +54,7 @@
       </w:r>
     </w:p>
   </w:comment>
-  <w:comment xmlns:w="http://schemas.openxmlformats.org/wordprocessingml/2006/main" w:initials="GU" w:author="Guest User" w:date="2026-05-05T19:31:53" w:id="1444331770">
+  <w:comment xmlns:w="http://schemas.openxmlformats.org/wordprocessingml/2006/main" w:initials="KM" w:author="Klėja Merčaitytė" w:date="2026-05-13T22:50:08" w:id="458916111">
     <w:p xmlns:w14="http://schemas.microsoft.com/office/word/2010/wordml" xmlns:w="http://schemas.openxmlformats.org/wordprocessingml/2006/main">
       <w:pPr>
         <w:pStyle w:val="CommentText"/>
@@ -130,39 +66,7 @@
         <w:annotationRef/>
       </w:r>
       <w:r>
-        <w:t>nera nuorodos</w:t>
-      </w:r>
-    </w:p>
-  </w:comment>
-  <w:comment xmlns:w="http://schemas.openxmlformats.org/wordprocessingml/2006/main" w:initials="GU" w:author="Guest User" w:date="2026-05-05T19:32:15" w:id="1845043391">
-    <w:p xmlns:w14="http://schemas.microsoft.com/office/word/2010/wordml" xmlns:w="http://schemas.openxmlformats.org/wordprocessingml/2006/main">
-      <w:pPr>
-        <w:pStyle w:val="CommentText"/>
-      </w:pPr>
-      <w:r>
-        <w:rPr>
-          <w:rStyle w:val="CommentReference"/>
-        </w:rPr>
-        <w:annotationRef/>
-      </w:r>
-      <w:r>
-        <w:t>this thing</w:t>
-      </w:r>
-    </w:p>
-  </w:comment>
-  <w:comment xmlns:w="http://schemas.openxmlformats.org/wordprocessingml/2006/main" w:initials="GU" w:author="Guest User" w:date="2026-05-05T19:35:27" w:id="1006190123">
-    <w:p xmlns:w14="http://schemas.microsoft.com/office/word/2010/wordml" xmlns:w="http://schemas.openxmlformats.org/wordprocessingml/2006/main">
-      <w:pPr>
-        <w:pStyle w:val="CommentText"/>
-      </w:pPr>
-      <w:r>
-        <w:rPr>
-          <w:rStyle w:val="CommentReference"/>
-        </w:rPr>
-        <w:annotationRef/>
-      </w:r>
-      <w:r>
-        <w:t>nera nuorodos</w:t>
+        <w:t>https://www.vusa.lt/lt/ind-komplektai?faculty=12&amp;fbclid=IwY2xjawRxtTFleHRuA2FlbQIxMABicmlkETBiTThIdGhUUTVXS2h6dUF5c3J0YwZhcHBfaWQQMjIyMDM5MTc4ODIwMDg5MgABHg_pbXIsiejt3QCuvTHYJR0YX6B-JS6eEInsRiOG0GF6XikKAE4cp_HQJ35X_aem_unGsVFQU71mMYo0qLrN7eA</w:t>
       </w:r>
     </w:p>
   </w:comment>
@@ -172,42 +76,24 @@
 <file path=word/commentsExtended.xml><?xml version="1.0" encoding="utf-8"?>
 <w15:commentsEx xmlns:mc="http://schemas.openxmlformats.org/markup-compatibility/2006" xmlns:w15="http://schemas.microsoft.com/office/word/2012/wordml" mc:Ignorable="w15">
   <w15:commentEx w15:done="0" w15:paraId="4609CC06"/>
-  <w15:commentEx w15:done="0" w15:paraId="2AF3DB94"/>
-  <w15:commentEx w15:done="0" w15:paraId="75BEAAF8"/>
-  <w15:commentEx w15:done="0" w15:paraId="69AFB999"/>
-  <w15:commentEx w15:done="0" w15:paraId="481C134B"/>
-  <w15:commentEx w15:done="0" w15:paraId="58840595"/>
-  <w15:commentEx w15:done="0" w15:paraId="2B7D3746"/>
-  <w15:commentEx w15:done="0" w15:paraId="4D8E0AB8"/>
-  <w15:commentEx w15:done="0" w15:paraId="568E8DF3"/>
+  <w15:commentEx w15:done="0" w15:paraId="508F3232"/>
+  <w15:commentEx w15:done="1" w15:paraId="58840595"/>
 </w15:commentsEx>
 </file>
 
 <file path=word/commentsExtensible.xml><?xml version="1.0" encoding="utf-8"?>
 <w16cex:commentsExtensible xmlns:w16="http://schemas.microsoft.com/office/word/2018/wordml" xmlns:w16cex="http://schemas.microsoft.com/office/word/2018/wordml/cex" xmlns:mc="http://schemas.openxmlformats.org/markup-compatibility/2006" mc:Ignorable="w16 w16cex">
   <w16cex:commentExtensible w16cex:durableId="2FFD06AE" w16cex:dateUtc="2026-04-10T09:09:25.732Z"/>
-  <w16cex:commentExtensible w16cex:durableId="68EC6889" w16cex:dateUtc="2026-05-05T10:02:10.975Z"/>
-  <w16cex:commentExtensible w16cex:durableId="297CCC8B" w16cex:dateUtc="2026-05-05T10:06:34.936Z"/>
-  <w16cex:commentExtensible w16cex:durableId="44F2B306" w16cex:dateUtc="2026-05-05T10:18:29.605Z"/>
-  <w16cex:commentExtensible w16cex:durableId="131D2331" w16cex:dateUtc="2026-05-05T10:22:25.178Z"/>
+  <w16cex:commentExtensible w16cex:durableId="1BD7A680" w16cex:dateUtc="2026-05-13T19:50:08.997Z"/>
   <w16cex:commentExtensible w16cex:durableId="0FC53E62" w16cex:dateUtc="2026-05-05T10:24:16.713Z"/>
-  <w16cex:commentExtensible w16cex:durableId="1A6403E4" w16cex:dateUtc="2026-05-05T16:31:53.095Z"/>
-  <w16cex:commentExtensible w16cex:durableId="1E4EFC3E" w16cex:dateUtc="2026-05-05T16:32:15.999Z"/>
-  <w16cex:commentExtensible w16cex:durableId="148B2562" w16cex:dateUtc="2026-05-05T16:35:27.861Z"/>
 </w16cex:commentsExtensible>
 </file>
 
 <file path=word/commentsIds.xml><?xml version="1.0" encoding="utf-8"?>
 <w16cid:commentsIds xmlns:mc="http://schemas.openxmlformats.org/markup-compatibility/2006" xmlns:w16cid="http://schemas.microsoft.com/office/word/2016/wordml/cid" mc:Ignorable="w16cid">
   <w16cid:commentId w16cid:paraId="4609CC06" w16cid:durableId="2FFD06AE"/>
-  <w16cid:commentId w16cid:paraId="2AF3DB94" w16cid:durableId="68EC6889"/>
-  <w16cid:commentId w16cid:paraId="75BEAAF8" w16cid:durableId="297CCC8B"/>
-  <w16cid:commentId w16cid:paraId="69AFB999" w16cid:durableId="44F2B306"/>
-  <w16cid:commentId w16cid:paraId="481C134B" w16cid:durableId="131D2331"/>
   <w16cid:commentId w16cid:paraId="58840595" w16cid:durableId="0FC53E62"/>
-  <w16cid:commentId w16cid:paraId="2B7D3746" w16cid:durableId="1A6403E4"/>
-  <w16cid:commentId w16cid:paraId="4D8E0AB8" w16cid:durableId="1E4EFC3E"/>
-  <w16cid:commentId w16cid:paraId="568E8DF3" w16cid:durableId="148B2562"/>
+  <w16cid:commentId w16cid:paraId="508F3232" w16cid:durableId="1BD7A680"/>
 </w16cid:commentsIds>
 </file>
 
@@ -845,7 +731,7 @@
           <w:szCs w:val="24"/>
           <w:lang w:val="lt-LT"/>
         </w:rPr>
-        <w:t>3 uždavinys: ne</w:t>
+        <w:t xml:space="preserve">3 uždavinys: </w:t>
       </w:r>
       <w:r>
         <w:rPr>
@@ -1067,31 +953,33 @@
         </w:rPr>
         <w:t xml:space="preserve">Siekiant visiems (-oms) studentams (-ėms) sudaryti sąlygas tikslingiau ir sklandžiau rinktis individualiųjų studijų dalykus visam studijų laikotarpiui buvo sukurti rekomendacinio pobūdžio individualiųjų studijų dalykų komplektai. Pastarieji individualiųjų studijų komplektai buvo sudaryti pagal tematikas ir konkrečius dalykus. Taip pat prie sudarytų individualiųjų studijų dalykų (modulių) buvo pateikti dėstytojų atsiliepimai apie kai kuriuos komplektuose esančius individualiųjų dalykus (modulius). Su visais individualiųjų studijų komplektais galima susipažinti VU SA svetainėje </w:t>
       </w:r>
-      <w:commentRangeStart w:id="1160279760"/>
-      <w:r>
-        <w:rPr>
-          <w:rFonts w:ascii="Aptos" w:hAnsi="Aptos" w:eastAsia="Aptos" w:cs="Aptos"/>
-          <w:b w:val="0"/>
-          <w:bCs w:val="0"/>
-          <w:i w:val="0"/>
-          <w:iCs w:val="0"/>
-          <w:caps w:val="0"/>
-          <w:smallCaps w:val="0"/>
-          <w:noProof w:val="0"/>
-          <w:color w:val="000000" w:themeColor="text1" w:themeTint="FF" w:themeShade="FF"/>
-          <w:sz w:val="24"/>
-          <w:szCs w:val="24"/>
-          <w:lang w:val="lt-LT"/>
-        </w:rPr>
-        <w:t>čia</w:t>
-      </w:r>
-      <w:commentRangeEnd w:id="1160279760"/>
-      <w:r>
-        <w:rPr>
-          <w:rStyle w:val="CommentReference"/>
-        </w:rPr>
-        <w:commentReference w:id="1160279760"/>
-      </w:r>
+      <w:commentRangeStart w:id="458916111"/>
+      <w:hyperlink r:id="Rc55d891ca4ad4757">
+        <w:r>
+          <w:rPr>
+            <w:rStyle w:val="Hyperlink"/>
+            <w:rFonts w:ascii="Aptos" w:hAnsi="Aptos" w:eastAsia="Aptos" w:cs="Aptos"/>
+            <w:b w:val="0"/>
+            <w:bCs w:val="0"/>
+            <w:i w:val="0"/>
+            <w:iCs w:val="0"/>
+            <w:caps w:val="0"/>
+            <w:smallCaps w:val="0"/>
+            <w:noProof w:val="0"/>
+            <w:sz w:val="24"/>
+            <w:szCs w:val="24"/>
+            <w:lang w:val="lt-LT"/>
+          </w:rPr>
+          <w:t>čia</w:t>
+        </w:r>
+        <w:commentRangeEnd w:id="458916111"/>
+        <w:r>
+          <w:rPr>
+            <w:rStyle w:val="CommentReference"/>
+          </w:rPr>
+          <w:commentReference w:id="458916111"/>
+        </w:r>
+      </w:hyperlink>
       <w:r>
         <w:rPr>
           <w:rFonts w:ascii="Aptos" w:hAnsi="Aptos" w:eastAsia="Aptos" w:cs="Aptos"/>
@@ -2082,7 +1970,211 @@
           <w:szCs w:val="24"/>
           <w:lang w:val="lt-LT"/>
         </w:rPr>
-        <w:t>Taip pat įgyvendintas susitikimas su Universiteto atstovais (-ėmis), kurio metu buvo įvardintos individualiųjų studijų įgyvendinimo problemos, aptarti galimi sprendimo būdai.</w:t>
+        <w:t>Taip pat įgyvendintas susitikimas su Universiteto atstovais (-</w:t>
+      </w:r>
+      <w:r>
+        <w:rPr>
+          <w:rFonts w:ascii="Aptos" w:hAnsi="Aptos" w:eastAsia="Aptos" w:cs="Aptos"/>
+          <w:b w:val="0"/>
+          <w:bCs w:val="0"/>
+          <w:i w:val="0"/>
+          <w:iCs w:val="0"/>
+          <w:caps w:val="0"/>
+          <w:smallCaps w:val="0"/>
+          <w:noProof w:val="0"/>
+          <w:color w:val="000000" w:themeColor="text1" w:themeTint="FF" w:themeShade="FF"/>
+          <w:sz w:val="24"/>
+          <w:szCs w:val="24"/>
+          <w:lang w:val="lt-LT"/>
+        </w:rPr>
+        <w:t>ėmis</w:t>
+      </w:r>
+      <w:r>
+        <w:rPr>
+          <w:rFonts w:ascii="Aptos" w:hAnsi="Aptos" w:eastAsia="Aptos" w:cs="Aptos"/>
+          <w:b w:val="0"/>
+          <w:bCs w:val="0"/>
+          <w:i w:val="0"/>
+          <w:iCs w:val="0"/>
+          <w:caps w:val="0"/>
+          <w:smallCaps w:val="0"/>
+          <w:noProof w:val="0"/>
+          <w:color w:val="000000" w:themeColor="text1" w:themeTint="FF" w:themeShade="FF"/>
+          <w:sz w:val="24"/>
+          <w:szCs w:val="24"/>
+          <w:lang w:val="lt-LT"/>
+        </w:rPr>
+        <w:t>), kurio metu buvo įvardintos individualiųjų studijų įgyvendinimo problemos</w:t>
+      </w:r>
+      <w:r>
+        <w:rPr>
+          <w:rFonts w:ascii="Aptos" w:hAnsi="Aptos" w:eastAsia="Aptos" w:cs="Aptos"/>
+          <w:b w:val="0"/>
+          <w:bCs w:val="0"/>
+          <w:i w:val="0"/>
+          <w:iCs w:val="0"/>
+          <w:caps w:val="0"/>
+          <w:smallCaps w:val="0"/>
+          <w:noProof w:val="0"/>
+          <w:color w:val="000000" w:themeColor="text1" w:themeTint="FF" w:themeShade="FF"/>
+          <w:sz w:val="24"/>
+          <w:szCs w:val="24"/>
+          <w:lang w:val="lt-LT"/>
+        </w:rPr>
+        <w:t xml:space="preserve"> kaip tvarkaraščių suderinamumas, pasirinkimo siste</w:t>
+      </w:r>
+      <w:r>
+        <w:rPr>
+          <w:rFonts w:ascii="Aptos" w:hAnsi="Aptos" w:eastAsia="Aptos" w:cs="Aptos"/>
+          <w:b w:val="0"/>
+          <w:bCs w:val="0"/>
+          <w:i w:val="0"/>
+          <w:iCs w:val="0"/>
+          <w:caps w:val="0"/>
+          <w:smallCaps w:val="0"/>
+          <w:noProof w:val="0"/>
+          <w:color w:val="000000" w:themeColor="text1" w:themeTint="FF" w:themeShade="FF"/>
+          <w:sz w:val="24"/>
+          <w:szCs w:val="24"/>
+          <w:lang w:val="lt-LT"/>
+        </w:rPr>
+        <w:t>ma, hibridinių dalykų trūkumas</w:t>
+      </w:r>
+      <w:r>
+        <w:rPr>
+          <w:rFonts w:ascii="Aptos" w:hAnsi="Aptos" w:eastAsia="Aptos" w:cs="Aptos"/>
+          <w:b w:val="0"/>
+          <w:bCs w:val="0"/>
+          <w:i w:val="0"/>
+          <w:iCs w:val="0"/>
+          <w:caps w:val="0"/>
+          <w:smallCaps w:val="0"/>
+          <w:noProof w:val="0"/>
+          <w:color w:val="000000" w:themeColor="text1" w:themeTint="FF" w:themeShade="FF"/>
+          <w:sz w:val="24"/>
+          <w:szCs w:val="24"/>
+          <w:lang w:val="lt-LT"/>
+        </w:rPr>
+        <w:t xml:space="preserve">, </w:t>
+      </w:r>
+      <w:r>
+        <w:rPr>
+          <w:rFonts w:ascii="Aptos" w:hAnsi="Aptos" w:eastAsia="Aptos" w:cs="Aptos"/>
+          <w:b w:val="0"/>
+          <w:bCs w:val="0"/>
+          <w:i w:val="0"/>
+          <w:iCs w:val="0"/>
+          <w:caps w:val="0"/>
+          <w:smallCaps w:val="0"/>
+          <w:noProof w:val="0"/>
+          <w:color w:val="000000" w:themeColor="text1" w:themeTint="FF" w:themeShade="FF"/>
+          <w:sz w:val="24"/>
+          <w:szCs w:val="24"/>
+          <w:lang w:val="lt-LT"/>
+        </w:rPr>
+        <w:t xml:space="preserve">dalykų aprašų netikslumas. Aptarti </w:t>
+      </w:r>
+      <w:r>
+        <w:rPr>
+          <w:rFonts w:ascii="Aptos" w:hAnsi="Aptos" w:eastAsia="Aptos" w:cs="Aptos"/>
+          <w:b w:val="0"/>
+          <w:bCs w:val="0"/>
+          <w:i w:val="0"/>
+          <w:iCs w:val="0"/>
+          <w:caps w:val="0"/>
+          <w:smallCaps w:val="0"/>
+          <w:noProof w:val="0"/>
+          <w:color w:val="000000" w:themeColor="text1" w:themeTint="FF" w:themeShade="FF"/>
+          <w:sz w:val="24"/>
+          <w:szCs w:val="24"/>
+          <w:lang w:val="lt-LT"/>
+        </w:rPr>
+        <w:t>galimi sprendimo būdai</w:t>
+      </w:r>
+      <w:r>
+        <w:rPr>
+          <w:rFonts w:ascii="Aptos" w:hAnsi="Aptos" w:eastAsia="Aptos" w:cs="Aptos"/>
+          <w:b w:val="0"/>
+          <w:bCs w:val="0"/>
+          <w:i w:val="0"/>
+          <w:iCs w:val="0"/>
+          <w:caps w:val="0"/>
+          <w:smallCaps w:val="0"/>
+          <w:noProof w:val="0"/>
+          <w:color w:val="000000" w:themeColor="text1" w:themeTint="FF" w:themeShade="FF"/>
+          <w:sz w:val="24"/>
+          <w:szCs w:val="24"/>
+          <w:lang w:val="lt-LT"/>
+        </w:rPr>
+        <w:t xml:space="preserve"> buvo pristatyti VU kamieninių akademinių padalinių studijų prodekanams (-</w:t>
+      </w:r>
+      <w:r>
+        <w:rPr>
+          <w:rFonts w:ascii="Aptos" w:hAnsi="Aptos" w:eastAsia="Aptos" w:cs="Aptos"/>
+          <w:b w:val="0"/>
+          <w:bCs w:val="0"/>
+          <w:i w:val="0"/>
+          <w:iCs w:val="0"/>
+          <w:caps w:val="0"/>
+          <w:smallCaps w:val="0"/>
+          <w:noProof w:val="0"/>
+          <w:color w:val="000000" w:themeColor="text1" w:themeTint="FF" w:themeShade="FF"/>
+          <w:sz w:val="24"/>
+          <w:szCs w:val="24"/>
+          <w:lang w:val="lt-LT"/>
+        </w:rPr>
+        <w:t>ėms</w:t>
+      </w:r>
+      <w:r>
+        <w:rPr>
+          <w:rFonts w:ascii="Aptos" w:hAnsi="Aptos" w:eastAsia="Aptos" w:cs="Aptos"/>
+          <w:b w:val="0"/>
+          <w:bCs w:val="0"/>
+          <w:i w:val="0"/>
+          <w:iCs w:val="0"/>
+          <w:caps w:val="0"/>
+          <w:smallCaps w:val="0"/>
+          <w:noProof w:val="0"/>
+          <w:color w:val="000000" w:themeColor="text1" w:themeTint="FF" w:themeShade="FF"/>
+          <w:sz w:val="24"/>
+          <w:szCs w:val="24"/>
+          <w:lang w:val="lt-LT"/>
+        </w:rPr>
+        <w:t>) bei VU Senato nariams (-</w:t>
+      </w:r>
+      <w:r>
+        <w:rPr>
+          <w:rFonts w:ascii="Aptos" w:hAnsi="Aptos" w:eastAsia="Aptos" w:cs="Aptos"/>
+          <w:b w:val="0"/>
+          <w:bCs w:val="0"/>
+          <w:i w:val="0"/>
+          <w:iCs w:val="0"/>
+          <w:caps w:val="0"/>
+          <w:smallCaps w:val="0"/>
+          <w:noProof w:val="0"/>
+          <w:color w:val="000000" w:themeColor="text1" w:themeTint="FF" w:themeShade="FF"/>
+          <w:sz w:val="24"/>
+          <w:szCs w:val="24"/>
+          <w:lang w:val="lt-LT"/>
+        </w:rPr>
+        <w:t>ėms</w:t>
+      </w:r>
+      <w:r>
+        <w:rPr>
+          <w:rFonts w:ascii="Aptos" w:hAnsi="Aptos" w:eastAsia="Aptos" w:cs="Aptos"/>
+          <w:b w:val="0"/>
+          <w:bCs w:val="0"/>
+          <w:i w:val="0"/>
+          <w:iCs w:val="0"/>
+          <w:caps w:val="0"/>
+          <w:smallCaps w:val="0"/>
+          <w:noProof w:val="0"/>
+          <w:color w:val="000000" w:themeColor="text1" w:themeTint="FF" w:themeShade="FF"/>
+          <w:sz w:val="24"/>
+          <w:szCs w:val="24"/>
+          <w:lang w:val="lt-LT"/>
+        </w:rPr>
+        <w:t xml:space="preserve">). </w:t>
       </w:r>
     </w:p>
     <w:p>
@@ -2124,7 +2216,262 @@
           <w:szCs w:val="24"/>
           <w:lang w:val="lt-LT"/>
         </w:rPr>
-        <w:t>Bendradarbiaujant su VU Kompetencijų centru buvo pateiktas siūlymas inicijuoti mokymus, orientuotus į dėstytojų kompetencijų apie darbą su individualų pasirengimo lygį turinčiais studentais (-ėmis) kėlimą. Mokymai yra suplanuoti ir numatoma juos įgyvendinti balandžio arba gegužės mėn.</w:t>
+        <w:t xml:space="preserve">VU </w:t>
+      </w:r>
+      <w:r>
+        <w:rPr>
+          <w:rFonts w:ascii="Aptos" w:hAnsi="Aptos" w:eastAsia="Aptos" w:cs="Aptos"/>
+          <w:b w:val="0"/>
+          <w:bCs w:val="0"/>
+          <w:i w:val="0"/>
+          <w:iCs w:val="0"/>
+          <w:caps w:val="0"/>
+          <w:smallCaps w:val="0"/>
+          <w:noProof w:val="0"/>
+          <w:color w:val="000000" w:themeColor="text1" w:themeTint="FF" w:themeShade="FF"/>
+          <w:sz w:val="24"/>
+          <w:szCs w:val="24"/>
+          <w:lang w:val="lt-LT"/>
+        </w:rPr>
+        <w:t xml:space="preserve"> Edukacinių k</w:t>
+      </w:r>
+      <w:r>
+        <w:rPr>
+          <w:rFonts w:ascii="Aptos" w:hAnsi="Aptos" w:eastAsia="Aptos" w:cs="Aptos"/>
+          <w:b w:val="0"/>
+          <w:bCs w:val="0"/>
+          <w:i w:val="0"/>
+          <w:iCs w:val="0"/>
+          <w:caps w:val="0"/>
+          <w:smallCaps w:val="0"/>
+          <w:noProof w:val="0"/>
+          <w:color w:val="000000" w:themeColor="text1" w:themeTint="FF" w:themeShade="FF"/>
+          <w:sz w:val="24"/>
+          <w:szCs w:val="24"/>
+          <w:lang w:val="lt-LT"/>
+        </w:rPr>
+        <w:t>ompetencijų centr</w:t>
+      </w:r>
+      <w:r>
+        <w:rPr>
+          <w:rFonts w:ascii="Aptos" w:hAnsi="Aptos" w:eastAsia="Aptos" w:cs="Aptos"/>
+          <w:b w:val="0"/>
+          <w:bCs w:val="0"/>
+          <w:i w:val="0"/>
+          <w:iCs w:val="0"/>
+          <w:caps w:val="0"/>
+          <w:smallCaps w:val="0"/>
+          <w:noProof w:val="0"/>
+          <w:color w:val="000000" w:themeColor="text1" w:themeTint="FF" w:themeShade="FF"/>
+          <w:sz w:val="24"/>
+          <w:szCs w:val="24"/>
+          <w:lang w:val="lt-LT"/>
+        </w:rPr>
+        <w:t>ui</w:t>
+      </w:r>
+      <w:r>
+        <w:rPr>
+          <w:rFonts w:ascii="Aptos" w:hAnsi="Aptos" w:eastAsia="Aptos" w:cs="Aptos"/>
+          <w:b w:val="0"/>
+          <w:bCs w:val="0"/>
+          <w:i w:val="0"/>
+          <w:iCs w:val="0"/>
+          <w:caps w:val="0"/>
+          <w:smallCaps w:val="0"/>
+          <w:noProof w:val="0"/>
+          <w:color w:val="000000" w:themeColor="text1" w:themeTint="FF" w:themeShade="FF"/>
+          <w:sz w:val="24"/>
+          <w:szCs w:val="24"/>
+          <w:lang w:val="lt-LT"/>
+        </w:rPr>
+        <w:t xml:space="preserve"> buvo pateiktas siūlymas inicijuoti mokymus, orientuotus į dėstytojų kompetencijų apie darbą su individualų pasirengimo lygį turinčiais studentais (-</w:t>
+      </w:r>
+      <w:r>
+        <w:rPr>
+          <w:rFonts w:ascii="Aptos" w:hAnsi="Aptos" w:eastAsia="Aptos" w:cs="Aptos"/>
+          <w:b w:val="0"/>
+          <w:bCs w:val="0"/>
+          <w:i w:val="0"/>
+          <w:iCs w:val="0"/>
+          <w:caps w:val="0"/>
+          <w:smallCaps w:val="0"/>
+          <w:noProof w:val="0"/>
+          <w:color w:val="000000" w:themeColor="text1" w:themeTint="FF" w:themeShade="FF"/>
+          <w:sz w:val="24"/>
+          <w:szCs w:val="24"/>
+          <w:lang w:val="lt-LT"/>
+        </w:rPr>
+        <w:t>ėmis</w:t>
+      </w:r>
+      <w:r>
+        <w:rPr>
+          <w:rFonts w:ascii="Aptos" w:hAnsi="Aptos" w:eastAsia="Aptos" w:cs="Aptos"/>
+          <w:b w:val="0"/>
+          <w:bCs w:val="0"/>
+          <w:i w:val="0"/>
+          <w:iCs w:val="0"/>
+          <w:caps w:val="0"/>
+          <w:smallCaps w:val="0"/>
+          <w:noProof w:val="0"/>
+          <w:color w:val="000000" w:themeColor="text1" w:themeTint="FF" w:themeShade="FF"/>
+          <w:sz w:val="24"/>
+          <w:szCs w:val="24"/>
+          <w:lang w:val="lt-LT"/>
+        </w:rPr>
+        <w:t>) kėlimą.</w:t>
+      </w:r>
+      <w:r>
+        <w:rPr>
+          <w:rFonts w:ascii="Aptos" w:hAnsi="Aptos" w:eastAsia="Aptos" w:cs="Aptos"/>
+          <w:b w:val="0"/>
+          <w:bCs w:val="0"/>
+          <w:i w:val="0"/>
+          <w:iCs w:val="0"/>
+          <w:caps w:val="0"/>
+          <w:smallCaps w:val="0"/>
+          <w:noProof w:val="0"/>
+          <w:color w:val="000000" w:themeColor="text1" w:themeTint="FF" w:themeShade="FF"/>
+          <w:sz w:val="24"/>
+          <w:szCs w:val="24"/>
+          <w:lang w:val="lt-LT"/>
+        </w:rPr>
+        <w:t xml:space="preserve"> Šią temą VU Edukacinių kompetencijų centro atstovai (-ės) planuoja integruoti į visus aktualius mokymus dėstytojams (-</w:t>
+      </w:r>
+      <w:r>
+        <w:rPr>
+          <w:rFonts w:ascii="Aptos" w:hAnsi="Aptos" w:eastAsia="Aptos" w:cs="Aptos"/>
+          <w:b w:val="0"/>
+          <w:bCs w:val="0"/>
+          <w:i w:val="0"/>
+          <w:iCs w:val="0"/>
+          <w:caps w:val="0"/>
+          <w:smallCaps w:val="0"/>
+          <w:noProof w:val="0"/>
+          <w:color w:val="000000" w:themeColor="text1" w:themeTint="FF" w:themeShade="FF"/>
+          <w:sz w:val="24"/>
+          <w:szCs w:val="24"/>
+          <w:lang w:val="lt-LT"/>
+        </w:rPr>
+        <w:t>oms</w:t>
+      </w:r>
+      <w:r>
+        <w:rPr>
+          <w:rFonts w:ascii="Aptos" w:hAnsi="Aptos" w:eastAsia="Aptos" w:cs="Aptos"/>
+          <w:b w:val="0"/>
+          <w:bCs w:val="0"/>
+          <w:i w:val="0"/>
+          <w:iCs w:val="0"/>
+          <w:caps w:val="0"/>
+          <w:smallCaps w:val="0"/>
+          <w:noProof w:val="0"/>
+          <w:color w:val="000000" w:themeColor="text1" w:themeTint="FF" w:themeShade="FF"/>
+          <w:sz w:val="24"/>
+          <w:szCs w:val="24"/>
+          <w:lang w:val="lt-LT"/>
+        </w:rPr>
+        <w:t xml:space="preserve">). Jau </w:t>
+      </w:r>
+      <w:r>
+        <w:rPr>
+          <w:rFonts w:ascii="Aptos" w:hAnsi="Aptos" w:eastAsia="Aptos" w:cs="Aptos"/>
+          <w:b w:val="0"/>
+          <w:bCs w:val="0"/>
+          <w:i w:val="0"/>
+          <w:iCs w:val="0"/>
+          <w:caps w:val="0"/>
+          <w:smallCaps w:val="0"/>
+          <w:noProof w:val="0"/>
+          <w:color w:val="000000" w:themeColor="text1" w:themeTint="FF" w:themeShade="FF"/>
+          <w:sz w:val="24"/>
+          <w:szCs w:val="24"/>
+          <w:lang w:val="lt-LT"/>
+        </w:rPr>
+        <w:t>balandžio mėnesį vyko m</w:t>
+      </w:r>
+      <w:r>
+        <w:rPr>
+          <w:rFonts w:ascii="Aptos" w:hAnsi="Aptos" w:eastAsia="Aptos" w:cs="Aptos"/>
+          <w:b w:val="0"/>
+          <w:bCs w:val="0"/>
+          <w:i w:val="0"/>
+          <w:iCs w:val="0"/>
+          <w:caps w:val="0"/>
+          <w:smallCaps w:val="0"/>
+          <w:noProof w:val="0"/>
+          <w:color w:val="000000" w:themeColor="text1" w:themeTint="FF" w:themeShade="FF"/>
+          <w:sz w:val="24"/>
+          <w:szCs w:val="24"/>
+          <w:lang w:val="lt-LT"/>
+        </w:rPr>
+        <w:t>okymai</w:t>
+      </w:r>
+      <w:r>
+        <w:rPr>
+          <w:rFonts w:ascii="Aptos" w:hAnsi="Aptos" w:eastAsia="Aptos" w:cs="Aptos"/>
+          <w:b w:val="0"/>
+          <w:bCs w:val="0"/>
+          <w:i w:val="0"/>
+          <w:iCs w:val="0"/>
+          <w:caps w:val="0"/>
+          <w:smallCaps w:val="0"/>
+          <w:noProof w:val="0"/>
+          <w:color w:val="000000" w:themeColor="text1" w:themeTint="FF" w:themeShade="FF"/>
+          <w:sz w:val="24"/>
+          <w:szCs w:val="24"/>
+          <w:lang w:val="lt-LT"/>
+        </w:rPr>
+        <w:t xml:space="preserve"> dėstytojams (-</w:t>
+      </w:r>
+      <w:r>
+        <w:rPr>
+          <w:rFonts w:ascii="Aptos" w:hAnsi="Aptos" w:eastAsia="Aptos" w:cs="Aptos"/>
+          <w:b w:val="0"/>
+          <w:bCs w:val="0"/>
+          <w:i w:val="0"/>
+          <w:iCs w:val="0"/>
+          <w:caps w:val="0"/>
+          <w:smallCaps w:val="0"/>
+          <w:noProof w:val="0"/>
+          <w:color w:val="000000" w:themeColor="text1" w:themeTint="FF" w:themeShade="FF"/>
+          <w:sz w:val="24"/>
+          <w:szCs w:val="24"/>
+          <w:lang w:val="lt-LT"/>
+        </w:rPr>
+        <w:t>oms</w:t>
+      </w:r>
+      <w:r>
+        <w:rPr>
+          <w:rFonts w:ascii="Aptos" w:hAnsi="Aptos" w:eastAsia="Aptos" w:cs="Aptos"/>
+          <w:b w:val="0"/>
+          <w:bCs w:val="0"/>
+          <w:i w:val="0"/>
+          <w:iCs w:val="0"/>
+          <w:caps w:val="0"/>
+          <w:smallCaps w:val="0"/>
+          <w:noProof w:val="0"/>
+          <w:color w:val="000000" w:themeColor="text1" w:themeTint="FF" w:themeShade="FF"/>
+          <w:sz w:val="24"/>
+          <w:szCs w:val="24"/>
+          <w:lang w:val="lt-LT"/>
+        </w:rPr>
+        <w:t>)</w:t>
+      </w:r>
+      <w:r>
+        <w:rPr>
+          <w:rFonts w:ascii="Aptos" w:hAnsi="Aptos" w:eastAsia="Aptos" w:cs="Aptos"/>
+          <w:b w:val="0"/>
+          <w:bCs w:val="0"/>
+          <w:i w:val="0"/>
+          <w:iCs w:val="0"/>
+          <w:caps w:val="0"/>
+          <w:smallCaps w:val="0"/>
+          <w:noProof w:val="0"/>
+          <w:color w:val="000000" w:themeColor="text1" w:themeTint="FF" w:themeShade="FF"/>
+          <w:sz w:val="24"/>
+          <w:szCs w:val="24"/>
+          <w:lang w:val="lt-LT"/>
+        </w:rPr>
+        <w:t xml:space="preserve">, kurių metu buvo paliesta ši tematika. </w:t>
       </w:r>
     </w:p>
     <w:p>
@@ -2329,7 +2676,6 @@
         </w:rPr>
         <w:t xml:space="preserve">) </w:t>
       </w:r>
-      <w:commentRangeStart w:id="576273653"/>
       <w:r>
         <w:rPr>
           <w:rFonts w:ascii="Aptos Display" w:hAnsi="Aptos Display" w:eastAsia="Aptos Display" w:cs="Aptos Display"/>
@@ -2398,13 +2744,6 @@
         </w:rPr>
         <w:t>)</w:t>
       </w:r>
-      <w:commentRangeEnd w:id="576273653"/>
-      <w:r>
-        <w:rPr>
-          <w:rStyle w:val="CommentReference"/>
-        </w:rPr>
-        <w:commentReference w:id="576273653"/>
-      </w:r>
       <w:r>
         <w:rPr>
           <w:rFonts w:ascii="Aptos Display" w:hAnsi="Aptos Display" w:eastAsia="Aptos Display" w:cs="Aptos Display"/>
@@ -3320,7 +3659,41 @@
           <w:szCs w:val="24"/>
           <w:lang w:val="lt-LT"/>
         </w:rPr>
-        <w:t>įgyvendinamas</w:t>
+        <w:t>įgyvendin</w:t>
+      </w:r>
+      <w:r>
+        <w:rPr>
+          <w:rFonts w:ascii="Aptos" w:hAnsi="Aptos" w:eastAsia="Aptos" w:cs="Aptos"/>
+          <w:b w:val="0"/>
+          <w:bCs w:val="0"/>
+          <w:i w:val="0"/>
+          <w:iCs w:val="0"/>
+          <w:caps w:val="0"/>
+          <w:smallCaps w:val="0"/>
+          <w:noProof w:val="0"/>
+          <w:color w:val="000000" w:themeColor="text1" w:themeTint="FF" w:themeShade="FF"/>
+          <w:sz w:val="24"/>
+          <w:szCs w:val="24"/>
+          <w:lang w:val="lt-LT"/>
+        </w:rPr>
+        <w:t>t</w:t>
+      </w:r>
+      <w:r>
+        <w:rPr>
+          <w:rFonts w:ascii="Aptos" w:hAnsi="Aptos" w:eastAsia="Aptos" w:cs="Aptos"/>
+          <w:b w:val="0"/>
+          <w:bCs w:val="0"/>
+          <w:i w:val="0"/>
+          <w:iCs w:val="0"/>
+          <w:caps w:val="0"/>
+          <w:smallCaps w:val="0"/>
+          <w:noProof w:val="0"/>
+          <w:color w:val="000000" w:themeColor="text1" w:themeTint="FF" w:themeShade="FF"/>
+          <w:sz w:val="24"/>
+          <w:szCs w:val="24"/>
+          <w:lang w:val="lt-LT"/>
+        </w:rPr>
+        <w:t>as</w:t>
       </w:r>
     </w:p>
     <w:p>
@@ -5348,7 +5721,75 @@
           <w:szCs w:val="24"/>
           <w:lang w:val="lt-LT"/>
         </w:rPr>
-        <w:t xml:space="preserve">Taip pat parengtas studentų (-čių) atstov(i)ų naudų paketas, kuris bus viešinamas </w:t>
+        <w:t>Taip pat parengtas studentų (-</w:t>
+      </w:r>
+      <w:r>
+        <w:rPr>
+          <w:rFonts w:ascii="Aptos" w:hAnsi="Aptos" w:eastAsia="Aptos" w:cs="Aptos"/>
+          <w:b w:val="0"/>
+          <w:bCs w:val="0"/>
+          <w:i w:val="0"/>
+          <w:iCs w:val="0"/>
+          <w:caps w:val="0"/>
+          <w:smallCaps w:val="0"/>
+          <w:noProof w:val="0"/>
+          <w:color w:val="000000" w:themeColor="text1" w:themeTint="FF" w:themeShade="FF"/>
+          <w:sz w:val="24"/>
+          <w:szCs w:val="24"/>
+          <w:lang w:val="lt-LT"/>
+        </w:rPr>
+        <w:t>čių</w:t>
+      </w:r>
+      <w:r>
+        <w:rPr>
+          <w:rFonts w:ascii="Aptos" w:hAnsi="Aptos" w:eastAsia="Aptos" w:cs="Aptos"/>
+          <w:b w:val="0"/>
+          <w:bCs w:val="0"/>
+          <w:i w:val="0"/>
+          <w:iCs w:val="0"/>
+          <w:caps w:val="0"/>
+          <w:smallCaps w:val="0"/>
+          <w:noProof w:val="0"/>
+          <w:color w:val="000000" w:themeColor="text1" w:themeTint="FF" w:themeShade="FF"/>
+          <w:sz w:val="24"/>
+          <w:szCs w:val="24"/>
+          <w:lang w:val="lt-LT"/>
+        </w:rPr>
+        <w:t>) atstovų</w:t>
+      </w:r>
+      <w:r>
+        <w:rPr>
+          <w:rFonts w:ascii="Aptos" w:hAnsi="Aptos" w:eastAsia="Aptos" w:cs="Aptos"/>
+          <w:b w:val="0"/>
+          <w:bCs w:val="0"/>
+          <w:i w:val="0"/>
+          <w:iCs w:val="0"/>
+          <w:caps w:val="0"/>
+          <w:smallCaps w:val="0"/>
+          <w:noProof w:val="0"/>
+          <w:color w:val="000000" w:themeColor="text1" w:themeTint="FF" w:themeShade="FF"/>
+          <w:sz w:val="24"/>
+          <w:szCs w:val="24"/>
+          <w:lang w:val="lt-LT"/>
+        </w:rPr>
+        <w:t xml:space="preserve"> (-ių)</w:t>
+      </w:r>
+      <w:r>
+        <w:rPr>
+          <w:rFonts w:ascii="Aptos" w:hAnsi="Aptos" w:eastAsia="Aptos" w:cs="Aptos"/>
+          <w:b w:val="0"/>
+          <w:bCs w:val="0"/>
+          <w:i w:val="0"/>
+          <w:iCs w:val="0"/>
+          <w:caps w:val="0"/>
+          <w:smallCaps w:val="0"/>
+          <w:noProof w:val="0"/>
+          <w:color w:val="000000" w:themeColor="text1" w:themeTint="FF" w:themeShade="FF"/>
+          <w:sz w:val="24"/>
+          <w:szCs w:val="24"/>
+          <w:lang w:val="lt-LT"/>
+        </w:rPr>
+        <w:t xml:space="preserve"> naudų paketas, kuris bus viešinamas </w:t>
       </w:r>
       <w:r>
         <w:rPr>
@@ -6625,7 +7066,143 @@
           <w:szCs w:val="24"/>
           <w:lang w:val="lt-LT"/>
         </w:rPr>
-        <w:t>iki 2026 m. liepos 1 d. 40% integracijos tyrimą užpildžiusių respondentų (-čių) teigia žinantys (-čios), kur gali gauti informaciją bei įgyti komptencijas atsparumo tematika VU.</w:t>
+        <w:t>iki 2026 m. liepos 1 d. 40% integracijos tyrimą užpildžiusių respondentų (-</w:t>
+      </w:r>
+      <w:r>
+        <w:rPr>
+          <w:rFonts w:ascii="Aptos Display" w:hAnsi="Aptos Display" w:eastAsia="Aptos Display" w:cs="Aptos Display"/>
+          <w:b w:val="0"/>
+          <w:bCs w:val="0"/>
+          <w:i w:val="0"/>
+          <w:iCs w:val="0"/>
+          <w:caps w:val="0"/>
+          <w:smallCaps w:val="0"/>
+          <w:noProof w:val="0"/>
+          <w:color w:val="000000" w:themeColor="text1" w:themeTint="FF" w:themeShade="FF"/>
+          <w:sz w:val="24"/>
+          <w:szCs w:val="24"/>
+          <w:lang w:val="lt-LT"/>
+        </w:rPr>
+        <w:t>čių</w:t>
+      </w:r>
+      <w:r>
+        <w:rPr>
+          <w:rFonts w:ascii="Aptos Display" w:hAnsi="Aptos Display" w:eastAsia="Aptos Display" w:cs="Aptos Display"/>
+          <w:b w:val="0"/>
+          <w:bCs w:val="0"/>
+          <w:i w:val="0"/>
+          <w:iCs w:val="0"/>
+          <w:caps w:val="0"/>
+          <w:smallCaps w:val="0"/>
+          <w:noProof w:val="0"/>
+          <w:color w:val="000000" w:themeColor="text1" w:themeTint="FF" w:themeShade="FF"/>
+          <w:sz w:val="24"/>
+          <w:szCs w:val="24"/>
+          <w:lang w:val="lt-LT"/>
+        </w:rPr>
+        <w:t>) teigia žinantys (-</w:t>
+      </w:r>
+      <w:r>
+        <w:rPr>
+          <w:rFonts w:ascii="Aptos Display" w:hAnsi="Aptos Display" w:eastAsia="Aptos Display" w:cs="Aptos Display"/>
+          <w:b w:val="0"/>
+          <w:bCs w:val="0"/>
+          <w:i w:val="0"/>
+          <w:iCs w:val="0"/>
+          <w:caps w:val="0"/>
+          <w:smallCaps w:val="0"/>
+          <w:noProof w:val="0"/>
+          <w:color w:val="000000" w:themeColor="text1" w:themeTint="FF" w:themeShade="FF"/>
+          <w:sz w:val="24"/>
+          <w:szCs w:val="24"/>
+          <w:lang w:val="lt-LT"/>
+        </w:rPr>
+        <w:t>čios</w:t>
+      </w:r>
+      <w:r>
+        <w:rPr>
+          <w:rFonts w:ascii="Aptos Display" w:hAnsi="Aptos Display" w:eastAsia="Aptos Display" w:cs="Aptos Display"/>
+          <w:b w:val="0"/>
+          <w:bCs w:val="0"/>
+          <w:i w:val="0"/>
+          <w:iCs w:val="0"/>
+          <w:caps w:val="0"/>
+          <w:smallCaps w:val="0"/>
+          <w:noProof w:val="0"/>
+          <w:color w:val="000000" w:themeColor="text1" w:themeTint="FF" w:themeShade="FF"/>
+          <w:sz w:val="24"/>
+          <w:szCs w:val="24"/>
+          <w:lang w:val="lt-LT"/>
+        </w:rPr>
+        <w:t xml:space="preserve">), kur gali gauti informaciją bei įgyti </w:t>
+      </w:r>
+      <w:r>
+        <w:rPr>
+          <w:rFonts w:ascii="Aptos Display" w:hAnsi="Aptos Display" w:eastAsia="Aptos Display" w:cs="Aptos Display"/>
+          <w:b w:val="0"/>
+          <w:bCs w:val="0"/>
+          <w:i w:val="0"/>
+          <w:iCs w:val="0"/>
+          <w:caps w:val="0"/>
+          <w:smallCaps w:val="0"/>
+          <w:noProof w:val="0"/>
+          <w:color w:val="000000" w:themeColor="text1" w:themeTint="FF" w:themeShade="FF"/>
+          <w:sz w:val="24"/>
+          <w:szCs w:val="24"/>
+          <w:lang w:val="lt-LT"/>
+        </w:rPr>
+        <w:t>komp</w:t>
+      </w:r>
+      <w:r>
+        <w:rPr>
+          <w:rFonts w:ascii="Aptos Display" w:hAnsi="Aptos Display" w:eastAsia="Aptos Display" w:cs="Aptos Display"/>
+          <w:b w:val="0"/>
+          <w:bCs w:val="0"/>
+          <w:i w:val="0"/>
+          <w:iCs w:val="0"/>
+          <w:caps w:val="0"/>
+          <w:smallCaps w:val="0"/>
+          <w:noProof w:val="0"/>
+          <w:color w:val="000000" w:themeColor="text1" w:themeTint="FF" w:themeShade="FF"/>
+          <w:sz w:val="24"/>
+          <w:szCs w:val="24"/>
+          <w:lang w:val="lt-LT"/>
+        </w:rPr>
+        <w:t>e</w:t>
+      </w:r>
+      <w:r>
+        <w:rPr>
+          <w:rFonts w:ascii="Aptos Display" w:hAnsi="Aptos Display" w:eastAsia="Aptos Display" w:cs="Aptos Display"/>
+          <w:b w:val="0"/>
+          <w:bCs w:val="0"/>
+          <w:i w:val="0"/>
+          <w:iCs w:val="0"/>
+          <w:caps w:val="0"/>
+          <w:smallCaps w:val="0"/>
+          <w:noProof w:val="0"/>
+          <w:color w:val="000000" w:themeColor="text1" w:themeTint="FF" w:themeShade="FF"/>
+          <w:sz w:val="24"/>
+          <w:szCs w:val="24"/>
+          <w:lang w:val="lt-LT"/>
+        </w:rPr>
+        <w:t>tencijas</w:t>
+      </w:r>
+      <w:r>
+        <w:rPr>
+          <w:rFonts w:ascii="Aptos Display" w:hAnsi="Aptos Display" w:eastAsia="Aptos Display" w:cs="Aptos Display"/>
+          <w:b w:val="0"/>
+          <w:bCs w:val="0"/>
+          <w:i w:val="0"/>
+          <w:iCs w:val="0"/>
+          <w:caps w:val="0"/>
+          <w:smallCaps w:val="0"/>
+          <w:noProof w:val="0"/>
+          <w:color w:val="000000" w:themeColor="text1" w:themeTint="FF" w:themeShade="FF"/>
+          <w:sz w:val="24"/>
+          <w:szCs w:val="24"/>
+          <w:lang w:val="lt-LT"/>
+        </w:rPr>
+        <w:t xml:space="preserve"> atsparumo tematika VU.</w:t>
       </w:r>
     </w:p>
     <w:p>
@@ -6856,7 +7433,24 @@
           <w:szCs w:val="24"/>
           <w:lang w:val="lt-LT"/>
         </w:rPr>
-        <w:t>įgyvendinamas</w:t>
+        <w:t>įgyvendin</w:t>
+      </w:r>
+      <w:r>
+        <w:rPr>
+          <w:rFonts w:ascii="Aptos" w:hAnsi="Aptos" w:eastAsia="Aptos" w:cs="Aptos"/>
+          <w:b w:val="0"/>
+          <w:bCs w:val="0"/>
+          <w:i w:val="0"/>
+          <w:iCs w:val="0"/>
+          <w:caps w:val="0"/>
+          <w:smallCaps w:val="0"/>
+          <w:noProof w:val="0"/>
+          <w:color w:val="000000" w:themeColor="text1" w:themeTint="FF" w:themeShade="FF"/>
+          <w:sz w:val="24"/>
+          <w:szCs w:val="24"/>
+          <w:lang w:val="lt-LT"/>
+        </w:rPr>
+        <w:t>tas</w:t>
       </w:r>
     </w:p>
     <w:p>
@@ -7619,7 +8213,41 @@
           <w:szCs w:val="24"/>
           <w:lang w:val="lt-LT"/>
         </w:rPr>
-        <w:t>Kartu su VU Bendruomenės gerovės skyriumi, balandžio mėn.,  buvo organizuoti 8 mokymai skirtingomis temomis apie psichologinį atsparumą. Sutarta panašią mokymų programą tęsti ir kitais metais.</w:t>
+        <w:t>Kartu su VU Bendruomenės gerovės skyriumi balandžio mėn. buvo organizuoti</w:t>
+      </w:r>
+      <w:r>
+        <w:rPr>
+          <w:rFonts w:ascii="Aptos" w:hAnsi="Aptos" w:eastAsia="Aptos" w:cs="Aptos"/>
+          <w:b w:val="0"/>
+          <w:bCs w:val="0"/>
+          <w:i w:val="0"/>
+          <w:iCs w:val="0"/>
+          <w:caps w:val="0"/>
+          <w:smallCaps w:val="0"/>
+          <w:noProof w:val="0"/>
+          <w:color w:val="000000" w:themeColor="text1" w:themeTint="FF" w:themeShade="FF"/>
+          <w:sz w:val="24"/>
+          <w:szCs w:val="24"/>
+          <w:lang w:val="lt-LT"/>
+        </w:rPr>
+        <w:t xml:space="preserve"> </w:t>
+      </w:r>
+      <w:r>
+        <w:rPr>
+          <w:rFonts w:ascii="Aptos" w:hAnsi="Aptos" w:eastAsia="Aptos" w:cs="Aptos"/>
+          <w:b w:val="0"/>
+          <w:bCs w:val="0"/>
+          <w:i w:val="0"/>
+          <w:iCs w:val="0"/>
+          <w:caps w:val="0"/>
+          <w:smallCaps w:val="0"/>
+          <w:noProof w:val="0"/>
+          <w:color w:val="000000" w:themeColor="text1" w:themeTint="FF" w:themeShade="FF"/>
+          <w:sz w:val="24"/>
+          <w:szCs w:val="24"/>
+          <w:lang w:val="lt-LT"/>
+        </w:rPr>
+        <w:t>mokymai skirtingomis temomis apie psichologinį atsparumą. Sutarta panašią mokymų programą tęsti ir kitais metais.</w:t>
       </w:r>
     </w:p>
     <w:p>
@@ -7661,83 +8289,126 @@
           <w:szCs w:val="24"/>
           <w:lang w:val="lt-LT"/>
         </w:rPr>
-        <w:t>Bendradarbiaujant su VU administracija parengtas atviros prieigos VMA modulis skirtas pagrindin</w:t>
-      </w:r>
-      <w:r>
-        <w:rPr>
-          <w:rFonts w:ascii="Aptos" w:hAnsi="Aptos" w:eastAsia="Aptos" w:cs="Aptos"/>
-          <w:b w:val="0"/>
-          <w:bCs w:val="0"/>
-          <w:i w:val="0"/>
-          <w:iCs w:val="0"/>
-          <w:caps w:val="0"/>
-          <w:smallCaps w:val="0"/>
-          <w:noProof w:val="0"/>
-          <w:color w:val="000000" w:themeColor="text1" w:themeTint="FF" w:themeShade="FF"/>
-          <w:sz w:val="24"/>
-          <w:szCs w:val="24"/>
-          <w:lang w:val="lt-LT"/>
-        </w:rPr>
-        <w:t>ių</w:t>
-      </w:r>
-      <w:r>
-        <w:rPr>
-          <w:rFonts w:ascii="Aptos" w:hAnsi="Aptos" w:eastAsia="Aptos" w:cs="Aptos"/>
-          <w:b w:val="0"/>
-          <w:bCs w:val="0"/>
-          <w:i w:val="0"/>
-          <w:iCs w:val="0"/>
-          <w:caps w:val="0"/>
-          <w:smallCaps w:val="0"/>
-          <w:noProof w:val="0"/>
-          <w:color w:val="000000" w:themeColor="text1" w:themeTint="FF" w:themeShade="FF"/>
-          <w:sz w:val="24"/>
-          <w:szCs w:val="24"/>
-          <w:lang w:val="lt-LT"/>
-        </w:rPr>
-        <w:t xml:space="preserve"> pilietinio pasipriešinimo ir atsparumo kompetencijų ugdymui. Šį modulį galima rasti </w:t>
-      </w:r>
-      <w:commentRangeStart w:id="1764005953"/>
-      <w:r>
-        <w:rPr>
-          <w:rFonts w:ascii="Aptos" w:hAnsi="Aptos" w:eastAsia="Aptos" w:cs="Aptos"/>
-          <w:b w:val="0"/>
-          <w:bCs w:val="0"/>
-          <w:i w:val="0"/>
-          <w:iCs w:val="0"/>
-          <w:caps w:val="0"/>
-          <w:smallCaps w:val="0"/>
-          <w:noProof w:val="0"/>
-          <w:color w:val="000000" w:themeColor="text1" w:themeTint="FF" w:themeShade="FF"/>
-          <w:sz w:val="24"/>
-          <w:szCs w:val="24"/>
-          <w:lang w:val="lt-LT"/>
-        </w:rPr>
-        <w:t>čia</w:t>
-      </w:r>
-      <w:commentRangeEnd w:id="1764005953"/>
-      <w:r>
-        <w:rPr>
-          <w:rStyle w:val="CommentReference"/>
-        </w:rPr>
-        <w:commentReference w:id="1764005953"/>
-      </w:r>
-      <w:r>
-        <w:rPr>
-          <w:rFonts w:ascii="Aptos" w:hAnsi="Aptos" w:eastAsia="Aptos" w:cs="Aptos"/>
-          <w:b w:val="0"/>
-          <w:bCs w:val="0"/>
-          <w:i w:val="0"/>
-          <w:iCs w:val="0"/>
-          <w:caps w:val="0"/>
-          <w:smallCaps w:val="0"/>
-          <w:noProof w:val="0"/>
-          <w:color w:val="000000" w:themeColor="text1" w:themeTint="FF" w:themeShade="FF"/>
-          <w:sz w:val="24"/>
-          <w:szCs w:val="24"/>
-          <w:lang w:val="lt-LT"/>
-        </w:rPr>
-        <w:t>. Šis modulis buvo rengiamas konsultuojantis su išorės ekspertais ir VU dėstytojais.</w:t>
+        <w:t>Remiantis tyrimo duomenimis VU SA pateikė pasiūlymą sukurti tarpdisciplininio pilietinio pasipriešinimo atsparumo modulį bei rekomendacijas šio modulio turiniui</w:t>
+      </w:r>
+      <w:r>
+        <w:rPr>
+          <w:rFonts w:ascii="Aptos" w:hAnsi="Aptos" w:eastAsia="Aptos" w:cs="Aptos"/>
+          <w:b w:val="0"/>
+          <w:bCs w:val="0"/>
+          <w:i w:val="0"/>
+          <w:iCs w:val="0"/>
+          <w:caps w:val="0"/>
+          <w:smallCaps w:val="0"/>
+          <w:noProof w:val="0"/>
+          <w:color w:val="000000" w:themeColor="text1" w:themeTint="FF" w:themeShade="FF"/>
+          <w:sz w:val="24"/>
+          <w:szCs w:val="24"/>
+          <w:lang w:val="lt-LT"/>
+        </w:rPr>
+        <w:t xml:space="preserve"> ir</w:t>
+      </w:r>
+      <w:r>
+        <w:rPr>
+          <w:rFonts w:ascii="Aptos" w:hAnsi="Aptos" w:eastAsia="Aptos" w:cs="Aptos"/>
+          <w:b w:val="0"/>
+          <w:bCs w:val="0"/>
+          <w:i w:val="0"/>
+          <w:iCs w:val="0"/>
+          <w:caps w:val="0"/>
+          <w:smallCaps w:val="0"/>
+          <w:noProof w:val="0"/>
+          <w:color w:val="000000" w:themeColor="text1" w:themeTint="FF" w:themeShade="FF"/>
+          <w:sz w:val="24"/>
+          <w:szCs w:val="24"/>
+          <w:lang w:val="lt-LT"/>
+        </w:rPr>
+        <w:t xml:space="preserve"> </w:t>
+      </w:r>
+      <w:r>
+        <w:rPr>
+          <w:rFonts w:ascii="Aptos" w:hAnsi="Aptos" w:eastAsia="Aptos" w:cs="Aptos"/>
+          <w:b w:val="0"/>
+          <w:bCs w:val="0"/>
+          <w:i w:val="0"/>
+          <w:iCs w:val="0"/>
+          <w:caps w:val="0"/>
+          <w:smallCaps w:val="0"/>
+          <w:noProof w:val="0"/>
+          <w:color w:val="000000" w:themeColor="text1" w:themeTint="FF" w:themeShade="FF"/>
+          <w:sz w:val="24"/>
+          <w:szCs w:val="24"/>
+          <w:lang w:val="lt-LT"/>
+        </w:rPr>
+        <w:t>temoms, kuri</w:t>
+      </w:r>
+      <w:r>
+        <w:rPr>
+          <w:rFonts w:ascii="Aptos" w:hAnsi="Aptos" w:eastAsia="Aptos" w:cs="Aptos"/>
+          <w:b w:val="0"/>
+          <w:bCs w:val="0"/>
+          <w:i w:val="0"/>
+          <w:iCs w:val="0"/>
+          <w:caps w:val="0"/>
+          <w:smallCaps w:val="0"/>
+          <w:noProof w:val="0"/>
+          <w:color w:val="000000" w:themeColor="text1" w:themeTint="FF" w:themeShade="FF"/>
+          <w:sz w:val="24"/>
+          <w:szCs w:val="24"/>
+          <w:lang w:val="lt-LT"/>
+        </w:rPr>
+        <w:t>s</w:t>
+      </w:r>
+      <w:r>
+        <w:rPr>
+          <w:rFonts w:ascii="Aptos" w:hAnsi="Aptos" w:eastAsia="Aptos" w:cs="Aptos"/>
+          <w:b w:val="0"/>
+          <w:bCs w:val="0"/>
+          <w:i w:val="0"/>
+          <w:iCs w:val="0"/>
+          <w:caps w:val="0"/>
+          <w:smallCaps w:val="0"/>
+          <w:noProof w:val="0"/>
+          <w:color w:val="000000" w:themeColor="text1" w:themeTint="FF" w:themeShade="FF"/>
+          <w:sz w:val="24"/>
+          <w:szCs w:val="24"/>
+          <w:lang w:val="lt-LT"/>
+        </w:rPr>
+        <w:t xml:space="preserve"> turėtų būti paruoštas per 2026–2027 mokslo metus. Šis modulis orientuotųsi į </w:t>
+      </w:r>
+      <w:r>
+        <w:rPr>
+          <w:rFonts w:ascii="Aptos" w:hAnsi="Aptos" w:eastAsia="Aptos" w:cs="Aptos"/>
+          <w:b w:val="0"/>
+          <w:bCs w:val="0"/>
+          <w:i w:val="0"/>
+          <w:iCs w:val="0"/>
+          <w:caps w:val="0"/>
+          <w:smallCaps w:val="0"/>
+          <w:noProof w:val="0"/>
+          <w:color w:val="000000" w:themeColor="text1" w:themeTint="FF" w:themeShade="FF"/>
+          <w:sz w:val="24"/>
+          <w:szCs w:val="24"/>
+          <w:lang w:val="lt-LT"/>
+        </w:rPr>
+        <w:t>į</w:t>
+      </w:r>
+      <w:r>
+        <w:rPr>
+          <w:rFonts w:ascii="Aptos" w:hAnsi="Aptos" w:eastAsia="Aptos" w:cs="Aptos"/>
+          <w:b w:val="0"/>
+          <w:bCs w:val="0"/>
+          <w:i w:val="0"/>
+          <w:iCs w:val="0"/>
+          <w:caps w:val="0"/>
+          <w:smallCaps w:val="0"/>
+          <w:noProof w:val="0"/>
+          <w:color w:val="000000" w:themeColor="text1" w:themeTint="FF" w:themeShade="FF"/>
+          <w:sz w:val="24"/>
+          <w:szCs w:val="24"/>
+          <w:lang w:val="lt-LT"/>
+        </w:rPr>
+        <w:t xml:space="preserve"> visuomenės atsparumo ir dezinformacijos klausimų nagrinėjimą. </w:t>
       </w:r>
     </w:p>
     <w:p>
@@ -7779,167 +8450,6 @@
           <w:szCs w:val="24"/>
           <w:lang w:val="lt-LT"/>
         </w:rPr>
-        <w:t>Remiantis tyrimo duomenimis VU SA pateikė pasiūlymą sukurti tarpdisciplininio pilietinio pasipriešinimo atsparumo modulį bei rekomendacijas šio modulio turiniui</w:t>
-      </w:r>
-      <w:r>
-        <w:rPr>
-          <w:rFonts w:ascii="Aptos" w:hAnsi="Aptos" w:eastAsia="Aptos" w:cs="Aptos"/>
-          <w:b w:val="0"/>
-          <w:bCs w:val="0"/>
-          <w:i w:val="0"/>
-          <w:iCs w:val="0"/>
-          <w:caps w:val="0"/>
-          <w:smallCaps w:val="0"/>
-          <w:noProof w:val="0"/>
-          <w:color w:val="000000" w:themeColor="text1" w:themeTint="FF" w:themeShade="FF"/>
-          <w:sz w:val="24"/>
-          <w:szCs w:val="24"/>
-          <w:lang w:val="lt-LT"/>
-        </w:rPr>
-        <w:t xml:space="preserve"> ir</w:t>
-      </w:r>
-      <w:r>
-        <w:rPr>
-          <w:rFonts w:ascii="Aptos" w:hAnsi="Aptos" w:eastAsia="Aptos" w:cs="Aptos"/>
-          <w:b w:val="0"/>
-          <w:bCs w:val="0"/>
-          <w:i w:val="0"/>
-          <w:iCs w:val="0"/>
-          <w:caps w:val="0"/>
-          <w:smallCaps w:val="0"/>
-          <w:noProof w:val="0"/>
-          <w:color w:val="000000" w:themeColor="text1" w:themeTint="FF" w:themeShade="FF"/>
-          <w:sz w:val="24"/>
-          <w:szCs w:val="24"/>
-          <w:lang w:val="lt-LT"/>
-        </w:rPr>
-        <w:t xml:space="preserve"> </w:t>
-      </w:r>
-      <w:r>
-        <w:rPr>
-          <w:rFonts w:ascii="Aptos" w:hAnsi="Aptos" w:eastAsia="Aptos" w:cs="Aptos"/>
-          <w:b w:val="0"/>
-          <w:bCs w:val="0"/>
-          <w:i w:val="0"/>
-          <w:iCs w:val="0"/>
-          <w:caps w:val="0"/>
-          <w:smallCaps w:val="0"/>
-          <w:noProof w:val="0"/>
-          <w:color w:val="000000" w:themeColor="text1" w:themeTint="FF" w:themeShade="FF"/>
-          <w:sz w:val="24"/>
-          <w:szCs w:val="24"/>
-          <w:lang w:val="lt-LT"/>
-        </w:rPr>
-        <w:t>temoms, kuri</w:t>
-      </w:r>
-      <w:r>
-        <w:rPr>
-          <w:rFonts w:ascii="Aptos" w:hAnsi="Aptos" w:eastAsia="Aptos" w:cs="Aptos"/>
-          <w:b w:val="0"/>
-          <w:bCs w:val="0"/>
-          <w:i w:val="0"/>
-          <w:iCs w:val="0"/>
-          <w:caps w:val="0"/>
-          <w:smallCaps w:val="0"/>
-          <w:noProof w:val="0"/>
-          <w:color w:val="000000" w:themeColor="text1" w:themeTint="FF" w:themeShade="FF"/>
-          <w:sz w:val="24"/>
-          <w:szCs w:val="24"/>
-          <w:lang w:val="lt-LT"/>
-        </w:rPr>
-        <w:t>s</w:t>
-      </w:r>
-      <w:r>
-        <w:rPr>
-          <w:rFonts w:ascii="Aptos" w:hAnsi="Aptos" w:eastAsia="Aptos" w:cs="Aptos"/>
-          <w:b w:val="0"/>
-          <w:bCs w:val="0"/>
-          <w:i w:val="0"/>
-          <w:iCs w:val="0"/>
-          <w:caps w:val="0"/>
-          <w:smallCaps w:val="0"/>
-          <w:noProof w:val="0"/>
-          <w:color w:val="000000" w:themeColor="text1" w:themeTint="FF" w:themeShade="FF"/>
-          <w:sz w:val="24"/>
-          <w:szCs w:val="24"/>
-          <w:lang w:val="lt-LT"/>
-        </w:rPr>
-        <w:t xml:space="preserve"> turėtų būti paruoštas per 2026–2027 mokslo metus. Šis modulis orientuotųsi į </w:t>
-      </w:r>
-      <w:r>
-        <w:rPr>
-          <w:rFonts w:ascii="Aptos" w:hAnsi="Aptos" w:eastAsia="Aptos" w:cs="Aptos"/>
-          <w:b w:val="0"/>
-          <w:bCs w:val="0"/>
-          <w:i w:val="0"/>
-          <w:iCs w:val="0"/>
-          <w:caps w:val="0"/>
-          <w:smallCaps w:val="0"/>
-          <w:noProof w:val="0"/>
-          <w:color w:val="000000" w:themeColor="text1" w:themeTint="FF" w:themeShade="FF"/>
-          <w:sz w:val="24"/>
-          <w:szCs w:val="24"/>
-          <w:lang w:val="lt-LT"/>
-        </w:rPr>
-        <w:t>į</w:t>
-      </w:r>
-      <w:r>
-        <w:rPr>
-          <w:rFonts w:ascii="Aptos" w:hAnsi="Aptos" w:eastAsia="Aptos" w:cs="Aptos"/>
-          <w:b w:val="0"/>
-          <w:bCs w:val="0"/>
-          <w:i w:val="0"/>
-          <w:iCs w:val="0"/>
-          <w:caps w:val="0"/>
-          <w:smallCaps w:val="0"/>
-          <w:noProof w:val="0"/>
-          <w:color w:val="000000" w:themeColor="text1" w:themeTint="FF" w:themeShade="FF"/>
-          <w:sz w:val="24"/>
-          <w:szCs w:val="24"/>
-          <w:lang w:val="lt-LT"/>
-        </w:rPr>
-        <w:t xml:space="preserve"> visuomenės atsparumo ir dezinformacijos klausimų nagrinėjimą. </w:t>
-      </w:r>
-    </w:p>
-    <w:p>
-      <w:pPr>
-        <w:pStyle w:val="ListParagraph"/>
-        <w:numPr>
-          <w:ilvl w:val="0"/>
-          <w:numId w:val="2"/>
-        </w:numPr>
-        <w:spacing w:before="0" w:beforeAutospacing="off" w:after="0" w:afterAutospacing="off" w:line="276" w:lineRule="auto"/>
-        <w:ind w:left="720" w:right="0" w:hanging="360"/>
-        <w:rPr>
-          <w:rFonts w:ascii="Aptos" w:hAnsi="Aptos" w:eastAsia="Aptos" w:cs="Aptos"/>
-          <w:b w:val="0"/>
-          <w:bCs w:val="0"/>
-          <w:i w:val="0"/>
-          <w:iCs w:val="0"/>
-          <w:caps w:val="0"/>
-          <w:smallCaps w:val="0"/>
-          <w:noProof w:val="0"/>
-          <w:color w:val="000000" w:themeColor="text1" w:themeTint="FF" w:themeShade="FF"/>
-          <w:sz w:val="24"/>
-          <w:szCs w:val="24"/>
-          <w:lang w:val="lt-LT"/>
-        </w:rPr>
-      </w:pPr>
-      <w:r>
-        <w:rPr>
-          <w:rFonts w:ascii="Aptos" w:hAnsi="Aptos" w:eastAsia="Aptos" w:cs="Aptos"/>
-          <w:b w:val="0"/>
-          <w:bCs w:val="0"/>
-          <w:i w:val="0"/>
-          <w:iCs w:val="0"/>
-          <w:caps w:val="0"/>
-          <w:smallCaps w:val="0"/>
-          <w:noProof w:val="0"/>
-          <w:color w:val="000000" w:themeColor="text1" w:themeTint="FF" w:themeShade="FF"/>
-          <w:sz w:val="24"/>
-          <w:szCs w:val="24"/>
-          <w:lang w:val="lt-LT"/>
-        </w:rPr>
         <w:t xml:space="preserve">Vyko konsultacijos su užsienio aukštosiomis mokyklomis, kuriomis buvo siekiama susipažinti su geraisiais rizikos valdymo ir atsparumo stiprinimo pavyzdžiais. Atlikta analizė parodė, kad </w:t>
       </w:r>
       <w:r>
@@ -8313,7 +8823,41 @@
           <w:szCs w:val="24"/>
           <w:lang w:val="lt-LT"/>
         </w:rPr>
-        <w:t xml:space="preserve">Kartu su studentų pilietinio pasipriešinimo komitetu parengtas dokumentas apie didesnį pilietinio pasipriešinimo kompetencijų įtraukimą į studijų </w:t>
+        <w:t xml:space="preserve">Kartu su </w:t>
+      </w:r>
+      <w:r>
+        <w:rPr>
+          <w:rFonts w:ascii="Aptos" w:hAnsi="Aptos" w:eastAsia="Aptos" w:cs="Aptos"/>
+          <w:b w:val="0"/>
+          <w:bCs w:val="0"/>
+          <w:i w:val="0"/>
+          <w:iCs w:val="0"/>
+          <w:caps w:val="0"/>
+          <w:smallCaps w:val="0"/>
+          <w:noProof w:val="0"/>
+          <w:color w:val="000000" w:themeColor="text1" w:themeTint="FF" w:themeShade="FF"/>
+          <w:sz w:val="24"/>
+          <w:szCs w:val="24"/>
+          <w:lang w:val="lt-LT"/>
+        </w:rPr>
+        <w:t>VU SA S</w:t>
+      </w:r>
+      <w:r>
+        <w:rPr>
+          <w:rFonts w:ascii="Aptos" w:hAnsi="Aptos" w:eastAsia="Aptos" w:cs="Aptos"/>
+          <w:b w:val="0"/>
+          <w:bCs w:val="0"/>
+          <w:i w:val="0"/>
+          <w:iCs w:val="0"/>
+          <w:caps w:val="0"/>
+          <w:smallCaps w:val="0"/>
+          <w:noProof w:val="0"/>
+          <w:color w:val="000000" w:themeColor="text1" w:themeTint="FF" w:themeShade="FF"/>
+          <w:sz w:val="24"/>
+          <w:szCs w:val="24"/>
+          <w:lang w:val="lt-LT"/>
+        </w:rPr>
+        <w:t xml:space="preserve">tudentų pilietinio pasipriešinimo komitetu parengtas dokumentas apie didesnį pilietinio pasipriešinimo kompetencijų įtraukimą į studijų </w:t>
       </w:r>
       <w:r>
         <w:rPr>
@@ -8382,6 +8926,23 @@
           <w:lang w:val="lt-LT"/>
         </w:rPr>
         <w:t xml:space="preserve"> dokumentas buvo integruotas į VU SA dokumentą dėl saugumo spragų vertinimo ir rekomendacijų</w:t>
+      </w:r>
+      <w:r>
+        <w:rPr>
+          <w:rFonts w:ascii="Aptos" w:hAnsi="Aptos" w:eastAsia="Aptos" w:cs="Aptos"/>
+          <w:b w:val="0"/>
+          <w:bCs w:val="0"/>
+          <w:i w:val="0"/>
+          <w:iCs w:val="0"/>
+          <w:caps w:val="0"/>
+          <w:smallCaps w:val="0"/>
+          <w:noProof w:val="0"/>
+          <w:color w:val="000000" w:themeColor="text1" w:themeTint="FF" w:themeShade="FF"/>
+          <w:sz w:val="24"/>
+          <w:szCs w:val="24"/>
+          <w:lang w:val="lt-LT"/>
+        </w:rPr>
+        <w:t>.</w:t>
       </w:r>
     </w:p>
     <w:p>
@@ -8440,24 +9001,31 @@
           <w:szCs w:val="24"/>
           <w:lang w:val="lt-LT"/>
         </w:rPr>
-        <w:t xml:space="preserve"> “</w:t>
-      </w:r>
-      <w:r>
-        <w:rPr>
-          <w:rFonts w:ascii="Aptos" w:hAnsi="Aptos" w:eastAsia="Aptos" w:cs="Aptos"/>
-          <w:b w:val="0"/>
-          <w:bCs w:val="0"/>
-          <w:i w:val="0"/>
-          <w:iCs w:val="0"/>
-          <w:caps w:val="0"/>
-          <w:smallCaps w:val="0"/>
-          <w:noProof w:val="0"/>
-          <w:color w:val="000000" w:themeColor="text1" w:themeTint="FF" w:themeShade="FF"/>
-          <w:sz w:val="24"/>
-          <w:szCs w:val="24"/>
-          <w:lang w:val="lt-LT"/>
-        </w:rPr>
-        <w:t xml:space="preserve">Pasiūlymai siekiant didinti universiteto bendruomenės </w:t>
+        <w:t xml:space="preserve"> </w:t>
+      </w:r>
+      <w:r>
+        <w:rPr>
+          <w:noProof w:val="0"/>
+          <w:lang w:val="lt-LT"/>
+        </w:rPr>
+        <w:t>„P</w:t>
+      </w:r>
+      <w:r>
+        <w:rPr>
+          <w:rFonts w:ascii="Aptos" w:hAnsi="Aptos" w:eastAsia="Aptos" w:cs="Aptos"/>
+          <w:b w:val="0"/>
+          <w:bCs w:val="0"/>
+          <w:i w:val="0"/>
+          <w:iCs w:val="0"/>
+          <w:caps w:val="0"/>
+          <w:smallCaps w:val="0"/>
+          <w:noProof w:val="0"/>
+          <w:color w:val="000000" w:themeColor="text1" w:themeTint="FF" w:themeShade="FF"/>
+          <w:sz w:val="24"/>
+          <w:szCs w:val="24"/>
+          <w:lang w:val="lt-LT"/>
+        </w:rPr>
+        <w:t xml:space="preserve">asiūlymai siekiant didinti universiteto bendruomenės </w:t>
       </w:r>
       <w:r>
         <w:rPr>
@@ -8495,20 +9063,27 @@
       </w:r>
       <w:r>
         <w:rPr>
-          <w:rFonts w:ascii="Aptos" w:hAnsi="Aptos" w:eastAsia="Aptos" w:cs="Aptos"/>
-          <w:b w:val="0"/>
-          <w:bCs w:val="0"/>
-          <w:i w:val="0"/>
-          <w:iCs w:val="0"/>
-          <w:caps w:val="0"/>
-          <w:smallCaps w:val="0"/>
-          <w:noProof w:val="0"/>
-          <w:color w:val="000000" w:themeColor="text1" w:themeTint="FF" w:themeShade="FF"/>
-          <w:sz w:val="24"/>
-          <w:szCs w:val="24"/>
-          <w:lang w:val="lt-LT"/>
-        </w:rPr>
-        <w:t xml:space="preserve">”, kuriame suformuluotos rekomendacijos ir pasiūlymai dėl atsparumo kompetencijų ugdymo ir lavinimo visai VU bendruomenei.  Šis dokumentas parengtas remiantis ankstesnės VU SA Parlamento patvirtintos rezoliucijos dėl Vilniaus Universiteto vaidmens ugdant bendruomenės sąmoningumą ir atsparumą nacionalinio saugumo grėsmėms, nuostatomis </w:t>
+          <w:noProof w:val="0"/>
+          <w:lang w:val="lt-LT"/>
+        </w:rPr>
+        <w:t>“</w:t>
+      </w:r>
+      <w:r>
+        <w:rPr>
+          <w:rFonts w:ascii="Aptos" w:hAnsi="Aptos" w:eastAsia="Aptos" w:cs="Aptos"/>
+          <w:b w:val="0"/>
+          <w:bCs w:val="0"/>
+          <w:i w:val="0"/>
+          <w:iCs w:val="0"/>
+          <w:caps w:val="0"/>
+          <w:smallCaps w:val="0"/>
+          <w:noProof w:val="0"/>
+          <w:color w:val="000000" w:themeColor="text1" w:themeTint="FF" w:themeShade="FF"/>
+          <w:sz w:val="24"/>
+          <w:szCs w:val="24"/>
+          <w:lang w:val="lt-LT"/>
+        </w:rPr>
+        <w:t xml:space="preserve">, kuriame suformuluotos rekomendacijos ir pasiūlymai dėl atsparumo kompetencijų ugdymo ir lavinimo visai VU bendruomenei.  Šis dokumentas parengtas remiantis ankstesnės VU SA Parlamento patvirtintos rezoliucijos dėl Vilniaus Universiteto vaidmens ugdant bendruomenės sąmoningumą ir atsparumą nacionalinio saugumo grėsmėms, nuostatomis </w:t>
       </w:r>
     </w:p>
     <w:p>
@@ -8550,7 +9125,75 @@
           <w:szCs w:val="24"/>
           <w:lang w:val="lt-LT"/>
         </w:rPr>
-        <w:t>VU SA suorganizavo ir įgyvendino pirmosios pagalbos mokymus, kurie vyko spalio mėn. Juose sudalyvavo virš 70 studentų iš skirtingų VU fakultetų. Vasario ir kovo mėnesiais Vilniaus universiteto Studentų atstovybės padaliniai organizavo ir įgyvendino civilinės saugos veiklas, ekskursijas skirtinguose Vilniaus universiteto kamieniniuose akademiniuose padaliniuose (GMC, FsF, KF, EVAF, TSPMI). Šių užsiėmimų metu dalyviai (-ės) turėjo galimybę susipažinti su pasirengimo ekstremalioms situacijoms pagrindais bei kaip elgtis jų metu.</w:t>
+        <w:t xml:space="preserve">VU SA suorganizavo ir įgyvendino pirmosios pagalbos mokymus, kurie vyko spalio mėn. Juose sudalyvavo virš 70 studentų </w:t>
+      </w:r>
+      <w:r>
+        <w:rPr>
+          <w:rFonts w:ascii="Aptos" w:hAnsi="Aptos" w:eastAsia="Aptos" w:cs="Aptos"/>
+          <w:b w:val="0"/>
+          <w:bCs w:val="0"/>
+          <w:i w:val="0"/>
+          <w:iCs w:val="0"/>
+          <w:caps w:val="0"/>
+          <w:smallCaps w:val="0"/>
+          <w:noProof w:val="0"/>
+          <w:color w:val="000000" w:themeColor="text1" w:themeTint="FF" w:themeShade="FF"/>
+          <w:sz w:val="24"/>
+          <w:szCs w:val="24"/>
+          <w:lang w:val="lt-LT"/>
+        </w:rPr>
+        <w:t xml:space="preserve">(-čių) </w:t>
+      </w:r>
+      <w:r>
+        <w:rPr>
+          <w:rFonts w:ascii="Aptos" w:hAnsi="Aptos" w:eastAsia="Aptos" w:cs="Aptos"/>
+          <w:b w:val="0"/>
+          <w:bCs w:val="0"/>
+          <w:i w:val="0"/>
+          <w:iCs w:val="0"/>
+          <w:caps w:val="0"/>
+          <w:smallCaps w:val="0"/>
+          <w:noProof w:val="0"/>
+          <w:color w:val="000000" w:themeColor="text1" w:themeTint="FF" w:themeShade="FF"/>
+          <w:sz w:val="24"/>
+          <w:szCs w:val="24"/>
+          <w:lang w:val="lt-LT"/>
+        </w:rPr>
+        <w:t xml:space="preserve">iš skirtingų VU fakultetų. Vasario ir kovo mėnesiais Vilniaus universiteto Studentų atstovybės padaliniai organizavo ir įgyvendino civilinės saugos veiklas, ekskursijas skirtinguose Vilniaus universiteto kamieniniuose akademiniuose padaliniuose (GMC, </w:t>
+      </w:r>
+      <w:r>
+        <w:rPr>
+          <w:rFonts w:ascii="Aptos" w:hAnsi="Aptos" w:eastAsia="Aptos" w:cs="Aptos"/>
+          <w:b w:val="0"/>
+          <w:bCs w:val="0"/>
+          <w:i w:val="0"/>
+          <w:iCs w:val="0"/>
+          <w:caps w:val="0"/>
+          <w:smallCaps w:val="0"/>
+          <w:noProof w:val="0"/>
+          <w:color w:val="000000" w:themeColor="text1" w:themeTint="FF" w:themeShade="FF"/>
+          <w:sz w:val="24"/>
+          <w:szCs w:val="24"/>
+          <w:lang w:val="lt-LT"/>
+        </w:rPr>
+        <w:t>FsF</w:t>
+      </w:r>
+      <w:r>
+        <w:rPr>
+          <w:rFonts w:ascii="Aptos" w:hAnsi="Aptos" w:eastAsia="Aptos" w:cs="Aptos"/>
+          <w:b w:val="0"/>
+          <w:bCs w:val="0"/>
+          <w:i w:val="0"/>
+          <w:iCs w:val="0"/>
+          <w:caps w:val="0"/>
+          <w:smallCaps w:val="0"/>
+          <w:noProof w:val="0"/>
+          <w:color w:val="000000" w:themeColor="text1" w:themeTint="FF" w:themeShade="FF"/>
+          <w:sz w:val="24"/>
+          <w:szCs w:val="24"/>
+          <w:lang w:val="lt-LT"/>
+        </w:rPr>
+        <w:t>, KF, EVAF, TSPMI). Šių užsiėmimų metu dalyviai (-ės) turėjo galimybę susipažinti su pasirengimo ekstremalioms situacijoms pagrindais bei kaip elgtis jų metu.</w:t>
       </w:r>
     </w:p>
     <w:p>
@@ -9344,49 +9987,41 @@
           <w:szCs w:val="24"/>
           <w:lang w:val="lt-LT"/>
         </w:rPr>
-        <w:t xml:space="preserve"> Astra“ vyko dirbtuvės, kurių metu </w:t>
-      </w:r>
-      <w:commentRangeStart w:id="1997330945"/>
-      <w:r>
-        <w:rPr>
-          <w:rFonts w:ascii="Aptos" w:hAnsi="Aptos" w:eastAsia="Aptos" w:cs="Aptos"/>
-          <w:b w:val="0"/>
-          <w:bCs w:val="0"/>
-          <w:i w:val="0"/>
-          <w:iCs w:val="0"/>
-          <w:caps w:val="0"/>
-          <w:smallCaps w:val="0"/>
-          <w:noProof w:val="0"/>
-          <w:color w:val="000000" w:themeColor="text1" w:themeTint="FF" w:themeShade="FF"/>
-          <w:sz w:val="24"/>
-          <w:szCs w:val="24"/>
-          <w:lang w:val="lt-LT"/>
-        </w:rPr>
-        <w:t>&lt;...&gt;</w:t>
-      </w:r>
-      <w:commentRangeEnd w:id="1997330945"/>
-      <w:r>
-        <w:rPr>
-          <w:rStyle w:val="CommentReference"/>
-        </w:rPr>
-        <w:commentReference w:id="1997330945"/>
-      </w:r>
-      <w:r>
-        <w:rPr>
-          <w:rFonts w:ascii="Aptos" w:hAnsi="Aptos" w:eastAsia="Aptos" w:cs="Aptos"/>
-          <w:b w:val="0"/>
-          <w:bCs w:val="0"/>
-          <w:i w:val="0"/>
-          <w:iCs w:val="0"/>
-          <w:caps w:val="0"/>
-          <w:smallCaps w:val="0"/>
-          <w:noProof w:val="0"/>
-          <w:color w:val="000000" w:themeColor="text1" w:themeTint="FF" w:themeShade="FF"/>
-          <w:sz w:val="24"/>
-          <w:szCs w:val="24"/>
-          <w:lang w:val="lt-LT"/>
-        </w:rPr>
-        <w:t>, vasario mėn. VU bendrabučiuose (Saulėtekio al. 12, 31, 37, M.K. Čiurlionio g. 23, Didlaukio g. 59) buvo pastatytos „</w:t>
+        <w:t xml:space="preserve"> Astra“</w:t>
+      </w:r>
+      <w:r>
+        <w:rPr>
+          <w:rFonts w:ascii="Aptos" w:hAnsi="Aptos" w:eastAsia="Aptos" w:cs="Aptos"/>
+          <w:b w:val="0"/>
+          <w:bCs w:val="0"/>
+          <w:i w:val="0"/>
+          <w:iCs w:val="0"/>
+          <w:caps w:val="0"/>
+          <w:smallCaps w:val="0"/>
+          <w:noProof w:val="0"/>
+          <w:color w:val="000000" w:themeColor="text1" w:themeTint="FF" w:themeShade="FF"/>
+          <w:sz w:val="24"/>
+          <w:szCs w:val="24"/>
+          <w:lang w:val="lt-LT"/>
+        </w:rPr>
+        <w:t xml:space="preserve"> vyko dirbtuvės,</w:t>
+      </w:r>
+      <w:r>
+        <w:rPr>
+          <w:rFonts w:ascii="Aptos" w:hAnsi="Aptos" w:eastAsia="Aptos" w:cs="Aptos"/>
+          <w:b w:val="0"/>
+          <w:bCs w:val="0"/>
+          <w:i w:val="0"/>
+          <w:iCs w:val="0"/>
+          <w:caps w:val="0"/>
+          <w:smallCaps w:val="0"/>
+          <w:noProof w:val="0"/>
+          <w:color w:val="000000" w:themeColor="text1" w:themeTint="FF" w:themeShade="FF"/>
+          <w:sz w:val="24"/>
+          <w:szCs w:val="24"/>
+          <w:lang w:val="lt-LT"/>
+        </w:rPr>
+        <w:t xml:space="preserve"> vasario mėn. VU bendrabučiuose (Saulėtekio al. 12, 31, 37, M.K. Čiurlionio g. 23, Didlaukio g. 59) buvo pastatytos „</w:t>
       </w:r>
       <w:r>
         <w:rPr>
@@ -9785,7 +10420,41 @@
           <w:szCs w:val="24"/>
           <w:lang w:val="lt-LT"/>
         </w:rPr>
-        <w:t xml:space="preserve"> : „Kaip išgyventi paskutinį kursą?” (su VU BGS psichologu Alanu)</w:t>
+        <w:t xml:space="preserve"> : „Kaip išgyventi paskutinį kursą?” (su VU BGS psichologu Alanu</w:t>
+      </w:r>
+      <w:r>
+        <w:rPr>
+          <w:rFonts w:ascii="Aptos" w:hAnsi="Aptos" w:eastAsia="Aptos" w:cs="Aptos"/>
+          <w:b w:val="0"/>
+          <w:bCs w:val="0"/>
+          <w:i w:val="0"/>
+          <w:iCs w:val="0"/>
+          <w:caps w:val="0"/>
+          <w:smallCaps w:val="0"/>
+          <w:noProof w:val="0"/>
+          <w:color w:val="000000" w:themeColor="text1" w:themeTint="FF" w:themeShade="FF"/>
+          <w:sz w:val="24"/>
+          <w:szCs w:val="24"/>
+          <w:lang w:val="lt-LT"/>
+        </w:rPr>
+        <w:t xml:space="preserve"> Filatov</w:t>
+      </w:r>
+      <w:r>
+        <w:rPr>
+          <w:rFonts w:ascii="Aptos" w:hAnsi="Aptos" w:eastAsia="Aptos" w:cs="Aptos"/>
+          <w:b w:val="0"/>
+          <w:bCs w:val="0"/>
+          <w:i w:val="0"/>
+          <w:iCs w:val="0"/>
+          <w:caps w:val="0"/>
+          <w:smallCaps w:val="0"/>
+          <w:noProof w:val="0"/>
+          <w:color w:val="000000" w:themeColor="text1" w:themeTint="FF" w:themeShade="FF"/>
+          <w:sz w:val="24"/>
+          <w:szCs w:val="24"/>
+          <w:lang w:val="lt-LT"/>
+        </w:rPr>
+        <w:t>)</w:t>
       </w:r>
       <w:r>
         <w:rPr>
@@ -9821,7 +10490,7 @@
         </w:rPr>
         <w:t xml:space="preserve">(įrašą galima rasti </w:t>
       </w:r>
-      <w:hyperlink r:id="Rd76ba8b2bfff4dc1">
+      <w:hyperlink r:id="R8d7ac78f6a214460">
         <w:r>
           <w:rPr>
             <w:rStyle w:val="Hyperlink"/>
@@ -9891,7 +10560,41 @@
           <w:szCs w:val="24"/>
           <w:lang w:val="lt-LT"/>
         </w:rPr>
-        <w:t xml:space="preserve"> vadove Rugile)</w:t>
+        <w:t xml:space="preserve"> vadove Rugile</w:t>
+      </w:r>
+      <w:r>
+        <w:rPr>
+          <w:rFonts w:ascii="Aptos" w:hAnsi="Aptos" w:eastAsia="Aptos" w:cs="Aptos"/>
+          <w:b w:val="0"/>
+          <w:bCs w:val="0"/>
+          <w:i w:val="0"/>
+          <w:iCs w:val="0"/>
+          <w:caps w:val="0"/>
+          <w:smallCaps w:val="0"/>
+          <w:noProof w:val="0"/>
+          <w:color w:val="000000" w:themeColor="text1" w:themeTint="FF" w:themeShade="FF"/>
+          <w:sz w:val="24"/>
+          <w:szCs w:val="24"/>
+          <w:lang w:val="lt-LT"/>
+        </w:rPr>
+        <w:t xml:space="preserve"> Butkevičiūte</w:t>
+      </w:r>
+      <w:r>
+        <w:rPr>
+          <w:rFonts w:ascii="Aptos" w:hAnsi="Aptos" w:eastAsia="Aptos" w:cs="Aptos"/>
+          <w:b w:val="0"/>
+          <w:bCs w:val="0"/>
+          <w:i w:val="0"/>
+          <w:iCs w:val="0"/>
+          <w:caps w:val="0"/>
+          <w:smallCaps w:val="0"/>
+          <w:noProof w:val="0"/>
+          <w:color w:val="000000" w:themeColor="text1" w:themeTint="FF" w:themeShade="FF"/>
+          <w:sz w:val="24"/>
+          <w:szCs w:val="24"/>
+          <w:lang w:val="lt-LT"/>
+        </w:rPr>
+        <w:t>)</w:t>
       </w:r>
       <w:r>
         <w:rPr>
@@ -9927,7 +10630,7 @@
         </w:rPr>
         <w:t xml:space="preserve">(įrašą galima rasti </w:t>
       </w:r>
-      <w:hyperlink r:id="R06d06b9fb2604a3f">
+      <w:hyperlink r:id="Rd1f26b7defea47b5">
         <w:r>
           <w:rPr>
             <w:rStyle w:val="Hyperlink"/>
@@ -10005,7 +10708,41 @@
           <w:szCs w:val="24"/>
           <w:lang w:val="lt-LT"/>
         </w:rPr>
-        <w:t>Siekiant plėtoti VU studentų žinias apie darnumą</w:t>
+        <w:t>Siekiant plėtoti VU studentų</w:t>
+      </w:r>
+      <w:r>
+        <w:rPr>
+          <w:rFonts w:ascii="Aptos" w:hAnsi="Aptos" w:eastAsia="Aptos" w:cs="Aptos"/>
+          <w:b w:val="0"/>
+          <w:bCs w:val="0"/>
+          <w:i w:val="0"/>
+          <w:iCs w:val="0"/>
+          <w:caps w:val="0"/>
+          <w:smallCaps w:val="0"/>
+          <w:noProof w:val="0"/>
+          <w:color w:val="000000" w:themeColor="text1" w:themeTint="FF" w:themeShade="FF"/>
+          <w:sz w:val="24"/>
+          <w:szCs w:val="24"/>
+          <w:lang w:val="lt-LT"/>
+        </w:rPr>
+        <w:t xml:space="preserve"> (-čių)</w:t>
+      </w:r>
+      <w:r>
+        <w:rPr>
+          <w:rFonts w:ascii="Aptos" w:hAnsi="Aptos" w:eastAsia="Aptos" w:cs="Aptos"/>
+          <w:b w:val="0"/>
+          <w:bCs w:val="0"/>
+          <w:i w:val="0"/>
+          <w:iCs w:val="0"/>
+          <w:caps w:val="0"/>
+          <w:smallCaps w:val="0"/>
+          <w:noProof w:val="0"/>
+          <w:color w:val="000000" w:themeColor="text1" w:themeTint="FF" w:themeShade="FF"/>
+          <w:sz w:val="24"/>
+          <w:szCs w:val="24"/>
+          <w:lang w:val="lt-LT"/>
+        </w:rPr>
+        <w:t xml:space="preserve"> žinias apie darnumą</w:t>
       </w:r>
       <w:r>
         <w:rPr>
@@ -10084,30 +10821,32 @@
         <w:t xml:space="preserve">Atnaujintas ir paviešintas darnumo polapis VU SA internetiniame puslapyje. Su polapiu galima susipažint </w:t>
       </w:r>
       <w:commentRangeStart w:id="756154010"/>
-      <w:r>
-        <w:rPr>
-          <w:rFonts w:ascii="Aptos" w:hAnsi="Aptos" w:eastAsia="Aptos" w:cs="Aptos"/>
-          <w:b w:val="0"/>
-          <w:bCs w:val="0"/>
-          <w:i w:val="0"/>
-          <w:iCs w:val="0"/>
-          <w:caps w:val="0"/>
-          <w:smallCaps w:val="0"/>
-          <w:noProof w:val="0"/>
-          <w:color w:val="000000" w:themeColor="text1" w:themeTint="FF" w:themeShade="FF"/>
-          <w:sz w:val="24"/>
-          <w:szCs w:val="24"/>
-          <w:lang w:val="lt-LT"/>
-        </w:rPr>
-        <w:t>čia</w:t>
-      </w:r>
-      <w:commentRangeEnd w:id="756154010"/>
-      <w:r>
-        <w:rPr>
-          <w:rStyle w:val="CommentReference"/>
-        </w:rPr>
-        <w:commentReference w:id="756154010"/>
-      </w:r>
+      <w:hyperlink r:id="R86665424465647ea">
+        <w:r>
+          <w:rPr>
+            <w:rStyle w:val="Hyperlink"/>
+            <w:rFonts w:ascii="Aptos" w:hAnsi="Aptos" w:eastAsia="Aptos" w:cs="Aptos"/>
+            <w:b w:val="0"/>
+            <w:bCs w:val="0"/>
+            <w:i w:val="0"/>
+            <w:iCs w:val="0"/>
+            <w:caps w:val="0"/>
+            <w:smallCaps w:val="0"/>
+            <w:noProof w:val="0"/>
+            <w:sz w:val="24"/>
+            <w:szCs w:val="24"/>
+            <w:lang w:val="lt-LT"/>
+          </w:rPr>
+          <w:t>čia</w:t>
+        </w:r>
+        <w:commentRangeEnd w:id="756154010"/>
+        <w:r>
+          <w:rPr>
+            <w:rStyle w:val="CommentReference"/>
+          </w:rPr>
+          <w:commentReference w:id="756154010"/>
+        </w:r>
+      </w:hyperlink>
       <w:r>
         <w:rPr>
           <w:rFonts w:ascii="Aptos" w:hAnsi="Aptos" w:eastAsia="Aptos" w:cs="Aptos"/>
@@ -10456,7 +11195,41 @@
           <w:szCs w:val="24"/>
           <w:lang w:val="lt-LT"/>
         </w:rPr>
-        <w:t>Paruošta atmintinė / gairės dėstytojams (-oms) apie tai, kaip integruoti darnaus vystymosi tikslus į studijų procesą (</w:t>
+        <w:t>Paruošta atmintinė / gairės dėstytojams (-</w:t>
+      </w:r>
+      <w:r>
+        <w:rPr>
+          <w:rFonts w:ascii="Aptos" w:hAnsi="Aptos" w:eastAsia="Aptos" w:cs="Aptos"/>
+          <w:b w:val="0"/>
+          <w:bCs w:val="0"/>
+          <w:i w:val="0"/>
+          <w:iCs w:val="0"/>
+          <w:caps w:val="0"/>
+          <w:smallCaps w:val="0"/>
+          <w:noProof w:val="0"/>
+          <w:color w:val="000000" w:themeColor="text1" w:themeTint="FF" w:themeShade="FF"/>
+          <w:sz w:val="24"/>
+          <w:szCs w:val="24"/>
+          <w:lang w:val="lt-LT"/>
+        </w:rPr>
+        <w:t>oms</w:t>
+      </w:r>
+      <w:r>
+        <w:rPr>
+          <w:rFonts w:ascii="Aptos" w:hAnsi="Aptos" w:eastAsia="Aptos" w:cs="Aptos"/>
+          <w:b w:val="0"/>
+          <w:bCs w:val="0"/>
+          <w:i w:val="0"/>
+          <w:iCs w:val="0"/>
+          <w:caps w:val="0"/>
+          <w:smallCaps w:val="0"/>
+          <w:noProof w:val="0"/>
+          <w:color w:val="000000" w:themeColor="text1" w:themeTint="FF" w:themeShade="FF"/>
+          <w:sz w:val="24"/>
+          <w:szCs w:val="24"/>
+          <w:lang w:val="lt-LT"/>
+        </w:rPr>
+        <w:t>) apie tai, kaip integruoti darnaus vystymosi tikslus į studijų procesą (</w:t>
       </w:r>
       <w:r>
         <w:rPr>
@@ -10524,75 +11297,7 @@
           <w:szCs w:val="24"/>
           <w:lang w:val="lt-LT"/>
         </w:rPr>
-        <w:t>. organizuojant savo dėstomą studijų dalyką). Atmintinė išsiųsta visiems (-</w:t>
-      </w:r>
-      <w:r>
-        <w:rPr>
-          <w:rFonts w:ascii="Aptos" w:hAnsi="Aptos" w:eastAsia="Aptos" w:cs="Aptos"/>
-          <w:b w:val="0"/>
-          <w:bCs w:val="0"/>
-          <w:i w:val="0"/>
-          <w:iCs w:val="0"/>
-          <w:caps w:val="0"/>
-          <w:smallCaps w:val="0"/>
-          <w:noProof w:val="0"/>
-          <w:color w:val="000000" w:themeColor="text1" w:themeTint="FF" w:themeShade="FF"/>
-          <w:sz w:val="24"/>
-          <w:szCs w:val="24"/>
-          <w:lang w:val="lt-LT"/>
-        </w:rPr>
-        <w:t>oms</w:t>
-      </w:r>
-      <w:r>
-        <w:rPr>
-          <w:rFonts w:ascii="Aptos" w:hAnsi="Aptos" w:eastAsia="Aptos" w:cs="Aptos"/>
-          <w:b w:val="0"/>
-          <w:bCs w:val="0"/>
-          <w:i w:val="0"/>
-          <w:iCs w:val="0"/>
-          <w:caps w:val="0"/>
-          <w:smallCaps w:val="0"/>
-          <w:noProof w:val="0"/>
-          <w:color w:val="000000" w:themeColor="text1" w:themeTint="FF" w:themeShade="FF"/>
-          <w:sz w:val="24"/>
-          <w:szCs w:val="24"/>
-          <w:lang w:val="lt-LT"/>
-        </w:rPr>
-        <w:t>) Universiteto dėstytojams (-</w:t>
-      </w:r>
-      <w:r>
-        <w:rPr>
-          <w:rFonts w:ascii="Aptos" w:hAnsi="Aptos" w:eastAsia="Aptos" w:cs="Aptos"/>
-          <w:b w:val="0"/>
-          <w:bCs w:val="0"/>
-          <w:i w:val="0"/>
-          <w:iCs w:val="0"/>
-          <w:caps w:val="0"/>
-          <w:smallCaps w:val="0"/>
-          <w:noProof w:val="0"/>
-          <w:color w:val="000000" w:themeColor="text1" w:themeTint="FF" w:themeShade="FF"/>
-          <w:sz w:val="24"/>
-          <w:szCs w:val="24"/>
-          <w:lang w:val="lt-LT"/>
-        </w:rPr>
-        <w:t>oms</w:t>
-      </w:r>
-      <w:r>
-        <w:rPr>
-          <w:rFonts w:ascii="Aptos" w:hAnsi="Aptos" w:eastAsia="Aptos" w:cs="Aptos"/>
-          <w:b w:val="0"/>
-          <w:bCs w:val="0"/>
-          <w:i w:val="0"/>
-          <w:iCs w:val="0"/>
-          <w:caps w:val="0"/>
-          <w:smallCaps w:val="0"/>
-          <w:noProof w:val="0"/>
-          <w:color w:val="000000" w:themeColor="text1" w:themeTint="FF" w:themeShade="FF"/>
-          <w:sz w:val="24"/>
-          <w:szCs w:val="24"/>
-          <w:lang w:val="lt-LT"/>
-        </w:rPr>
-        <w:t>).</w:t>
+        <w:t>. organizuojant savo dėstomą studijų dalyką).</w:t>
       </w:r>
     </w:p>
     <w:p>
@@ -10777,7 +11482,7 @@
           <w:szCs w:val="24"/>
           <w:lang w:val="en-US"/>
         </w:rPr>
-        <w:t xml:space="preserve">1. At Vilnius University, </w:t>
+        <w:t xml:space="preserve">1. </w:t>
       </w:r>
       <w:r>
         <w:rPr>
@@ -10788,7 +11493,7 @@
           <w:szCs w:val="24"/>
           <w:lang w:val="en-US"/>
         </w:rPr>
-        <w:t>all</w:t>
+        <w:t>Vilnius University provides all the necessary information for choosing individualised studies, lecturers are able to work with diversity in the group, and students choose subjects according to their ambitions</w:t>
       </w:r>
       <w:r>
         <w:rPr>
@@ -10799,8 +11504,13 @@
           <w:szCs w:val="24"/>
           <w:lang w:val="en-US"/>
         </w:rPr>
-        <w:t xml:space="preserve"> </w:t>
-      </w:r>
+        <w:t xml:space="preserve">. </w:t>
+      </w:r>
+    </w:p>
+    <w:p>
+      <w:pPr>
+        <w:pStyle w:val="Normal"/>
+      </w:pPr>
       <w:r>
         <w:rPr>
           <w:b w:val="1"/>
@@ -10808,9 +11518,9 @@
           <w:noProof w:val="0"/>
           <w:sz w:val="24"/>
           <w:szCs w:val="24"/>
-          <w:lang w:val="en-US"/>
-        </w:rPr>
-        <w:t>necessary</w:t>
+          <w:lang w:val="lt-LT"/>
+        </w:rPr>
+        <w:t>Impact</w:t>
       </w:r>
       <w:r>
         <w:rPr>
@@ -10819,7 +11529,7 @@
           <w:noProof w:val="0"/>
           <w:sz w:val="24"/>
           <w:szCs w:val="24"/>
-          <w:lang w:val="en-US"/>
+          <w:lang w:val="lt-LT"/>
         </w:rPr>
         <w:t xml:space="preserve"> </w:t>
       </w:r>
@@ -10830,9 +11540,9 @@
           <w:noProof w:val="0"/>
           <w:sz w:val="24"/>
           <w:szCs w:val="24"/>
-          <w:lang w:val="en-US"/>
-        </w:rPr>
-        <w:t>information</w:t>
+          <w:lang w:val="lt-LT"/>
+        </w:rPr>
+        <w:t>indicator</w:t>
       </w:r>
       <w:r>
         <w:rPr>
@@ -10841,20 +11551,321 @@
           <w:noProof w:val="0"/>
           <w:sz w:val="24"/>
           <w:szCs w:val="24"/>
-          <w:lang w:val="en-US"/>
+          <w:lang w:val="lt-LT"/>
+        </w:rPr>
+        <w:t xml:space="preserve">: </w:t>
+      </w:r>
+      <w:r>
+        <w:rPr>
+          <w:noProof w:val="0"/>
+          <w:sz w:val="24"/>
+          <w:szCs w:val="24"/>
+          <w:lang w:val="lt-LT"/>
+        </w:rPr>
+        <w:t>By</w:t>
+      </w:r>
+      <w:r>
+        <w:rPr>
+          <w:noProof w:val="0"/>
+          <w:sz w:val="24"/>
+          <w:szCs w:val="24"/>
+          <w:lang w:val="lt-LT"/>
         </w:rPr>
         <w:t xml:space="preserve"> </w:t>
       </w:r>
       <w:r>
+        <w:rPr>
+          <w:noProof w:val="0"/>
+          <w:sz w:val="24"/>
+          <w:szCs w:val="24"/>
+          <w:lang w:val="lt-LT"/>
+        </w:rPr>
+        <w:t>July</w:t>
+      </w:r>
+      <w:r>
+        <w:rPr>
+          <w:noProof w:val="0"/>
+          <w:sz w:val="24"/>
+          <w:szCs w:val="24"/>
+          <w:lang w:val="lt-LT"/>
+        </w:rPr>
+        <w:t xml:space="preserve"> 1, 2026, </w:t>
+      </w:r>
+      <w:r>
+        <w:rPr>
+          <w:noProof w:val="0"/>
+          <w:sz w:val="24"/>
+          <w:szCs w:val="24"/>
+          <w:lang w:val="lt-LT"/>
+        </w:rPr>
+        <w:t>70% of the students with individualised study subjects are satisfied with them according to the survey.</w:t>
+      </w:r>
+    </w:p>
+    <w:p>
+      <w:pPr>
+        <w:pStyle w:val="Normal"/>
+      </w:pPr>
+      <w:r>
+        <w:rPr>
+          <w:noProof w:val="0"/>
+          <w:sz w:val="24"/>
+          <w:szCs w:val="24"/>
+          <w:lang w:val="lt-LT"/>
+        </w:rPr>
+        <w:t xml:space="preserve"> </w:t>
+      </w:r>
+    </w:p>
+    <w:p>
+      <w:pPr>
+        <w:pStyle w:val="Normal"/>
+      </w:pPr>
+      <w:r>
+        <w:rPr>
+          <w:noProof w:val="0"/>
+          <w:sz w:val="24"/>
+          <w:szCs w:val="24"/>
+          <w:lang w:val="lt-LT"/>
+        </w:rPr>
+        <w:t xml:space="preserve">Objective 1: </w:t>
+      </w:r>
+      <w:r>
+        <w:rPr>
+          <w:noProof w:val="0"/>
+          <w:sz w:val="24"/>
+          <w:szCs w:val="24"/>
+          <w:lang w:val="lt-LT"/>
+        </w:rPr>
+        <w:t>completed</w:t>
+      </w:r>
+      <w:r>
+        <w:rPr>
+          <w:noProof w:val="0"/>
+          <w:sz w:val="24"/>
+          <w:szCs w:val="24"/>
+          <w:lang w:val="lt-LT"/>
+        </w:rPr>
+        <w:t xml:space="preserve">  </w:t>
+      </w:r>
+    </w:p>
+    <w:p>
+      <w:pPr>
+        <w:pStyle w:val="Normal"/>
+      </w:pPr>
+      <w:r>
+        <w:rPr>
+          <w:noProof w:val="0"/>
+          <w:sz w:val="24"/>
+          <w:szCs w:val="24"/>
+          <w:lang w:val="en-GB"/>
+        </w:rPr>
+        <w:t>5% more individualised study subjects are taught using a hybrid format and are adjusted to meet the needs of students</w:t>
+      </w:r>
+      <w:r>
+        <w:rPr>
+          <w:noProof w:val="0"/>
+          <w:sz w:val="24"/>
+          <w:szCs w:val="24"/>
+          <w:lang w:val="en-GB"/>
+        </w:rPr>
+        <w:t xml:space="preserve">.  </w:t>
+      </w:r>
+    </w:p>
+    <w:p>
+      <w:pPr>
+        <w:pStyle w:val="Normal"/>
+        <w:rPr>
+          <w:noProof w:val="0"/>
+          <w:sz w:val="24"/>
+          <w:szCs w:val="24"/>
+          <w:lang w:val="lt-LT"/>
+        </w:rPr>
+      </w:pPr>
+    </w:p>
+    <w:p>
+      <w:pPr>
+        <w:pStyle w:val="Normal"/>
+      </w:pPr>
+      <w:r>
+        <w:rPr>
+          <w:noProof w:val="0"/>
+          <w:sz w:val="24"/>
+          <w:szCs w:val="24"/>
+          <w:lang w:val="lt-LT"/>
+        </w:rPr>
+        <w:t>Objective</w:t>
+      </w:r>
+      <w:r>
+        <w:rPr>
+          <w:noProof w:val="0"/>
+          <w:sz w:val="24"/>
+          <w:szCs w:val="24"/>
+          <w:lang w:val="lt-LT"/>
+        </w:rPr>
+        <w:t xml:space="preserve"> 2: </w:t>
+      </w:r>
+      <w:r>
+        <w:rPr>
+          <w:noProof w:val="0"/>
+          <w:sz w:val="24"/>
+          <w:szCs w:val="24"/>
+          <w:lang w:val="lt-LT"/>
+        </w:rPr>
+        <w:t>in</w:t>
+      </w:r>
+      <w:r>
+        <w:rPr>
+          <w:noProof w:val="0"/>
+          <w:sz w:val="24"/>
+          <w:szCs w:val="24"/>
+          <w:lang w:val="lt-LT"/>
+        </w:rPr>
+        <w:t xml:space="preserve"> </w:t>
+      </w:r>
+      <w:r>
+        <w:rPr>
+          <w:noProof w:val="0"/>
+          <w:sz w:val="24"/>
+          <w:szCs w:val="24"/>
+          <w:lang w:val="lt-LT"/>
+        </w:rPr>
+        <w:t>progress</w:t>
+      </w:r>
+      <w:r>
+        <w:rPr>
+          <w:noProof w:val="0"/>
+          <w:sz w:val="24"/>
+          <w:szCs w:val="24"/>
+          <w:lang w:val="lt-LT"/>
+        </w:rPr>
+        <w:t xml:space="preserve"> </w:t>
+      </w:r>
+    </w:p>
+    <w:p>
+      <w:pPr>
+        <w:pStyle w:val="Normal"/>
+      </w:pPr>
+      <w:r>
+        <w:rPr>
+          <w:noProof w:val="0"/>
+          <w:sz w:val="24"/>
+          <w:szCs w:val="24"/>
+          <w:lang w:val="en-GB"/>
+        </w:rPr>
+        <w:t>65% of students who have individualised study subjects have provided feedback on them</w:t>
+      </w:r>
+      <w:r>
+        <w:rPr>
+          <w:noProof w:val="0"/>
+          <w:sz w:val="24"/>
+          <w:szCs w:val="24"/>
+          <w:lang w:val="en-GB"/>
+        </w:rPr>
+        <w:t xml:space="preserve">.  </w:t>
+      </w:r>
+    </w:p>
+    <w:p>
+      <w:pPr>
+        <w:pStyle w:val="Normal"/>
+      </w:pPr>
+      <w:r>
+        <w:rPr>
+          <w:noProof w:val="0"/>
+          <w:sz w:val="24"/>
+          <w:szCs w:val="24"/>
+          <w:lang w:val="lt-LT"/>
+        </w:rPr>
+        <w:t xml:space="preserve"> </w:t>
+      </w:r>
+    </w:p>
+    <w:p>
+      <w:pPr>
+        <w:pStyle w:val="Normal"/>
+      </w:pPr>
+      <w:r>
+        <w:rPr>
+          <w:noProof w:val="0"/>
+          <w:sz w:val="24"/>
+          <w:szCs w:val="24"/>
+          <w:lang w:val="lt-LT"/>
+        </w:rPr>
+        <w:t>Objective</w:t>
+      </w:r>
+      <w:r>
+        <w:rPr>
+          <w:noProof w:val="0"/>
+          <w:sz w:val="24"/>
+          <w:szCs w:val="24"/>
+          <w:lang w:val="lt-LT"/>
+        </w:rPr>
+        <w:t xml:space="preserve"> 3: </w:t>
+      </w:r>
+      <w:r>
+        <w:rPr>
+          <w:noProof w:val="0"/>
+          <w:sz w:val="24"/>
+          <w:szCs w:val="24"/>
+          <w:lang w:val="lt-LT"/>
+        </w:rPr>
+        <w:t xml:space="preserve">completed  </w:t>
+      </w:r>
+    </w:p>
+    <w:p>
+      <w:pPr>
+        <w:pStyle w:val="Normal"/>
+      </w:pPr>
+      <w:r>
+        <w:rPr>
+          <w:noProof w:val="0"/>
+          <w:sz w:val="24"/>
+          <w:szCs w:val="24"/>
+          <w:lang w:val="en-GB"/>
+        </w:rPr>
+        <w:t>At least 100 lecturers participate in training on teaching individualised study subjects (modules)</w:t>
+      </w:r>
+      <w:r>
+        <w:rPr>
+          <w:noProof w:val="0"/>
+          <w:sz w:val="24"/>
+          <w:szCs w:val="24"/>
+          <w:lang w:val="en-GB"/>
+        </w:rPr>
+        <w:t xml:space="preserve">.  </w:t>
+      </w:r>
+    </w:p>
+    <w:p>
+      <w:pPr>
+        <w:pStyle w:val="Normal"/>
+      </w:pPr>
+      <w:r>
+        <w:rPr>
+          <w:noProof w:val="0"/>
+          <w:sz w:val="24"/>
+          <w:szCs w:val="24"/>
+          <w:lang w:val="lt-LT"/>
+        </w:rPr>
+        <w:t xml:space="preserve"> </w:t>
+      </w:r>
+    </w:p>
+    <w:p>
+      <w:pPr>
+        <w:pStyle w:val="Normal"/>
         <w:rPr>
           <w:b w:val="1"/>
           <w:bCs w:val="1"/>
           <w:noProof w:val="0"/>
           <w:sz w:val="24"/>
           <w:szCs w:val="24"/>
-          <w:lang w:val="en-US"/>
-        </w:rPr>
-        <w:t>is</w:t>
+          <w:lang w:val="en-GB"/>
+        </w:rPr>
+      </w:pPr>
+      <w:r>
+        <w:rPr>
+          <w:noProof w:val="0"/>
+          <w:sz w:val="24"/>
+          <w:szCs w:val="24"/>
+          <w:lang w:val="en-GB"/>
+        </w:rPr>
+        <w:t>☑️</w:t>
       </w:r>
       <w:r>
         <w:rPr>
@@ -10863,7 +11874,7 @@
           <w:noProof w:val="0"/>
           <w:sz w:val="24"/>
           <w:szCs w:val="24"/>
-          <w:lang w:val="en-US"/>
+          <w:lang w:val="en-GB"/>
         </w:rPr>
         <w:t xml:space="preserve"> </w:t>
       </w:r>
@@ -10874,9 +11885,9 @@
           <w:noProof w:val="0"/>
           <w:sz w:val="24"/>
           <w:szCs w:val="24"/>
-          <w:lang w:val="en-US"/>
-        </w:rPr>
-        <w:t>provided</w:t>
+          <w:lang w:val="en-GB"/>
+        </w:rPr>
+        <w:t>What</w:t>
       </w:r>
       <w:r>
         <w:rPr>
@@ -10885,7 +11896,7 @@
           <w:noProof w:val="0"/>
           <w:sz w:val="24"/>
           <w:szCs w:val="24"/>
-          <w:lang w:val="en-US"/>
+          <w:lang w:val="en-GB"/>
         </w:rPr>
         <w:t xml:space="preserve"> </w:t>
       </w:r>
@@ -10896,9 +11907,9 @@
           <w:noProof w:val="0"/>
           <w:sz w:val="24"/>
           <w:szCs w:val="24"/>
-          <w:lang w:val="en-US"/>
-        </w:rPr>
-        <w:t>for</w:t>
+          <w:lang w:val="en-GB"/>
+        </w:rPr>
+        <w:t>has</w:t>
       </w:r>
       <w:r>
         <w:rPr>
@@ -10907,7 +11918,7 @@
           <w:noProof w:val="0"/>
           <w:sz w:val="24"/>
           <w:szCs w:val="24"/>
-          <w:lang w:val="en-US"/>
+          <w:lang w:val="en-GB"/>
         </w:rPr>
         <w:t xml:space="preserve"> </w:t>
       </w:r>
@@ -10918,9 +11929,9 @@
           <w:noProof w:val="0"/>
           <w:sz w:val="24"/>
           <w:szCs w:val="24"/>
-          <w:lang w:val="en-US"/>
-        </w:rPr>
-        <w:t>choosing</w:t>
+          <w:lang w:val="en-GB"/>
+        </w:rPr>
+        <w:t>been</w:t>
       </w:r>
       <w:r>
         <w:rPr>
@@ -10929,7 +11940,7 @@
           <w:noProof w:val="0"/>
           <w:sz w:val="24"/>
           <w:szCs w:val="24"/>
-          <w:lang w:val="en-US"/>
+          <w:lang w:val="en-GB"/>
         </w:rPr>
         <w:t xml:space="preserve"> </w:t>
       </w:r>
@@ -10940,9 +11951,9 @@
           <w:noProof w:val="0"/>
           <w:sz w:val="24"/>
           <w:szCs w:val="24"/>
-          <w:lang w:val="en-US"/>
-        </w:rPr>
-        <w:t>individualized</w:t>
+          <w:lang w:val="en-GB"/>
+        </w:rPr>
+        <w:t>achieved</w:t>
       </w:r>
       <w:r>
         <w:rPr>
@@ -10951,1009 +11962,7 @@
           <w:noProof w:val="0"/>
           <w:sz w:val="24"/>
           <w:szCs w:val="24"/>
-          <w:lang w:val="en-US"/>
-        </w:rPr>
-        <w:t xml:space="preserve"> </w:t>
-      </w:r>
-      <w:r>
-        <w:rPr>
-          <w:b w:val="1"/>
-          <w:bCs w:val="1"/>
-          <w:noProof w:val="0"/>
-          <w:sz w:val="24"/>
-          <w:szCs w:val="24"/>
-          <w:lang w:val="en-US"/>
-        </w:rPr>
-        <w:t>study</w:t>
-      </w:r>
-      <w:r>
-        <w:rPr>
-          <w:b w:val="1"/>
-          <w:bCs w:val="1"/>
-          <w:noProof w:val="0"/>
-          <w:sz w:val="24"/>
-          <w:szCs w:val="24"/>
-          <w:lang w:val="en-US"/>
-        </w:rPr>
-        <w:t xml:space="preserve"> </w:t>
-      </w:r>
-      <w:r>
-        <w:rPr>
-          <w:b w:val="1"/>
-          <w:bCs w:val="1"/>
-          <w:noProof w:val="0"/>
-          <w:sz w:val="24"/>
-          <w:szCs w:val="24"/>
-          <w:lang w:val="en-US"/>
-        </w:rPr>
-        <w:t>programs</w:t>
-      </w:r>
-      <w:r>
-        <w:rPr>
-          <w:b w:val="1"/>
-          <w:bCs w:val="1"/>
-          <w:noProof w:val="0"/>
-          <w:sz w:val="24"/>
-          <w:szCs w:val="24"/>
-          <w:lang w:val="en-US"/>
-        </w:rPr>
-        <w:t xml:space="preserve">; </w:t>
-      </w:r>
-      <w:r>
-        <w:rPr>
-          <w:b w:val="1"/>
-          <w:bCs w:val="1"/>
-          <w:noProof w:val="0"/>
-          <w:sz w:val="24"/>
-          <w:szCs w:val="24"/>
-          <w:lang w:val="en-US"/>
-        </w:rPr>
-        <w:t>faculty</w:t>
-      </w:r>
-      <w:r>
-        <w:rPr>
-          <w:b w:val="1"/>
-          <w:bCs w:val="1"/>
-          <w:noProof w:val="0"/>
-          <w:sz w:val="24"/>
-          <w:szCs w:val="24"/>
-          <w:lang w:val="en-US"/>
-        </w:rPr>
-        <w:t xml:space="preserve"> </w:t>
-      </w:r>
-      <w:r>
-        <w:rPr>
-          <w:b w:val="1"/>
-          <w:bCs w:val="1"/>
-          <w:noProof w:val="0"/>
-          <w:sz w:val="24"/>
-          <w:szCs w:val="24"/>
-          <w:lang w:val="en-US"/>
-        </w:rPr>
-        <w:t>members</w:t>
-      </w:r>
-      <w:r>
-        <w:rPr>
-          <w:b w:val="1"/>
-          <w:bCs w:val="1"/>
-          <w:noProof w:val="0"/>
-          <w:sz w:val="24"/>
-          <w:szCs w:val="24"/>
-          <w:lang w:val="en-US"/>
-        </w:rPr>
-        <w:t xml:space="preserve"> are </w:t>
-      </w:r>
-      <w:r>
-        <w:rPr>
-          <w:b w:val="1"/>
-          <w:bCs w:val="1"/>
-          <w:noProof w:val="0"/>
-          <w:sz w:val="24"/>
-          <w:szCs w:val="24"/>
-          <w:lang w:val="en-US"/>
-        </w:rPr>
-        <w:t>able</w:t>
-      </w:r>
-      <w:r>
-        <w:rPr>
-          <w:b w:val="1"/>
-          <w:bCs w:val="1"/>
-          <w:noProof w:val="0"/>
-          <w:sz w:val="24"/>
-          <w:szCs w:val="24"/>
-          <w:lang w:val="en-US"/>
-        </w:rPr>
-        <w:t xml:space="preserve"> to </w:t>
-      </w:r>
-      <w:r>
-        <w:rPr>
-          <w:b w:val="1"/>
-          <w:bCs w:val="1"/>
-          <w:noProof w:val="0"/>
-          <w:sz w:val="24"/>
-          <w:szCs w:val="24"/>
-          <w:lang w:val="en-US"/>
-        </w:rPr>
-        <w:t>work</w:t>
-      </w:r>
-      <w:r>
-        <w:rPr>
-          <w:b w:val="1"/>
-          <w:bCs w:val="1"/>
-          <w:noProof w:val="0"/>
-          <w:sz w:val="24"/>
-          <w:szCs w:val="24"/>
-          <w:lang w:val="en-US"/>
-        </w:rPr>
-        <w:t xml:space="preserve"> </w:t>
-      </w:r>
-      <w:r>
-        <w:rPr>
-          <w:b w:val="1"/>
-          <w:bCs w:val="1"/>
-          <w:noProof w:val="0"/>
-          <w:sz w:val="24"/>
-          <w:szCs w:val="24"/>
-          <w:lang w:val="en-US"/>
-        </w:rPr>
-        <w:t>with</w:t>
-      </w:r>
-      <w:r>
-        <w:rPr>
-          <w:b w:val="1"/>
-          <w:bCs w:val="1"/>
-          <w:noProof w:val="0"/>
-          <w:sz w:val="24"/>
-          <w:szCs w:val="24"/>
-          <w:lang w:val="en-US"/>
-        </w:rPr>
-        <w:t xml:space="preserve"> </w:t>
-      </w:r>
-      <w:r>
-        <w:rPr>
-          <w:b w:val="1"/>
-          <w:bCs w:val="1"/>
-          <w:noProof w:val="0"/>
-          <w:sz w:val="24"/>
-          <w:szCs w:val="24"/>
-          <w:lang w:val="en-US"/>
-        </w:rPr>
-        <w:t>the</w:t>
-      </w:r>
-      <w:r>
-        <w:rPr>
-          <w:b w:val="1"/>
-          <w:bCs w:val="1"/>
-          <w:noProof w:val="0"/>
-          <w:sz w:val="24"/>
-          <w:szCs w:val="24"/>
-          <w:lang w:val="en-US"/>
-        </w:rPr>
-        <w:t xml:space="preserve"> </w:t>
-      </w:r>
-      <w:r>
-        <w:rPr>
-          <w:b w:val="1"/>
-          <w:bCs w:val="1"/>
-          <w:noProof w:val="0"/>
-          <w:sz w:val="24"/>
-          <w:szCs w:val="24"/>
-          <w:lang w:val="en-US"/>
-        </w:rPr>
-        <w:t>diversity</w:t>
-      </w:r>
-      <w:r>
-        <w:rPr>
-          <w:b w:val="1"/>
-          <w:bCs w:val="1"/>
-          <w:noProof w:val="0"/>
-          <w:sz w:val="24"/>
-          <w:szCs w:val="24"/>
-          <w:lang w:val="en-US"/>
-        </w:rPr>
-        <w:t xml:space="preserve"> </w:t>
-      </w:r>
-      <w:r>
-        <w:rPr>
-          <w:b w:val="1"/>
-          <w:bCs w:val="1"/>
-          <w:noProof w:val="0"/>
-          <w:sz w:val="24"/>
-          <w:szCs w:val="24"/>
-          <w:lang w:val="en-US"/>
-        </w:rPr>
-        <w:t>within</w:t>
-      </w:r>
-      <w:r>
-        <w:rPr>
-          <w:b w:val="1"/>
-          <w:bCs w:val="1"/>
-          <w:noProof w:val="0"/>
-          <w:sz w:val="24"/>
-          <w:szCs w:val="24"/>
-          <w:lang w:val="en-US"/>
-        </w:rPr>
-        <w:t xml:space="preserve"> </w:t>
-      </w:r>
-      <w:r>
-        <w:rPr>
-          <w:b w:val="1"/>
-          <w:bCs w:val="1"/>
-          <w:noProof w:val="0"/>
-          <w:sz w:val="24"/>
-          <w:szCs w:val="24"/>
-          <w:lang w:val="en-US"/>
-        </w:rPr>
-        <w:t>the</w:t>
-      </w:r>
-      <w:r>
-        <w:rPr>
-          <w:b w:val="1"/>
-          <w:bCs w:val="1"/>
-          <w:noProof w:val="0"/>
-          <w:sz w:val="24"/>
-          <w:szCs w:val="24"/>
-          <w:lang w:val="en-US"/>
-        </w:rPr>
-        <w:t xml:space="preserve"> </w:t>
-      </w:r>
-      <w:r>
-        <w:rPr>
-          <w:b w:val="1"/>
-          <w:bCs w:val="1"/>
-          <w:noProof w:val="0"/>
-          <w:sz w:val="24"/>
-          <w:szCs w:val="24"/>
-          <w:lang w:val="en-US"/>
-        </w:rPr>
-        <w:t>group</w:t>
-      </w:r>
-      <w:r>
-        <w:rPr>
-          <w:b w:val="1"/>
-          <w:bCs w:val="1"/>
-          <w:noProof w:val="0"/>
-          <w:sz w:val="24"/>
-          <w:szCs w:val="24"/>
-          <w:lang w:val="en-US"/>
-        </w:rPr>
-        <w:t xml:space="preserve">, </w:t>
-      </w:r>
-      <w:r>
-        <w:rPr>
-          <w:b w:val="1"/>
-          <w:bCs w:val="1"/>
-          <w:noProof w:val="0"/>
-          <w:sz w:val="24"/>
-          <w:szCs w:val="24"/>
-          <w:lang w:val="en-US"/>
-        </w:rPr>
-        <w:t>and</w:t>
-      </w:r>
-      <w:r>
-        <w:rPr>
-          <w:b w:val="1"/>
-          <w:bCs w:val="1"/>
-          <w:noProof w:val="0"/>
-          <w:sz w:val="24"/>
-          <w:szCs w:val="24"/>
-          <w:lang w:val="en-US"/>
-        </w:rPr>
-        <w:t xml:space="preserve"> </w:t>
-      </w:r>
-      <w:r>
-        <w:rPr>
-          <w:b w:val="1"/>
-          <w:bCs w:val="1"/>
-          <w:noProof w:val="0"/>
-          <w:sz w:val="24"/>
-          <w:szCs w:val="24"/>
-          <w:lang w:val="en-US"/>
-        </w:rPr>
-        <w:t>students</w:t>
-      </w:r>
-      <w:r>
-        <w:rPr>
-          <w:b w:val="1"/>
-          <w:bCs w:val="1"/>
-          <w:noProof w:val="0"/>
-          <w:sz w:val="24"/>
-          <w:szCs w:val="24"/>
-          <w:lang w:val="en-US"/>
-        </w:rPr>
-        <w:t xml:space="preserve"> </w:t>
-      </w:r>
-      <w:r>
-        <w:rPr>
-          <w:b w:val="1"/>
-          <w:bCs w:val="1"/>
-          <w:noProof w:val="0"/>
-          <w:sz w:val="24"/>
-          <w:szCs w:val="24"/>
-          <w:lang w:val="en-US"/>
-        </w:rPr>
-        <w:t>select</w:t>
-      </w:r>
-      <w:r>
-        <w:rPr>
-          <w:b w:val="1"/>
-          <w:bCs w:val="1"/>
-          <w:noProof w:val="0"/>
-          <w:sz w:val="24"/>
-          <w:szCs w:val="24"/>
-          <w:lang w:val="en-US"/>
-        </w:rPr>
-        <w:t xml:space="preserve"> </w:t>
-      </w:r>
-      <w:r>
-        <w:rPr>
-          <w:b w:val="1"/>
-          <w:bCs w:val="1"/>
-          <w:noProof w:val="0"/>
-          <w:sz w:val="24"/>
-          <w:szCs w:val="24"/>
-          <w:lang w:val="en-US"/>
-        </w:rPr>
-        <w:t>courses</w:t>
-      </w:r>
-      <w:r>
-        <w:rPr>
-          <w:b w:val="1"/>
-          <w:bCs w:val="1"/>
-          <w:noProof w:val="0"/>
-          <w:sz w:val="24"/>
-          <w:szCs w:val="24"/>
-          <w:lang w:val="en-US"/>
-        </w:rPr>
-        <w:t xml:space="preserve"> </w:t>
-      </w:r>
-      <w:r>
-        <w:rPr>
-          <w:b w:val="1"/>
-          <w:bCs w:val="1"/>
-          <w:noProof w:val="0"/>
-          <w:sz w:val="24"/>
-          <w:szCs w:val="24"/>
-          <w:lang w:val="en-US"/>
-        </w:rPr>
-        <w:t>based</w:t>
-      </w:r>
-      <w:r>
-        <w:rPr>
-          <w:b w:val="1"/>
-          <w:bCs w:val="1"/>
-          <w:noProof w:val="0"/>
-          <w:sz w:val="24"/>
-          <w:szCs w:val="24"/>
-          <w:lang w:val="en-US"/>
-        </w:rPr>
-        <w:t xml:space="preserve"> </w:t>
-      </w:r>
-      <w:r>
-        <w:rPr>
-          <w:b w:val="1"/>
-          <w:bCs w:val="1"/>
-          <w:noProof w:val="0"/>
-          <w:sz w:val="24"/>
-          <w:szCs w:val="24"/>
-          <w:lang w:val="en-US"/>
-        </w:rPr>
-        <w:t>on</w:t>
-      </w:r>
-      <w:r>
-        <w:rPr>
-          <w:b w:val="1"/>
-          <w:bCs w:val="1"/>
-          <w:noProof w:val="0"/>
-          <w:sz w:val="24"/>
-          <w:szCs w:val="24"/>
-          <w:lang w:val="en-US"/>
-        </w:rPr>
-        <w:t xml:space="preserve"> </w:t>
-      </w:r>
-      <w:r>
-        <w:rPr>
-          <w:b w:val="1"/>
-          <w:bCs w:val="1"/>
-          <w:noProof w:val="0"/>
-          <w:sz w:val="24"/>
-          <w:szCs w:val="24"/>
-          <w:lang w:val="en-US"/>
-        </w:rPr>
-        <w:t>their</w:t>
-      </w:r>
-      <w:r>
-        <w:rPr>
-          <w:b w:val="1"/>
-          <w:bCs w:val="1"/>
-          <w:noProof w:val="0"/>
-          <w:sz w:val="24"/>
-          <w:szCs w:val="24"/>
-          <w:lang w:val="en-US"/>
-        </w:rPr>
-        <w:t xml:space="preserve"> </w:t>
-      </w:r>
-      <w:r>
-        <w:rPr>
-          <w:b w:val="1"/>
-          <w:bCs w:val="1"/>
-          <w:noProof w:val="0"/>
-          <w:sz w:val="24"/>
-          <w:szCs w:val="24"/>
-          <w:lang w:val="en-US"/>
-        </w:rPr>
-        <w:t>own</w:t>
-      </w:r>
-      <w:r>
-        <w:rPr>
-          <w:b w:val="1"/>
-          <w:bCs w:val="1"/>
-          <w:noProof w:val="0"/>
-          <w:sz w:val="24"/>
-          <w:szCs w:val="24"/>
-          <w:lang w:val="en-US"/>
-        </w:rPr>
-        <w:t xml:space="preserve"> </w:t>
-      </w:r>
-      <w:r>
-        <w:rPr>
-          <w:b w:val="1"/>
-          <w:bCs w:val="1"/>
-          <w:noProof w:val="0"/>
-          <w:sz w:val="24"/>
-          <w:szCs w:val="24"/>
-          <w:lang w:val="en-US"/>
-        </w:rPr>
-        <w:t>aspirations</w:t>
-      </w:r>
-      <w:r>
-        <w:rPr>
-          <w:b w:val="1"/>
-          <w:bCs w:val="1"/>
-          <w:noProof w:val="0"/>
-          <w:sz w:val="24"/>
-          <w:szCs w:val="24"/>
-          <w:lang w:val="en-US"/>
-        </w:rPr>
-        <w:t xml:space="preserve">. </w:t>
-      </w:r>
-    </w:p>
-    <w:p>
-      <w:pPr>
-        <w:pStyle w:val="Normal"/>
-      </w:pPr>
-      <w:r>
-        <w:rPr>
-          <w:b w:val="1"/>
-          <w:bCs w:val="1"/>
-          <w:noProof w:val="0"/>
-          <w:sz w:val="24"/>
-          <w:szCs w:val="24"/>
-          <w:lang w:val="lt-LT"/>
-        </w:rPr>
-        <w:t xml:space="preserve">Impact indicator: </w:t>
-      </w:r>
-      <w:r>
-        <w:rPr>
-          <w:noProof w:val="0"/>
-          <w:sz w:val="24"/>
-          <w:szCs w:val="24"/>
-          <w:lang w:val="lt-LT"/>
-        </w:rPr>
-        <w:t>By July 1, 2026, 70% of surveyed students enrolled in individualized study courses are satisfied with them.</w:t>
-      </w:r>
-    </w:p>
-    <w:p>
-      <w:pPr>
-        <w:pStyle w:val="Normal"/>
-      </w:pPr>
-      <w:r>
-        <w:rPr>
-          <w:noProof w:val="0"/>
-          <w:sz w:val="24"/>
-          <w:szCs w:val="24"/>
-          <w:lang w:val="lt-LT"/>
-        </w:rPr>
-        <w:t xml:space="preserve"> </w:t>
-      </w:r>
-    </w:p>
-    <w:p>
-      <w:pPr>
-        <w:pStyle w:val="Normal"/>
-      </w:pPr>
-      <w:r>
-        <w:rPr>
-          <w:noProof w:val="0"/>
-          <w:sz w:val="24"/>
-          <w:szCs w:val="24"/>
-          <w:lang w:val="lt-LT"/>
-        </w:rPr>
-        <w:t xml:space="preserve">Objective 1: </w:t>
-      </w:r>
-      <w:r>
-        <w:rPr>
-          <w:noProof w:val="0"/>
-          <w:sz w:val="24"/>
-          <w:szCs w:val="24"/>
-          <w:lang w:val="lt-LT"/>
-        </w:rPr>
-        <w:t>completed</w:t>
-      </w:r>
-      <w:r>
-        <w:rPr>
-          <w:noProof w:val="0"/>
-          <w:sz w:val="24"/>
-          <w:szCs w:val="24"/>
-          <w:lang w:val="lt-LT"/>
-        </w:rPr>
-        <w:t xml:space="preserve">  </w:t>
-      </w:r>
-    </w:p>
-    <w:p>
-      <w:pPr>
-        <w:pStyle w:val="Normal"/>
-      </w:pPr>
-      <w:r>
-        <w:rPr>
-          <w:noProof w:val="0"/>
-          <w:sz w:val="24"/>
-          <w:szCs w:val="24"/>
-          <w:lang w:val="lt-LT"/>
-        </w:rPr>
-        <w:t xml:space="preserve">5% more individualized courses are delivered in a blended format and being adapted to students’ needs.  </w:t>
-      </w:r>
-    </w:p>
-    <w:p>
-      <w:pPr>
-        <w:pStyle w:val="Normal"/>
-        <w:rPr>
-          <w:noProof w:val="0"/>
-          <w:sz w:val="24"/>
-          <w:szCs w:val="24"/>
-          <w:lang w:val="lt-LT"/>
-        </w:rPr>
-      </w:pPr>
-    </w:p>
-    <w:p>
-      <w:pPr>
-        <w:pStyle w:val="Normal"/>
-      </w:pPr>
-      <w:r>
-        <w:rPr>
-          <w:noProof w:val="0"/>
-          <w:sz w:val="24"/>
-          <w:szCs w:val="24"/>
-          <w:lang w:val="lt-LT"/>
-        </w:rPr>
-        <w:t>Objective</w:t>
-      </w:r>
-      <w:r>
-        <w:rPr>
-          <w:noProof w:val="0"/>
-          <w:sz w:val="24"/>
-          <w:szCs w:val="24"/>
-          <w:lang w:val="lt-LT"/>
-        </w:rPr>
-        <w:t xml:space="preserve"> 2: </w:t>
-      </w:r>
-      <w:r>
-        <w:rPr>
-          <w:noProof w:val="0"/>
-          <w:sz w:val="24"/>
-          <w:szCs w:val="24"/>
-          <w:lang w:val="lt-LT"/>
-        </w:rPr>
-        <w:t>in</w:t>
-      </w:r>
-      <w:r>
-        <w:rPr>
-          <w:noProof w:val="0"/>
-          <w:sz w:val="24"/>
-          <w:szCs w:val="24"/>
-          <w:lang w:val="lt-LT"/>
-        </w:rPr>
-        <w:t xml:space="preserve"> </w:t>
-      </w:r>
-      <w:r>
-        <w:rPr>
-          <w:noProof w:val="0"/>
-          <w:sz w:val="24"/>
-          <w:szCs w:val="24"/>
-          <w:lang w:val="lt-LT"/>
-        </w:rPr>
-        <w:t>progress</w:t>
-      </w:r>
-      <w:r>
-        <w:rPr>
-          <w:noProof w:val="0"/>
-          <w:sz w:val="24"/>
-          <w:szCs w:val="24"/>
-          <w:lang w:val="lt-LT"/>
-        </w:rPr>
-        <w:t xml:space="preserve"> </w:t>
-      </w:r>
-    </w:p>
-    <w:p>
-      <w:pPr>
-        <w:pStyle w:val="Normal"/>
-      </w:pPr>
-      <w:r>
-        <w:rPr>
-          <w:noProof w:val="0"/>
-          <w:sz w:val="24"/>
-          <w:szCs w:val="24"/>
-          <w:lang w:val="lt-LT"/>
-        </w:rPr>
-        <w:t xml:space="preserve">65% of students enrolled in individualized courses have provided feedback on them.  </w:t>
-      </w:r>
-    </w:p>
-    <w:p>
-      <w:pPr>
-        <w:pStyle w:val="Normal"/>
-      </w:pPr>
-      <w:r>
-        <w:rPr>
-          <w:noProof w:val="0"/>
-          <w:sz w:val="24"/>
-          <w:szCs w:val="24"/>
-          <w:lang w:val="lt-LT"/>
-        </w:rPr>
-        <w:t xml:space="preserve"> </w:t>
-      </w:r>
-    </w:p>
-    <w:p>
-      <w:pPr>
-        <w:pStyle w:val="Normal"/>
-      </w:pPr>
-      <w:r>
-        <w:rPr>
-          <w:noProof w:val="0"/>
-          <w:sz w:val="24"/>
-          <w:szCs w:val="24"/>
-          <w:lang w:val="lt-LT"/>
-        </w:rPr>
-        <w:t xml:space="preserve">Objective 3: not achieved </w:t>
-      </w:r>
-    </w:p>
-    <w:p>
-      <w:pPr>
-        <w:pStyle w:val="Normal"/>
-      </w:pPr>
-      <w:r>
-        <w:rPr>
-          <w:noProof w:val="0"/>
-          <w:sz w:val="24"/>
-          <w:szCs w:val="24"/>
-          <w:lang w:val="lt-LT"/>
-        </w:rPr>
-        <w:t xml:space="preserve"> </w:t>
-      </w:r>
-    </w:p>
-    <w:p>
-      <w:pPr>
-        <w:pStyle w:val="Normal"/>
-      </w:pPr>
-      <w:r>
-        <w:rPr>
-          <w:noProof w:val="0"/>
-          <w:sz w:val="24"/>
-          <w:szCs w:val="24"/>
-          <w:lang w:val="en-US"/>
-        </w:rPr>
-        <w:t xml:space="preserve">At </w:t>
-      </w:r>
-      <w:r>
-        <w:rPr>
-          <w:noProof w:val="0"/>
-          <w:sz w:val="24"/>
-          <w:szCs w:val="24"/>
-          <w:lang w:val="en-US"/>
-        </w:rPr>
-        <w:t>least</w:t>
-      </w:r>
-      <w:r>
-        <w:rPr>
-          <w:noProof w:val="0"/>
-          <w:sz w:val="24"/>
-          <w:szCs w:val="24"/>
-          <w:lang w:val="en-US"/>
-        </w:rPr>
-        <w:t xml:space="preserve"> 100 </w:t>
-      </w:r>
-      <w:r>
-        <w:rPr>
-          <w:noProof w:val="0"/>
-          <w:sz w:val="24"/>
-          <w:szCs w:val="24"/>
-          <w:lang w:val="en-US"/>
-        </w:rPr>
-        <w:t>lecturers</w:t>
-      </w:r>
-      <w:r>
-        <w:rPr>
-          <w:noProof w:val="0"/>
-          <w:sz w:val="24"/>
-          <w:szCs w:val="24"/>
-          <w:lang w:val="en-US"/>
-        </w:rPr>
-        <w:t xml:space="preserve"> </w:t>
-      </w:r>
-      <w:r>
-        <w:rPr>
-          <w:noProof w:val="0"/>
-          <w:sz w:val="24"/>
-          <w:szCs w:val="24"/>
-          <w:lang w:val="en-US"/>
-        </w:rPr>
-        <w:t>participate</w:t>
-      </w:r>
-      <w:r>
-        <w:rPr>
-          <w:noProof w:val="0"/>
-          <w:sz w:val="24"/>
-          <w:szCs w:val="24"/>
-          <w:lang w:val="en-US"/>
-        </w:rPr>
-        <w:t xml:space="preserve"> </w:t>
-      </w:r>
-      <w:r>
-        <w:rPr>
-          <w:noProof w:val="0"/>
-          <w:sz w:val="24"/>
-          <w:szCs w:val="24"/>
-          <w:lang w:val="en-US"/>
-        </w:rPr>
-        <w:t>in</w:t>
-      </w:r>
-      <w:r>
-        <w:rPr>
-          <w:noProof w:val="0"/>
-          <w:sz w:val="24"/>
-          <w:szCs w:val="24"/>
-          <w:lang w:val="en-US"/>
-        </w:rPr>
-        <w:t xml:space="preserve"> </w:t>
-      </w:r>
-      <w:r>
-        <w:rPr>
-          <w:noProof w:val="0"/>
-          <w:sz w:val="24"/>
-          <w:szCs w:val="24"/>
-          <w:lang w:val="en-US"/>
-        </w:rPr>
-        <w:t>training</w:t>
-      </w:r>
-      <w:r>
-        <w:rPr>
-          <w:noProof w:val="0"/>
-          <w:sz w:val="24"/>
-          <w:szCs w:val="24"/>
-          <w:lang w:val="en-US"/>
-        </w:rPr>
-        <w:t xml:space="preserve"> </w:t>
-      </w:r>
-      <w:r>
-        <w:rPr>
-          <w:noProof w:val="0"/>
-          <w:sz w:val="24"/>
-          <w:szCs w:val="24"/>
-          <w:lang w:val="en-US"/>
-        </w:rPr>
-        <w:t>on</w:t>
-      </w:r>
-      <w:r>
-        <w:rPr>
-          <w:noProof w:val="0"/>
-          <w:sz w:val="24"/>
-          <w:szCs w:val="24"/>
-          <w:lang w:val="en-US"/>
-        </w:rPr>
-        <w:t xml:space="preserve"> </w:t>
-      </w:r>
-      <w:r>
-        <w:rPr>
-          <w:noProof w:val="0"/>
-          <w:sz w:val="24"/>
-          <w:szCs w:val="24"/>
-          <w:lang w:val="en-US"/>
-        </w:rPr>
-        <w:t>teaching</w:t>
-      </w:r>
-      <w:r>
-        <w:rPr>
-          <w:noProof w:val="0"/>
-          <w:sz w:val="24"/>
-          <w:szCs w:val="24"/>
-          <w:lang w:val="en-US"/>
-        </w:rPr>
-        <w:t xml:space="preserve"> </w:t>
-      </w:r>
-      <w:r>
-        <w:rPr>
-          <w:noProof w:val="0"/>
-          <w:sz w:val="24"/>
-          <w:szCs w:val="24"/>
-          <w:lang w:val="en-US"/>
-        </w:rPr>
-        <w:t>individual</w:t>
-      </w:r>
-      <w:r>
-        <w:rPr>
-          <w:noProof w:val="0"/>
-          <w:sz w:val="24"/>
-          <w:szCs w:val="24"/>
-          <w:lang w:val="en-US"/>
-        </w:rPr>
-        <w:t xml:space="preserve"> </w:t>
-      </w:r>
-      <w:r>
-        <w:rPr>
-          <w:noProof w:val="0"/>
-          <w:sz w:val="24"/>
-          <w:szCs w:val="24"/>
-          <w:lang w:val="en-US"/>
-        </w:rPr>
-        <w:t>study</w:t>
-      </w:r>
-      <w:r>
-        <w:rPr>
-          <w:noProof w:val="0"/>
-          <w:sz w:val="24"/>
-          <w:szCs w:val="24"/>
-          <w:lang w:val="en-US"/>
-        </w:rPr>
-        <w:t xml:space="preserve"> </w:t>
-      </w:r>
-      <w:r>
-        <w:rPr>
-          <w:noProof w:val="0"/>
-          <w:sz w:val="24"/>
-          <w:szCs w:val="24"/>
-          <w:lang w:val="en-US"/>
-        </w:rPr>
-        <w:t>courses</w:t>
-      </w:r>
-      <w:r>
-        <w:rPr>
-          <w:noProof w:val="0"/>
-          <w:sz w:val="24"/>
-          <w:szCs w:val="24"/>
-          <w:lang w:val="en-US"/>
-        </w:rPr>
-        <w:t xml:space="preserve"> (modules).  </w:t>
-      </w:r>
-    </w:p>
-    <w:p>
-      <w:pPr>
-        <w:pStyle w:val="Normal"/>
-      </w:pPr>
-      <w:r>
-        <w:rPr>
-          <w:noProof w:val="0"/>
-          <w:sz w:val="24"/>
-          <w:szCs w:val="24"/>
-          <w:lang w:val="lt-LT"/>
-        </w:rPr>
-        <w:t xml:space="preserve"> </w:t>
-      </w:r>
-    </w:p>
-    <w:p>
-      <w:pPr>
-        <w:pStyle w:val="Normal"/>
-        <w:rPr>
-          <w:b w:val="1"/>
-          <w:bCs w:val="1"/>
-          <w:noProof w:val="0"/>
-          <w:sz w:val="24"/>
-          <w:szCs w:val="24"/>
-          <w:lang w:val="lt-LT"/>
-        </w:rPr>
-      </w:pPr>
-      <w:r>
-        <w:rPr>
-          <w:noProof w:val="0"/>
-          <w:sz w:val="24"/>
-          <w:szCs w:val="24"/>
-          <w:lang w:val="lt-LT"/>
-        </w:rPr>
-        <w:t>☑️</w:t>
-      </w:r>
-      <w:r>
-        <w:rPr>
-          <w:b w:val="1"/>
-          <w:bCs w:val="1"/>
-          <w:noProof w:val="0"/>
-          <w:sz w:val="24"/>
-          <w:szCs w:val="24"/>
-          <w:lang w:val="lt-LT"/>
-        </w:rPr>
-        <w:t xml:space="preserve"> </w:t>
-      </w:r>
-      <w:r>
-        <w:rPr>
-          <w:b w:val="1"/>
-          <w:bCs w:val="1"/>
-          <w:noProof w:val="0"/>
-          <w:sz w:val="24"/>
-          <w:szCs w:val="24"/>
-          <w:lang w:val="lt-LT"/>
-        </w:rPr>
-        <w:t>What</w:t>
-      </w:r>
-      <w:r>
-        <w:rPr>
-          <w:b w:val="1"/>
-          <w:bCs w:val="1"/>
-          <w:noProof w:val="0"/>
-          <w:sz w:val="24"/>
-          <w:szCs w:val="24"/>
-          <w:lang w:val="lt-LT"/>
-        </w:rPr>
-        <w:t xml:space="preserve"> </w:t>
-      </w:r>
-      <w:r>
-        <w:rPr>
-          <w:b w:val="1"/>
-          <w:bCs w:val="1"/>
-          <w:noProof w:val="0"/>
-          <w:sz w:val="24"/>
-          <w:szCs w:val="24"/>
-          <w:lang w:val="lt-LT"/>
-        </w:rPr>
-        <w:t>has</w:t>
-      </w:r>
-      <w:r>
-        <w:rPr>
-          <w:b w:val="1"/>
-          <w:bCs w:val="1"/>
-          <w:noProof w:val="0"/>
-          <w:sz w:val="24"/>
-          <w:szCs w:val="24"/>
-          <w:lang w:val="lt-LT"/>
-        </w:rPr>
-        <w:t xml:space="preserve"> </w:t>
-      </w:r>
-      <w:r>
-        <w:rPr>
-          <w:b w:val="1"/>
-          <w:bCs w:val="1"/>
-          <w:noProof w:val="0"/>
-          <w:sz w:val="24"/>
-          <w:szCs w:val="24"/>
-          <w:lang w:val="lt-LT"/>
-        </w:rPr>
-        <w:t>been</w:t>
-      </w:r>
-      <w:r>
-        <w:rPr>
-          <w:b w:val="1"/>
-          <w:bCs w:val="1"/>
-          <w:noProof w:val="0"/>
-          <w:sz w:val="24"/>
-          <w:szCs w:val="24"/>
-          <w:lang w:val="lt-LT"/>
-        </w:rPr>
-        <w:t xml:space="preserve"> </w:t>
-      </w:r>
-      <w:r>
-        <w:rPr>
-          <w:b w:val="1"/>
-          <w:bCs w:val="1"/>
-          <w:noProof w:val="0"/>
-          <w:sz w:val="24"/>
-          <w:szCs w:val="24"/>
-          <w:lang w:val="lt-LT"/>
-        </w:rPr>
-        <w:t>achieved</w:t>
-      </w:r>
-      <w:r>
-        <w:rPr>
-          <w:b w:val="1"/>
-          <w:bCs w:val="1"/>
-          <w:noProof w:val="0"/>
-          <w:sz w:val="24"/>
-          <w:szCs w:val="24"/>
-          <w:lang w:val="lt-LT"/>
+          <w:lang w:val="en-GB"/>
         </w:rPr>
         <w:t xml:space="preserve">?  </w:t>
       </w:r>
@@ -11969,15 +11978,15 @@
           <w:noProof w:val="0"/>
           <w:sz w:val="24"/>
           <w:szCs w:val="24"/>
-          <w:lang w:val="en-US"/>
-        </w:rPr>
-      </w:pPr>
-      <w:r>
-        <w:rPr>
-          <w:noProof w:val="0"/>
-          <w:sz w:val="24"/>
-          <w:szCs w:val="24"/>
-          <w:lang w:val="en-US"/>
+          <w:lang w:val="en-GB"/>
+        </w:rPr>
+      </w:pPr>
+      <w:r>
+        <w:rPr>
+          <w:noProof w:val="0"/>
+          <w:sz w:val="24"/>
+          <w:szCs w:val="24"/>
+          <w:lang w:val="en-GB"/>
         </w:rPr>
         <w:t xml:space="preserve">In order to provide all students with the opportunity to choose individual study courses more purposefully and smoothly throughout their entire period of study, sets of recommended individual study courses were created. These sets of individual study courses were organized by </w:t>
       </w:r>
@@ -11986,7 +11995,7 @@
           <w:noProof w:val="0"/>
           <w:sz w:val="24"/>
           <w:szCs w:val="24"/>
-          <w:lang w:val="en-US"/>
+          <w:lang w:val="en-GB"/>
         </w:rPr>
         <w:t>subject</w:t>
       </w:r>
@@ -11995,33 +12004,46 @@
           <w:noProof w:val="0"/>
           <w:sz w:val="24"/>
           <w:szCs w:val="24"/>
-          <w:lang w:val="en-US"/>
-        </w:rPr>
-        <w:t xml:space="preserve"> area and specific courses. In addition, faculty feedback on certain individual courses (modules) included in the sets was provided alongside the compiled individual study courses (modules). All individual study sets can be viewed on the VU SA website </w:t>
-      </w:r>
-      <w:commentRangeStart w:id="1444331770"/>
-      <w:r>
-        <w:rPr>
-          <w:noProof w:val="0"/>
-          <w:sz w:val="24"/>
-          <w:szCs w:val="24"/>
-          <w:lang w:val="en-US"/>
-        </w:rPr>
-        <w:t>here</w:t>
-      </w:r>
-      <w:commentRangeEnd w:id="1444331770"/>
-      <w:r>
-        <w:rPr>
-          <w:rStyle w:val="CommentReference"/>
-        </w:rPr>
-        <w:commentReference w:id="1444331770"/>
-      </w:r>
-      <w:r>
-        <w:rPr>
-          <w:noProof w:val="0"/>
-          <w:sz w:val="24"/>
-          <w:szCs w:val="24"/>
-          <w:lang w:val="en-US"/>
+          <w:lang w:val="en-GB"/>
+        </w:rPr>
+        <w:t xml:space="preserve"> area and specific courses. In addition, faculty feedback on certain individual courses (modules) included in the sets was provided alongside the compiled individual study courses (modules). All individual study sets can be viewed on the VU S</w:t>
+      </w:r>
+      <w:r>
+        <w:rPr>
+          <w:noProof w:val="0"/>
+          <w:sz w:val="24"/>
+          <w:szCs w:val="24"/>
+          <w:lang w:val="en-GB"/>
+        </w:rPr>
+        <w:t>R</w:t>
+      </w:r>
+      <w:r>
+        <w:rPr>
+          <w:noProof w:val="0"/>
+          <w:sz w:val="24"/>
+          <w:szCs w:val="24"/>
+          <w:lang w:val="en-GB"/>
+        </w:rPr>
+        <w:t xml:space="preserve"> website </w:t>
+      </w:r>
+      <w:hyperlink r:id="R30899050fe014238">
+        <w:r>
+          <w:rPr>
+            <w:rStyle w:val="Hyperlink"/>
+            <w:noProof w:val="0"/>
+            <w:sz w:val="24"/>
+            <w:szCs w:val="24"/>
+            <w:lang w:val="en-GB"/>
+          </w:rPr>
+          <w:t>here</w:t>
+        </w:r>
+      </w:hyperlink>
+      <w:r>
+        <w:rPr>
+          <w:noProof w:val="0"/>
+          <w:sz w:val="24"/>
+          <w:szCs w:val="24"/>
+          <w:lang w:val="en-GB"/>
         </w:rPr>
         <w:t xml:space="preserve">.  </w:t>
       </w:r>
@@ -12327,21 +12349,44 @@
           <w:ilvl w:val="0"/>
           <w:numId w:val="5"/>
         </w:numPr>
-        <w:rPr>
-          <w:noProof w:val="0"/>
-          <w:sz w:val="24"/>
-          <w:szCs w:val="24"/>
-          <w:lang w:val="en-US"/>
-        </w:rPr>
-      </w:pPr>
-      <w:r>
-        <w:rPr>
-          <w:noProof w:val="0"/>
-          <w:sz w:val="24"/>
-          <w:szCs w:val="24"/>
-          <w:lang w:val="en-US"/>
-        </w:rPr>
-        <w:t xml:space="preserve">As part of efforts to expand the range of individual study options and choices at the VU Faculty of History, the Life Sciences Center, and the Faculty of Law, individual study courses (modules) taught in English have been opened to students from other study programs and/or departments (faculties), a list of courses that could be taught in a hybrid format was also compiled, thereby enabling more students to take these courses (e.g., from the Kaunas Faculty or the Šiauliai Academy). </w:t>
+        <w:suppressLineNumbers w:val="0"/>
+        <w:bidi w:val="0"/>
+        <w:spacing w:before="0" w:beforeAutospacing="off" w:after="160" w:afterAutospacing="off" w:line="279" w:lineRule="auto"/>
+        <w:ind w:left="720" w:right="0" w:hanging="360"/>
+        <w:jc w:val="left"/>
+        <w:rPr>
+          <w:noProof w:val="0"/>
+          <w:sz w:val="24"/>
+          <w:szCs w:val="24"/>
+          <w:lang w:val="en-US"/>
+        </w:rPr>
+      </w:pPr>
+      <w:r>
+        <w:rPr>
+          <w:noProof w:val="0"/>
+          <w:sz w:val="24"/>
+          <w:szCs w:val="24"/>
+          <w:lang w:val="en-US"/>
+        </w:rPr>
+        <w:t xml:space="preserve">As part of efforts to expand the range of individual study options and choices at the VU Faculty of History, the Life Sciences Center, and the Faculty of Law, individual study courses (modules) taught in English have been opened to students from other study programs and/or </w:t>
+      </w:r>
+      <w:r>
+        <w:rPr>
+          <w:noProof w:val="0"/>
+          <w:sz w:val="24"/>
+          <w:szCs w:val="24"/>
+          <w:lang w:val="en-US"/>
+        </w:rPr>
+        <w:t xml:space="preserve">units </w:t>
+      </w:r>
+      <w:r>
+        <w:rPr>
+          <w:noProof w:val="0"/>
+          <w:sz w:val="24"/>
+          <w:szCs w:val="24"/>
+          <w:lang w:val="en-US"/>
+        </w:rPr>
+        <w:t xml:space="preserve">(faculties), a list of courses that could be taught in a hybrid format was also compiled, thereby enabling more students to take these courses (e.g., from the Kaunas Faculty or the Šiauliai Academy). </w:t>
       </w:r>
     </w:p>
     <w:p>
@@ -12361,7 +12406,21 @@
           <w:noProof w:val="0"/>
           <w:lang w:val="en-US"/>
         </w:rPr>
-        <w:t xml:space="preserve">Prior to the main selection of individual study programs for the fall semester, a campaign was launched to inform students about individual study programs. During this campaign, students from various VU departments shared their experiences and recommendations via the VU SA Instagram account on how to make the most effective and best </w:t>
+        <w:t>Prior to the main selection of individual study programs for the fall semester, a campaign was launched to inform students about individual study programs. During this campaign, students from various VU departments shared their experiences and recommendations via the VU S</w:t>
+      </w:r>
+      <w:r>
+        <w:rPr>
+          <w:noProof w:val="0"/>
+          <w:lang w:val="en-US"/>
+        </w:rPr>
+        <w:t>R</w:t>
+      </w:r>
+      <w:r>
+        <w:rPr>
+          <w:noProof w:val="0"/>
+          <w:lang w:val="en-US"/>
+        </w:rPr>
+        <w:t xml:space="preserve"> Instagram account on how to make the most effective and best </w:t>
       </w:r>
       <w:r>
         <w:rPr>
@@ -12395,7 +12454,21 @@
           <w:noProof w:val="0"/>
           <w:lang w:val="en-US"/>
         </w:rPr>
-        <w:t xml:space="preserve">To encourage students to deepen their understanding of feedback and to provide it, a survey was created and focus groups were conducted, during which students could provide feedback on the individual study courses (modules) they had already selected, and following the survey results, the relevant VU departments were approached with suggestions on how to improve the quality of individual study subjects (modules) or student communication. Over 250 students </w:t>
+        <w:t xml:space="preserve">To encourage students to deepen their understanding of feedback and to provide it, a survey was created and focus groups were conducted, during which students could provide feedback on the individual study courses (modules) they had already selected, and following the survey results, the relevant VU </w:t>
+      </w:r>
+      <w:r>
+        <w:rPr>
+          <w:noProof w:val="0"/>
+          <w:lang w:val="en-US"/>
+        </w:rPr>
+        <w:t xml:space="preserve">units </w:t>
+      </w:r>
+      <w:r>
+        <w:rPr>
+          <w:noProof w:val="0"/>
+          <w:lang w:val="en-US"/>
+        </w:rPr>
+        <w:t xml:space="preserve">were approached with suggestions on how to improve the quality of individual study subjects (modules) or student communication. Over 250 students </w:t>
       </w:r>
       <w:r>
         <w:rPr>
@@ -12535,7 +12608,7 @@
           <w:noProof w:val="0"/>
           <w:sz w:val="24"/>
           <w:szCs w:val="24"/>
-          <w:lang w:val="en-US"/>
+          <w:lang w:val="en-GB"/>
         </w:rPr>
       </w:pPr>
       <w:r>
@@ -12545,9 +12618,9 @@
           <w:noProof w:val="0"/>
           <w:sz w:val="24"/>
           <w:szCs w:val="24"/>
-          <w:lang w:val="en-US"/>
-        </w:rPr>
-        <w:t>2. VU SR has reviewed and updated aspects of the student representation process: coordination and oversight of student representatives (activities of representative coordinators), organization of student representatives’ work (improvement of competencies and tools necessary for student representation)</w:t>
+          <w:lang w:val="en-GB"/>
+        </w:rPr>
+        <w:t xml:space="preserve">2. </w:t>
       </w:r>
       <w:r>
         <w:rPr>
@@ -12556,29 +12629,25 @@
           <w:noProof w:val="0"/>
           <w:sz w:val="24"/>
           <w:szCs w:val="24"/>
-          <w:lang w:val="en-US"/>
-        </w:rPr>
-        <w:t xml:space="preserve">.  </w:t>
-      </w:r>
-    </w:p>
-    <w:p>
-      <w:pPr>
-        <w:pStyle w:val="Normal"/>
+          <w:lang w:val="en-GB"/>
+        </w:rPr>
+        <w:t>VU SR reviewed and updated parts of the students' representation process: coordination and control of student representatives (activities of representative coordinators), organization of the work of students' representatives (improvement of the competencies and tools necessary for students' representation)</w:t>
+      </w:r>
+      <w:r>
         <w:rPr>
           <w:b w:val="1"/>
           <w:bCs w:val="1"/>
           <w:noProof w:val="0"/>
           <w:sz w:val="24"/>
           <w:szCs w:val="24"/>
-          <w:lang w:val="en-US"/>
-        </w:rPr>
-      </w:pPr>
+          <w:lang w:val="en-GB"/>
+        </w:rPr>
+        <w:t xml:space="preserve">.  </w:t>
+      </w:r>
     </w:p>
     <w:p>
       <w:pPr>
         <w:pStyle w:val="Normal"/>
-      </w:pPr>
-      <w:r>
         <w:rPr>
           <w:b w:val="1"/>
           <w:bCs w:val="1"/>
@@ -12587,6 +12656,21 @@
           <w:szCs w:val="24"/>
           <w:lang w:val="en-US"/>
         </w:rPr>
+      </w:pPr>
+    </w:p>
+    <w:p>
+      <w:pPr>
+        <w:pStyle w:val="Normal"/>
+      </w:pPr>
+      <w:r>
+        <w:rPr>
+          <w:b w:val="1"/>
+          <w:bCs w:val="1"/>
+          <w:noProof w:val="0"/>
+          <w:sz w:val="24"/>
+          <w:szCs w:val="24"/>
+          <w:lang w:val="en-GB"/>
+        </w:rPr>
         <w:t xml:space="preserve">Impact indicator: </w:t>
       </w:r>
       <w:r>
@@ -12594,16 +12678,136 @@
           <w:noProof w:val="0"/>
           <w:sz w:val="24"/>
           <w:szCs w:val="24"/>
-          <w:lang w:val="en-US"/>
-        </w:rPr>
-        <w:t>By March 31, 2026, the level of student representatives’ satisfaction with coordination and the tools provided has increased by 20%, and 60% of student representatives in VU units achieve their set goals</w:t>
-      </w:r>
-      <w:r>
-        <w:rPr>
-          <w:noProof w:val="0"/>
-          <w:sz w:val="24"/>
-          <w:szCs w:val="24"/>
-          <w:lang w:val="en-US"/>
+          <w:lang w:val="en-GB"/>
+        </w:rPr>
+        <w:t xml:space="preserve">By March 31, 2026, </w:t>
+      </w:r>
+      <w:r>
+        <w:rPr>
+          <w:noProof w:val="0"/>
+          <w:sz w:val="24"/>
+          <w:szCs w:val="24"/>
+          <w:lang w:val="en-GB"/>
+        </w:rPr>
+        <w:t>t</w:t>
+      </w:r>
+      <w:r>
+        <w:rPr>
+          <w:noProof w:val="0"/>
+          <w:sz w:val="24"/>
+          <w:szCs w:val="24"/>
+          <w:lang w:val="en-GB"/>
+        </w:rPr>
+        <w:t>he</w:t>
+      </w:r>
+      <w:r>
+        <w:rPr>
+          <w:noProof w:val="0"/>
+          <w:sz w:val="24"/>
+          <w:szCs w:val="24"/>
+          <w:lang w:val="en-GB"/>
+        </w:rPr>
+        <w:t xml:space="preserve"> rate of satisfaction among </w:t>
+      </w:r>
+      <w:r>
+        <w:rPr>
+          <w:noProof w:val="0"/>
+          <w:sz w:val="24"/>
+          <w:szCs w:val="24"/>
+          <w:lang w:val="en-GB"/>
+        </w:rPr>
+        <w:t>students‘ representatives</w:t>
+      </w:r>
+      <w:r>
+        <w:rPr>
+          <w:noProof w:val="0"/>
+          <w:sz w:val="24"/>
+          <w:szCs w:val="24"/>
+          <w:lang w:val="en-GB"/>
+        </w:rPr>
+        <w:t xml:space="preserve"> with coordination and the tools provided increased by 20%, and 60% of student representatives at VU units achieve their set goals .</w:t>
+      </w:r>
+      <w:r>
+        <w:rPr>
+          <w:noProof w:val="0"/>
+          <w:sz w:val="24"/>
+          <w:szCs w:val="24"/>
+          <w:lang w:val="en-GB"/>
+        </w:rPr>
+        <w:t xml:space="preserve">  </w:t>
+      </w:r>
+    </w:p>
+    <w:p>
+      <w:pPr>
+        <w:pStyle w:val="Normal"/>
+      </w:pPr>
+      <w:r>
+        <w:rPr>
+          <w:noProof w:val="0"/>
+          <w:sz w:val="24"/>
+          <w:szCs w:val="24"/>
+          <w:lang w:val="en-US"/>
+        </w:rPr>
+        <w:t xml:space="preserve"> </w:t>
+      </w:r>
+    </w:p>
+    <w:p>
+      <w:pPr>
+        <w:pStyle w:val="Normal"/>
+        <w:rPr>
+          <w:noProof w:val="0"/>
+          <w:sz w:val="24"/>
+          <w:szCs w:val="24"/>
+          <w:lang w:val="lt-LT"/>
+        </w:rPr>
+      </w:pPr>
+      <w:r>
+        <w:rPr>
+          <w:noProof w:val="0"/>
+          <w:sz w:val="24"/>
+          <w:szCs w:val="24"/>
+          <w:lang w:val="lt-LT"/>
+        </w:rPr>
+        <w:t xml:space="preserve">Objective </w:t>
+      </w:r>
+      <w:r>
+        <w:rPr>
+          <w:noProof w:val="0"/>
+          <w:sz w:val="24"/>
+          <w:szCs w:val="24"/>
+          <w:lang w:val="en-US"/>
+        </w:rPr>
+        <w:t xml:space="preserve">1: </w:t>
+      </w:r>
+      <w:r>
+        <w:rPr>
+          <w:noProof w:val="0"/>
+          <w:sz w:val="24"/>
+          <w:szCs w:val="24"/>
+          <w:lang w:val="en-US"/>
+        </w:rPr>
+        <w:t>completed</w:t>
+      </w:r>
+    </w:p>
+    <w:p>
+      <w:pPr>
+        <w:pStyle w:val="Normal"/>
+      </w:pPr>
+      <w:r>
+        <w:rPr>
+          <w:noProof w:val="0"/>
+          <w:sz w:val="24"/>
+          <w:szCs w:val="24"/>
+          <w:lang w:val="en-GB"/>
+        </w:rPr>
+        <w:t>At least 50% of representatives have set goals and the implementation of these goals is monitored</w:t>
+      </w:r>
+      <w:r>
+        <w:rPr>
+          <w:noProof w:val="0"/>
+          <w:sz w:val="24"/>
+          <w:szCs w:val="24"/>
+          <w:lang w:val="en-GB"/>
         </w:rPr>
         <w:t xml:space="preserve">.  </w:t>
       </w:r>
@@ -12625,15 +12829,39 @@
     <w:p>
       <w:pPr>
         <w:pStyle w:val="Normal"/>
-      </w:pPr>
-      <w:r>
-        <w:rPr>
-          <w:noProof w:val="0"/>
-          <w:sz w:val="24"/>
-          <w:szCs w:val="24"/>
-          <w:lang w:val="en-US"/>
-        </w:rPr>
-        <w:t xml:space="preserve">Task 1: </w:t>
+        <w:rPr>
+          <w:noProof w:val="0"/>
+          <w:sz w:val="24"/>
+          <w:szCs w:val="24"/>
+          <w:lang w:val="lt-LT"/>
+        </w:rPr>
+      </w:pPr>
+      <w:r>
+        <w:rPr>
+          <w:noProof w:val="0"/>
+          <w:sz w:val="24"/>
+          <w:szCs w:val="24"/>
+          <w:lang w:val="lt-LT"/>
+        </w:rPr>
+        <w:t>Objective</w:t>
+      </w:r>
+      <w:r>
+        <w:rPr>
+          <w:noProof w:val="0"/>
+          <w:sz w:val="24"/>
+          <w:szCs w:val="24"/>
+          <w:lang w:val="lt-LT"/>
+        </w:rPr>
+        <w:t xml:space="preserve"> </w:t>
+      </w:r>
+      <w:r>
+        <w:rPr>
+          <w:noProof w:val="0"/>
+          <w:sz w:val="24"/>
+          <w:szCs w:val="24"/>
+          <w:lang w:val="en-US"/>
+        </w:rPr>
+        <w:t xml:space="preserve">2: </w:t>
       </w:r>
       <w:r>
         <w:rPr>
@@ -12654,9 +12882,18 @@
           <w:noProof w:val="0"/>
           <w:sz w:val="24"/>
           <w:szCs w:val="24"/>
-          <w:lang w:val="en-US"/>
-        </w:rPr>
-        <w:t xml:space="preserve">At least 50% of representatives have set goals, and the implementation of these goals is being monitored.  </w:t>
+          <w:lang w:val="en-GB"/>
+        </w:rPr>
+        <w:t>A meeting was organized to identify the main weaknesses of the existing tools and to draw up a list of priority weaknesses to be resolved</w:t>
+      </w:r>
+      <w:r>
+        <w:rPr>
+          <w:noProof w:val="0"/>
+          <w:sz w:val="24"/>
+          <w:szCs w:val="24"/>
+          <w:lang w:val="en-GB"/>
+        </w:rPr>
+        <w:t xml:space="preserve">.  </w:t>
       </w:r>
     </w:p>
     <w:p>
@@ -12676,15 +12913,30 @@
     <w:p>
       <w:pPr>
         <w:pStyle w:val="Normal"/>
-      </w:pPr>
-      <w:r>
-        <w:rPr>
-          <w:noProof w:val="0"/>
-          <w:sz w:val="24"/>
-          <w:szCs w:val="24"/>
-          <w:lang w:val="en-US"/>
-        </w:rPr>
-        <w:t xml:space="preserve">Task 2: </w:t>
+        <w:rPr>
+          <w:noProof w:val="0"/>
+          <w:sz w:val="24"/>
+          <w:szCs w:val="24"/>
+          <w:lang w:val="lt-LT"/>
+        </w:rPr>
+      </w:pPr>
+      <w:r>
+        <w:rPr>
+          <w:noProof w:val="0"/>
+          <w:sz w:val="24"/>
+          <w:szCs w:val="24"/>
+          <w:lang w:val="lt-LT"/>
+        </w:rPr>
+        <w:t xml:space="preserve">Objective </w:t>
+      </w:r>
+      <w:r>
+        <w:rPr>
+          <w:noProof w:val="0"/>
+          <w:sz w:val="24"/>
+          <w:szCs w:val="24"/>
+          <w:lang w:val="en-US"/>
+        </w:rPr>
+        <w:t xml:space="preserve">3: </w:t>
       </w:r>
       <w:r>
         <w:rPr>
@@ -12714,96 +12966,18 @@
           <w:noProof w:val="0"/>
           <w:sz w:val="24"/>
           <w:szCs w:val="24"/>
-          <w:lang w:val="en-US"/>
-        </w:rPr>
-        <w:t xml:space="preserve">A meeting was organized to </w:t>
-      </w:r>
-      <w:r>
-        <w:rPr>
-          <w:noProof w:val="0"/>
-          <w:sz w:val="24"/>
-          <w:szCs w:val="24"/>
-          <w:lang w:val="en-US"/>
-        </w:rPr>
-        <w:t>identify</w:t>
-      </w:r>
-      <w:r>
-        <w:rPr>
-          <w:noProof w:val="0"/>
-          <w:sz w:val="24"/>
-          <w:szCs w:val="24"/>
-          <w:lang w:val="en-US"/>
-        </w:rPr>
-        <w:t xml:space="preserve"> the key shortcomings of the available tools and to compile a list of priority issues to be addressed</w:t>
-      </w:r>
-      <w:r>
-        <w:rPr>
-          <w:noProof w:val="0"/>
-          <w:sz w:val="24"/>
-          <w:szCs w:val="24"/>
-          <w:lang w:val="en-US"/>
+          <w:lang w:val="en-GB"/>
+        </w:rPr>
+        <w:t>The work of representatives coordinators is becoming more systematic, and clear technical tasks are being formulated for everyday work</w:t>
+      </w:r>
+      <w:r>
+        <w:rPr>
+          <w:noProof w:val="0"/>
+          <w:sz w:val="24"/>
+          <w:szCs w:val="24"/>
+          <w:lang w:val="en-GB"/>
         </w:rPr>
         <w:t xml:space="preserve">.  </w:t>
-      </w:r>
-    </w:p>
-    <w:p>
-      <w:pPr>
-        <w:pStyle w:val="Normal"/>
-      </w:pPr>
-      <w:r>
-        <w:rPr>
-          <w:noProof w:val="0"/>
-          <w:sz w:val="24"/>
-          <w:szCs w:val="24"/>
-          <w:lang w:val="en-US"/>
-        </w:rPr>
-        <w:t xml:space="preserve"> </w:t>
-      </w:r>
-    </w:p>
-    <w:p>
-      <w:pPr>
-        <w:pStyle w:val="Normal"/>
-      </w:pPr>
-      <w:r>
-        <w:rPr>
-          <w:noProof w:val="0"/>
-          <w:sz w:val="24"/>
-          <w:szCs w:val="24"/>
-          <w:lang w:val="en-US"/>
-        </w:rPr>
-        <w:t xml:space="preserve">Task 3: </w:t>
-      </w:r>
-      <w:r>
-        <w:rPr>
-          <w:noProof w:val="0"/>
-          <w:sz w:val="24"/>
-          <w:szCs w:val="24"/>
-          <w:lang w:val="en-US"/>
-        </w:rPr>
-        <w:t>i</w:t>
-      </w:r>
-      <w:r>
-        <w:rPr>
-          <w:noProof w:val="0"/>
-          <w:sz w:val="24"/>
-          <w:szCs w:val="24"/>
-          <w:lang w:val="en-US"/>
-        </w:rPr>
-        <w:t xml:space="preserve">n progress </w:t>
-      </w:r>
-    </w:p>
-    <w:p>
-      <w:pPr>
-        <w:pStyle w:val="Normal"/>
-      </w:pPr>
-      <w:r>
-        <w:rPr>
-          <w:noProof w:val="0"/>
-          <w:sz w:val="24"/>
-          <w:szCs w:val="24"/>
-          <w:lang w:val="en-US"/>
-        </w:rPr>
-        <w:t xml:space="preserve">The work of the representative(s) and coordinators is becoming more systematic, and clear technical tasks are being established for daily work.  </w:t>
       </w:r>
     </w:p>
     <w:p>
@@ -12999,13 +13173,6 @@
           <w:lang w:val="en-US"/>
         </w:rPr>
       </w:pPr>
-      <w:r>
-        <w:rPr>
-          <w:noProof w:val="0"/>
-          <w:lang w:val="en-US"/>
-        </w:rPr>
-        <w:t xml:space="preserve"> </w:t>
-      </w:r>
       <w:r>
         <w:rPr>
           <w:noProof w:val="0"/>
@@ -13140,7 +13307,28 @@
           <w:noProof w:val="0"/>
           <w:lang w:val="en-US"/>
         </w:rPr>
-        <w:t xml:space="preserve">At the VU SR Council meeting held in March, the activities of VU SR delegated student representatives in various bodies were presented. A discussion was held </w:t>
+        <w:t xml:space="preserve">At the VU SR </w:t>
+      </w:r>
+      <w:r>
+        <w:rPr>
+          <w:noProof w:val="0"/>
+          <w:lang w:val="en-US"/>
+        </w:rPr>
+        <w:t>Council</w:t>
+      </w:r>
+      <w:r>
+        <w:rPr>
+          <w:noProof w:val="0"/>
+          <w:lang w:val="en-US"/>
+        </w:rPr>
+        <w:t xml:space="preserve"> </w:t>
+      </w:r>
+      <w:r>
+        <w:rPr>
+          <w:noProof w:val="0"/>
+          <w:lang w:val="en-US"/>
+        </w:rPr>
+        <w:t xml:space="preserve">meeting held in March, the activities of VU SR delegated student representatives in various bodies were presented. A discussion was held </w:t>
       </w:r>
       <w:r>
         <w:rPr>
@@ -13182,7 +13370,42 @@
           <w:noProof w:val="0"/>
           <w:lang w:val="en-US"/>
         </w:rPr>
-        <w:t xml:space="preserve">The VU SA Institutional Strengthening Fund (ISF) compiled a list of competencies required for student representatives serving on various committees or bodies and distributed it to all representatives via internal channels. These competencies were integrated into the training and applications for student representatives, Parliament members, and members of the VU SA FC, LSC, VU SA FP, and other units. Best practices for training were shared via internal channels to enhance student representatives’ competencies and skills. </w:t>
+        <w:t>The VU S</w:t>
+      </w:r>
+      <w:r>
+        <w:rPr>
+          <w:noProof w:val="0"/>
+          <w:lang w:val="en-US"/>
+        </w:rPr>
+        <w:t>R</w:t>
+      </w:r>
+      <w:r>
+        <w:rPr>
+          <w:noProof w:val="0"/>
+          <w:lang w:val="en-US"/>
+        </w:rPr>
+        <w:t xml:space="preserve"> Institutional Strengthening Fund (ISF) compiled a list of competencies required for student representatives serving on various committees or bodies and distributed it to all representatives via internal channels. These competencies were integrated into the training and applications for student representatives, Parliament members, and members of the VU SA FC, LSC, </w:t>
+      </w:r>
+      <w:r>
+        <w:rPr>
+          <w:noProof w:val="0"/>
+          <w:lang w:val="en-US"/>
+        </w:rPr>
+        <w:t>FP</w:t>
+      </w:r>
+      <w:r>
+        <w:rPr>
+          <w:noProof w:val="0"/>
+          <w:lang w:val="en-US"/>
+        </w:rPr>
+        <w:t>h</w:t>
+      </w:r>
+      <w:r>
+        <w:rPr>
+          <w:noProof w:val="0"/>
+          <w:lang w:val="en-US"/>
+        </w:rPr>
+        <w:t xml:space="preserve">, and other units. Best practices for training were shared via internal channels to enhance student representatives’ competencies and skills. </w:t>
       </w:r>
     </w:p>
     <w:p>
@@ -13203,13 +13426,6 @@
           <w:noProof w:val="0"/>
           <w:lang w:val="en-US"/>
         </w:rPr>
-        <w:t xml:space="preserve"> </w:t>
-      </w:r>
-      <w:r>
-        <w:rPr>
-          <w:noProof w:val="0"/>
-          <w:lang w:val="en-US"/>
-        </w:rPr>
         <w:t xml:space="preserve">A benefits package for student representatives has also been prepared and will be published on the </w:t>
       </w:r>
       <w:r>
@@ -13245,14 +13461,21 @@
           <w:noProof w:val="0"/>
           <w:lang w:val="en-US"/>
         </w:rPr>
-        <w:t xml:space="preserve"> </w:t>
-      </w:r>
-      <w:r>
-        <w:rPr>
-          <w:noProof w:val="0"/>
-          <w:lang w:val="en-US"/>
-        </w:rPr>
-        <w:t>A VLP course titled “Introduction to VU SR Student Representatives” has been created, designed to integrate new representatives into representative activities. The course outlines the key steps a representative should take to ensure successful performance, as well as several micro-modules on various topics (preparing for meetings, how to represent students in a reasoned and meaningful way, how to report on one’s activities, etc.) to ensure the competence of representatives.</w:t>
+        <w:t>A VL</w:t>
+      </w:r>
+      <w:r>
+        <w:rPr>
+          <w:noProof w:val="0"/>
+          <w:lang w:val="en-US"/>
+        </w:rPr>
+        <w:t>E</w:t>
+      </w:r>
+      <w:r>
+        <w:rPr>
+          <w:noProof w:val="0"/>
+          <w:lang w:val="en-US"/>
+        </w:rPr>
+        <w:t xml:space="preserve"> course titled “Introduction to VU SR Student Representatives” has been created, designed to integrate new representatives into representative activities. The course outlines the key steps a representative should take to ensure successful performance, as well as several micro-modules on various topics (preparing for meetings, how to represent students in a reasoned and meaningful way, how to report on one’s activities, etc.) to ensure the competence of representatives.</w:t>
       </w:r>
     </w:p>
     <w:p>
@@ -13273,7 +13496,21 @@
           <w:noProof w:val="0"/>
           <w:lang w:val="en-US"/>
         </w:rPr>
-        <w:t xml:space="preserve">Success stories from VU SA U representatives </w:t>
+        <w:t>Success stories from VU S</w:t>
+      </w:r>
+      <w:r>
+        <w:rPr>
+          <w:noProof w:val="0"/>
+          <w:lang w:val="en-US"/>
+        </w:rPr>
+        <w:t>R</w:t>
+      </w:r>
+      <w:r>
+        <w:rPr>
+          <w:noProof w:val="0"/>
+          <w:lang w:val="en-US"/>
+        </w:rPr>
+        <w:t xml:space="preserve"> U representatives </w:t>
       </w:r>
       <w:r>
         <w:rPr>
@@ -13436,7 +13673,21 @@
           <w:noProof w:val="0"/>
           <w:lang w:val="en-US"/>
         </w:rPr>
-        <w:t xml:space="preserve">Strategic Objective No. 3: </w:t>
+        <w:t xml:space="preserve">Strategic </w:t>
+      </w:r>
+      <w:r>
+        <w:rPr>
+          <w:noProof w:val="0"/>
+          <w:lang w:val="en-US"/>
+        </w:rPr>
+        <w:t xml:space="preserve">Goal </w:t>
+      </w:r>
+      <w:r>
+        <w:rPr>
+          <w:noProof w:val="0"/>
+          <w:lang w:val="en-US"/>
+        </w:rPr>
+        <w:t xml:space="preserve">No. 3: </w:t>
       </w:r>
     </w:p>
     <w:p>
@@ -13457,7 +13708,25 @@
           <w:noProof w:val="0"/>
           <w:lang w:val="en-US"/>
         </w:rPr>
-        <w:t xml:space="preserve">3. The Vilnius University community is united, prepared, and capable of responding to internal and external threats. </w:t>
+        <w:t xml:space="preserve">3. </w:t>
+      </w:r>
+      <w:r>
+        <w:rPr>
+          <w:b w:val="1"/>
+          <w:bCs w:val="1"/>
+          <w:noProof w:val="0"/>
+          <w:lang w:val="en-US"/>
+        </w:rPr>
+        <w:t>The Vilnius University community is united, prepared, and capable of responding to internal and external threats.</w:t>
+      </w:r>
+      <w:r>
+        <w:rPr>
+          <w:b w:val="1"/>
+          <w:bCs w:val="1"/>
+          <w:noProof w:val="0"/>
+          <w:lang w:val="en-US"/>
+        </w:rPr>
+        <w:t xml:space="preserve"> </w:t>
       </w:r>
     </w:p>
     <w:p>
@@ -13500,21 +13769,21 @@
           <w:noProof w:val="0"/>
           <w:lang w:val="en-US"/>
         </w:rPr>
-        <w:t xml:space="preserve"> By July 1, 2026, 40% of respondents who completed the integration survey state that they know where to obtain information and </w:t>
-      </w:r>
-      <w:r>
-        <w:rPr>
-          <w:noProof w:val="0"/>
-          <w:lang w:val="en-US"/>
-        </w:rPr>
-        <w:t>acquire</w:t>
-      </w:r>
-      <w:r>
-        <w:rPr>
-          <w:noProof w:val="0"/>
-          <w:lang w:val="en-US"/>
-        </w:rPr>
-        <w:t xml:space="preserve"> competencies on the topic of resilience at VU. </w:t>
+        <w:t xml:space="preserve"> By July 1, 2026, </w:t>
+      </w:r>
+      <w:r>
+        <w:rPr>
+          <w:noProof w:val="0"/>
+          <w:lang w:val="en-US"/>
+        </w:rPr>
+        <w:t>40% of respondents who completed the integration survey say they know where to obtain information and get skills on resilience topics at VU</w:t>
+      </w:r>
+      <w:r>
+        <w:rPr>
+          <w:noProof w:val="0"/>
+          <w:lang w:val="en-US"/>
+        </w:rPr>
+        <w:t xml:space="preserve">. </w:t>
       </w:r>
     </w:p>
     <w:p>
@@ -13550,28 +13819,7 @@
           <w:noProof w:val="0"/>
           <w:lang w:val="en-US"/>
         </w:rPr>
-        <w:t xml:space="preserve">The VU community has opportunities to </w:t>
-      </w:r>
-      <w:r>
-        <w:rPr>
-          <w:noProof w:val="0"/>
-          <w:lang w:val="en-US"/>
-        </w:rPr>
-        <w:t>acquire</w:t>
-      </w:r>
-      <w:r>
-        <w:rPr>
-          <w:noProof w:val="0"/>
-          <w:lang w:val="en-US"/>
-        </w:rPr>
-        <w:t xml:space="preserve"> competencies in the field of resilience through the services and information provided by </w:t>
-      </w:r>
-      <w:r>
-        <w:rPr>
-          <w:noProof w:val="0"/>
-          <w:lang w:val="en-US"/>
-        </w:rPr>
-        <w:t>VU</w:t>
+        <w:t>The VU community has opportunities to gain competencies in the field of resilience through the services and information provided by VU</w:t>
       </w:r>
       <w:r>
         <w:rPr>
@@ -13604,7 +13852,14 @@
           <w:noProof w:val="0"/>
           <w:lang w:val="en-US"/>
         </w:rPr>
-        <w:t xml:space="preserve">Objective 2: in progress </w:t>
+        <w:t xml:space="preserve">Objective 2: </w:t>
+      </w:r>
+      <w:r>
+        <w:rPr>
+          <w:noProof w:val="0"/>
+          <w:lang w:val="en-US"/>
+        </w:rPr>
+        <w:t>completed</w:t>
       </w:r>
     </w:p>
     <w:p>
@@ -13615,9 +13870,23 @@
       <w:r>
         <w:rPr>
           <w:noProof w:val="0"/>
-          <w:lang w:val="en-US"/>
-        </w:rPr>
-        <w:t xml:space="preserve">VU SR, in collaboration with VU and external experts and based on data, identifies and prepares a document assessing security gaps at VU.  </w:t>
+          <w:lang w:val="en-GB"/>
+        </w:rPr>
+        <w:t xml:space="preserve">VU SR, </w:t>
+      </w:r>
+      <w:r>
+        <w:rPr>
+          <w:noProof w:val="0"/>
+          <w:lang w:val="en-GB"/>
+        </w:rPr>
+        <w:t>in cooperation with VU, external experts, and based on data, identifies and prepares an assessment of VU security gaps</w:t>
+      </w:r>
+      <w:r>
+        <w:rPr>
+          <w:noProof w:val="0"/>
+          <w:lang w:val="en-GB"/>
+        </w:rPr>
+        <w:t xml:space="preserve">.  </w:t>
       </w:r>
     </w:p>
     <w:p>
@@ -13641,13 +13910,13 @@
           <w:b w:val="1"/>
           <w:bCs w:val="1"/>
           <w:noProof w:val="0"/>
-          <w:lang w:val="en-US"/>
-        </w:rPr>
-      </w:pPr>
-      <w:r>
-        <w:rPr>
-          <w:noProof w:val="0"/>
-          <w:lang w:val="en-US"/>
+          <w:lang w:val="en-GB"/>
+        </w:rPr>
+      </w:pPr>
+      <w:r>
+        <w:rPr>
+          <w:noProof w:val="0"/>
+          <w:lang w:val="en-GB"/>
         </w:rPr>
         <w:t>☑️</w:t>
       </w:r>
@@ -13656,7 +13925,7 @@
           <w:b w:val="1"/>
           <w:bCs w:val="1"/>
           <w:noProof w:val="0"/>
-          <w:lang w:val="en-US"/>
+          <w:lang w:val="en-GB"/>
         </w:rPr>
         <w:t xml:space="preserve"> What has been implemented</w:t>
       </w:r>
@@ -13665,7 +13934,7 @@
           <w:b w:val="1"/>
           <w:bCs w:val="1"/>
           <w:noProof w:val="0"/>
-          <w:lang w:val="en-US"/>
+          <w:lang w:val="en-GB"/>
         </w:rPr>
         <w:t xml:space="preserve">?  </w:t>
       </w:r>
@@ -13744,28 +14013,7 @@
           <w:noProof w:val="0"/>
           <w:lang w:val="en-US"/>
         </w:rPr>
-        <w:t xml:space="preserve"> </w:t>
-      </w:r>
-      <w:r>
-        <w:rPr>
-          <w:noProof w:val="0"/>
-          <w:lang w:val="en-US"/>
-        </w:rPr>
-        <w:t xml:space="preserve">In collaboration with the VU Community Well-being Department, 8 training sessions on </w:t>
-      </w:r>
-      <w:r>
-        <w:rPr>
-          <w:noProof w:val="0"/>
-          <w:lang w:val="en-US"/>
-        </w:rPr>
-        <w:t>various topics</w:t>
-      </w:r>
-      <w:r>
-        <w:rPr>
-          <w:noProof w:val="0"/>
-          <w:lang w:val="en-US"/>
-        </w:rPr>
-        <w:t xml:space="preserve"> related to psychological resilience were organized in April. It was agreed to continue a similar training program next year. </w:t>
+        <w:t>In collaboration with the VU Community Well-being Division, training sessions on various topics related to psychological resilience were organized in April. It was agreed to continue a similar training program next year.</w:t>
       </w:r>
     </w:p>
     <w:p>
@@ -13786,14 +14034,21 @@
           <w:noProof w:val="0"/>
           <w:lang w:val="en-US"/>
         </w:rPr>
-        <w:t xml:space="preserve"> </w:t>
-      </w:r>
-      <w:r>
-        <w:rPr>
-          <w:noProof w:val="0"/>
-          <w:lang w:val="en-US"/>
-        </w:rPr>
-        <w:t xml:space="preserve">In collaboration with the VU administration, an open-access VLP module was developed to foster core competencies in civil resistance and resilience. This module can be found here. This module was developed in consultation with external experts and VU lecturers. </w:t>
+        <w:t>In collaboration with the VU administration, an open-access VL</w:t>
+      </w:r>
+      <w:r>
+        <w:rPr>
+          <w:noProof w:val="0"/>
+          <w:lang w:val="en-US"/>
+        </w:rPr>
+        <w:t>E</w:t>
+      </w:r>
+      <w:r>
+        <w:rPr>
+          <w:noProof w:val="0"/>
+          <w:lang w:val="en-US"/>
+        </w:rPr>
+        <w:t xml:space="preserve"> module was developed to foster core competencies in civil resistance and resilience. This module can be found here. This module was developed in consultation with external experts and VU lecturers. </w:t>
       </w:r>
     </w:p>
     <w:p>
@@ -13814,13 +14069,6 @@
           <w:noProof w:val="0"/>
           <w:lang w:val="en-US"/>
         </w:rPr>
-        <w:t xml:space="preserve"> </w:t>
-      </w:r>
-      <w:r>
-        <w:rPr>
-          <w:noProof w:val="0"/>
-          <w:lang w:val="en-US"/>
-        </w:rPr>
         <w:t xml:space="preserve">Based on research data, VU SR </w:t>
       </w:r>
       <w:r>
@@ -13904,27 +14152,27 @@
         <w:spacing w:before="240" w:beforeAutospacing="off" w:after="240" w:afterAutospacing="off"/>
         <w:rPr>
           <w:noProof w:val="0"/>
-          <w:lang w:val="en-US"/>
-        </w:rPr>
-      </w:pPr>
-      <w:r>
-        <w:rPr>
-          <w:noProof w:val="0"/>
-          <w:lang w:val="en-US"/>
+          <w:lang w:val="en-GB"/>
+        </w:rPr>
+      </w:pPr>
+      <w:r>
+        <w:rPr>
+          <w:noProof w:val="0"/>
+          <w:lang w:val="en-GB"/>
         </w:rPr>
         <w:t xml:space="preserve">During the reporting period, VU SR developed and implemented an information campaign aimed at highlighting the importance of civil resistance and resilience, with a focus on civil protection, emergency preparedness, and psychological resilience. To further highlight these topics, three posts were published on the VU SR website and social media accounts, and one podcast was created on </w:t>
       </w:r>
       <w:r>
         <w:rPr>
           <w:noProof w:val="0"/>
-          <w:lang w:val="en-US"/>
+          <w:lang w:val="en-GB"/>
         </w:rPr>
         <w:t>StartFM</w:t>
       </w:r>
       <w:r>
         <w:rPr>
           <w:noProof w:val="0"/>
-          <w:lang w:val="en-US"/>
+          <w:lang w:val="en-GB"/>
         </w:rPr>
         <w:t xml:space="preserve">.  </w:t>
       </w:r>
@@ -14132,7 +14380,34 @@
           <w:noProof w:val="0"/>
           <w:lang w:val="en-US"/>
         </w:rPr>
-        <w:t>4. The Vilnius University community contributes to the creation of a sustainable society by applying the principles of sustainable development in the study process and community activities.</w:t>
+        <w:t>4</w:t>
+      </w:r>
+      <w:r>
+        <w:rPr>
+          <w:b w:val="1"/>
+          <w:bCs w:val="1"/>
+          <w:noProof w:val="0"/>
+          <w:lang w:val="en-US"/>
+        </w:rPr>
+        <w:t xml:space="preserve">. </w:t>
+      </w:r>
+      <w:r>
+        <w:rPr>
+          <w:b w:val="1"/>
+          <w:bCs w:val="1"/>
+          <w:noProof w:val="0"/>
+          <w:lang w:val="en-US"/>
+        </w:rPr>
+        <w:t>The Vilnius University community contributes to the creation of a sustainable society by applying the principles of sustainable development in the study process and community activities</w:t>
+      </w:r>
+      <w:r>
+        <w:rPr>
+          <w:b w:val="1"/>
+          <w:bCs w:val="1"/>
+          <w:noProof w:val="0"/>
+          <w:lang w:val="en-US"/>
+        </w:rPr>
+        <w:t>.</w:t>
       </w:r>
     </w:p>
     <w:p>
@@ -14177,7 +14452,35 @@
           <w:noProof w:val="0"/>
           <w:lang w:val="en-US"/>
         </w:rPr>
-        <w:t xml:space="preserve"> By April 15, 2026, at least 10 activities focused on sustainable development have been implemented. </w:t>
+        <w:t xml:space="preserve"> By April 15, 2026, </w:t>
+      </w:r>
+      <w:r>
+        <w:rPr>
+          <w:noProof w:val="0"/>
+          <w:lang w:val="en-US"/>
+        </w:rPr>
+        <w:t>a</w:t>
+      </w:r>
+      <w:r>
+        <w:rPr>
+          <w:noProof w:val="0"/>
+          <w:lang w:val="en-US"/>
+        </w:rPr>
+        <w:t>t least</w:t>
+      </w:r>
+      <w:r>
+        <w:rPr>
+          <w:noProof w:val="0"/>
+          <w:lang w:val="en-US"/>
+        </w:rPr>
+        <w:t xml:space="preserve"> 10 activities focused on sustainable development have been implemented.</w:t>
+      </w:r>
+      <w:r>
+        <w:rPr>
+          <w:noProof w:val="0"/>
+          <w:lang w:val="en-US"/>
+        </w:rPr>
+        <w:t xml:space="preserve">. </w:t>
       </w:r>
     </w:p>
     <w:p>
@@ -14225,16 +14528,16 @@
       <w:r>
         <w:rPr>
           <w:noProof w:val="0"/>
-          <w:lang w:val="en-US"/>
-        </w:rPr>
-        <w:t xml:space="preserve"> </w:t>
-      </w:r>
-      <w:r>
-        <w:rPr>
-          <w:noProof w:val="0"/>
-          <w:lang w:val="en-US"/>
-        </w:rPr>
-        <w:t xml:space="preserve">At least 5 initiatives involving at least 150 members of the Vilnius University community have been implemented.  </w:t>
+          <w:lang w:val="en-GB"/>
+        </w:rPr>
+        <w:t>At least 5 initiatives involving at least 150 members of the Vilnius University community have been implemented</w:t>
+      </w:r>
+      <w:r>
+        <w:rPr>
+          <w:noProof w:val="0"/>
+          <w:lang w:val="en-GB"/>
+        </w:rPr>
+        <w:t xml:space="preserve">.  </w:t>
       </w:r>
     </w:p>
     <w:p>
@@ -14277,7 +14580,14 @@
           <w:noProof w:val="0"/>
           <w:lang w:val="en-US"/>
         </w:rPr>
-        <w:t xml:space="preserve">At least 1 thesis topic focused on sustainable development appears among the thesis topics in 30% of study programs. </w:t>
+        <w:t>At least one topic focused on sustainable development appears among the topics of final theses in 30% of study programs</w:t>
+      </w:r>
+      <w:r>
+        <w:rPr>
+          <w:noProof w:val="0"/>
+          <w:lang w:val="en-US"/>
+        </w:rPr>
+        <w:t xml:space="preserve">. </w:t>
       </w:r>
     </w:p>
     <w:p>
@@ -14316,7 +14626,14 @@
           <w:noProof w:val="0"/>
           <w:lang w:val="en-US"/>
         </w:rPr>
-        <w:t xml:space="preserve">At least 45% of the changes related to fostering sustainable habits in Vilnius University dormitories have been implemented. </w:t>
+        <w:t xml:space="preserve">At least 45% of the changes </w:t>
+      </w:r>
+      <w:r>
+        <w:rPr>
+          <w:noProof w:val="0"/>
+          <w:lang w:val="en-US"/>
+        </w:rPr>
+        <w:t xml:space="preserve">related to fostering sustainable habits in Vilnius University dormitories have been implemented. </w:t>
       </w:r>
     </w:p>
     <w:p>
@@ -14342,13 +14659,13 @@
           <w:b w:val="1"/>
           <w:bCs w:val="1"/>
           <w:noProof w:val="0"/>
-          <w:lang w:val="en-US"/>
-        </w:rPr>
-      </w:pPr>
-      <w:r>
-        <w:rPr>
-          <w:noProof w:val="0"/>
-          <w:lang w:val="en-US"/>
+          <w:lang w:val="en-GB"/>
+        </w:rPr>
+      </w:pPr>
+      <w:r>
+        <w:rPr>
+          <w:noProof w:val="0"/>
+          <w:lang w:val="en-GB"/>
         </w:rPr>
         <w:t>☑️</w:t>
       </w:r>
@@ -14357,7 +14674,7 @@
           <w:b w:val="1"/>
           <w:bCs w:val="1"/>
           <w:noProof w:val="0"/>
-          <w:lang w:val="en-US"/>
+          <w:lang w:val="en-GB"/>
         </w:rPr>
         <w:t xml:space="preserve"> What has been implemented</w:t>
       </w:r>
@@ -14366,7 +14683,7 @@
           <w:b w:val="1"/>
           <w:bCs w:val="1"/>
           <w:noProof w:val="0"/>
-          <w:lang w:val="en-US"/>
+          <w:lang w:val="en-GB"/>
         </w:rPr>
         <w:t xml:space="preserve">?  </w:t>
       </w:r>
@@ -14389,29 +14706,14 @@
           <w:noProof w:val="0"/>
           <w:lang w:val="en-US"/>
         </w:rPr>
-        <w:t xml:space="preserve">During the target implementation period, the following sustainability-related initiatives were implemented: workshops were held during the “Ad Astra” integration festival in September, during which </w:t>
-      </w:r>
-      <w:commentRangeStart w:id="1845043391"/>
-      <w:r>
-        <w:rPr>
-          <w:noProof w:val="0"/>
-          <w:lang w:val="en-US"/>
-        </w:rPr>
-        <w:t>&lt;...&gt;</w:t>
-      </w:r>
-      <w:commentRangeEnd w:id="1845043391"/>
-      <w:r>
-        <w:rPr>
-          <w:rStyle w:val="CommentReference"/>
-        </w:rPr>
-        <w:commentReference w:id="1845043391"/>
-      </w:r>
-      <w:r>
-        <w:rPr>
-          <w:noProof w:val="0"/>
-          <w:lang w:val="en-US"/>
-        </w:rPr>
-        <w:t>, and in February, “</w:t>
+        <w:t>During the target implementation period, the following sustainability-related initiatives were implemented: workshops were held during the “Ad Astra” integration festival in September</w:t>
+      </w:r>
+      <w:r>
+        <w:rPr>
+          <w:noProof w:val="0"/>
+          <w:lang w:val="en-US"/>
+        </w:rPr>
+        <w:t xml:space="preserve"> and in February, “</w:t>
       </w:r>
       <w:r>
         <w:rPr>
@@ -14634,29 +14936,14 @@
           <w:noProof w:val="0"/>
           <w:lang w:val="en-US"/>
         </w:rPr>
-        <w:t xml:space="preserve">The sustainability section on the VU SR website has been updated and published. You can view the section </w:t>
-      </w:r>
-      <w:commentRangeStart w:id="1006190123"/>
-      <w:r>
-        <w:rPr>
-          <w:noProof w:val="0"/>
-          <w:lang w:val="en-US"/>
-        </w:rPr>
-        <w:t>here</w:t>
-      </w:r>
-      <w:commentRangeEnd w:id="1006190123"/>
-      <w:r>
-        <w:rPr>
-          <w:rStyle w:val="CommentReference"/>
-        </w:rPr>
-        <w:commentReference w:id="1006190123"/>
-      </w:r>
-      <w:r>
-        <w:rPr>
-          <w:noProof w:val="0"/>
-          <w:lang w:val="en-US"/>
-        </w:rPr>
-        <w:t xml:space="preserve">. At the bottom of this page, there is now also </w:t>
+        <w:t xml:space="preserve">The sustainability section on the VU SR website has been updated and published. </w:t>
+      </w:r>
+      <w:r>
+        <w:rPr>
+          <w:noProof w:val="0"/>
+          <w:lang w:val="en-US"/>
+        </w:rPr>
+        <w:t xml:space="preserve"> At the bottom of this page, there is now also </w:t>
       </w:r>
       <w:r>
         <w:rPr>
@@ -14755,7 +15042,21 @@
           <w:noProof w:val="0"/>
           <w:lang w:val="en-US"/>
         </w:rPr>
-        <w:t xml:space="preserve">At the end of 2025, the social environment map was reviewed, updated, and adapted for use in dormitories. This tool allowed for an assessment of how the dormitory environment encourages students to contribute to the development of sustainable habits. After assessing the current state of the dormitories and holding meetings with the VU Dormitory Administration, the following changes were implemented: recycling bins were installed in dormitory kitchens; window seals were replaced in certain dormitories; a unified system for reporting and addressing issues was created; information on the VU Housing website regarding dormitory prices by specific dormitory was updated; Plans are in place to upgrade kitchen and bathroom equipment in more than 200 rooms; common areas for student socialization in dormitories have been planned; and shared item-sharing spaces (DĖK’UI stations) have been set up in five Vilnius dormitories. </w:t>
+        <w:t xml:space="preserve">At the end of 2025, the social environment map was reviewed, updated, and adapted for use in dormitories. This tool allowed for an assessment of how the dormitory environment encourages students to contribute to the development of sustainable habits. After assessing the current state of the dormitories and holding meetings with the VU Dormitory Administration, the following changes were implemented: recycling bins were installed in dormitory kitchens; window seals were replaced in certain dormitories; a unified system for reporting and addressing issues was created; information on the VU </w:t>
+      </w:r>
+      <w:r>
+        <w:rPr>
+          <w:noProof w:val="0"/>
+          <w:lang w:val="en-US"/>
+        </w:rPr>
+        <w:t xml:space="preserve">Dormitory </w:t>
+      </w:r>
+      <w:r>
+        <w:rPr>
+          <w:noProof w:val="0"/>
+          <w:lang w:val="en-US"/>
+        </w:rPr>
+        <w:t xml:space="preserve">website regarding dormitory prices by specific dormitory was updated; Plans are in place to upgrade kitchen and bathroom equipment in more than 200 rooms; common areas for student socialization in dormitories have been planned; and shared item-sharing spaces (DĖK’UI stations) have been set up in five Vilnius dormitories. </w:t>
       </w:r>
     </w:p>
     <w:p>
@@ -15789,6 +16090,9 @@
   </w15:person>
   <w15:person w15:author="Guest User">
     <w15:presenceInfo w15:providerId="AD" w15:userId="S::urn:spo:tenantanon#7ac8575d-ef21-4c2f-a125-2c7a2ddb24d6::"/>
+  </w15:person>
+  <w15:person w15:author="Klėja Merčaitytė">
+    <w15:presenceInfo w15:providerId="AD" w15:userId="S::president@vusa.lt::ab38a57e-77cd-46bc-8a79-13fde5b09ec4"/>
   </w15:person>
 </w15:people>
 </file>
@@ -16567,8 +16871,8 @@
 </file>
 
 <file path=customXml/item1.xml><?xml version="1.0" encoding="utf-8"?>
-<ct:contentTypeSchema xmlns:ct="http://schemas.microsoft.com/office/2006/metadata/contentType" xmlns:ma="http://schemas.microsoft.com/office/2006/metadata/properties/metaAttributes" ct:_="" ma:_="" ma:contentTypeName="Dokumentas" ma:contentTypeID="0x01010031419BB974FF0444AC761B595520E27F" ma:contentTypeVersion="46" ma:contentTypeDescription="Kurkite naują dokumentą." ma:contentTypeScope="" ma:versionID="6d12eca580733347d153c8d79d06489f">
-  <xsd:schema xmlns:xsd="http://www.w3.org/2001/XMLSchema" xmlns:xs="http://www.w3.org/2001/XMLSchema" xmlns:p="http://schemas.microsoft.com/office/2006/metadata/properties" xmlns:ns1="http://schemas.microsoft.com/sharepoint/v3" xmlns:ns2="b33ada24-f80b-4dbc-a5fd-44f9c36e426a" xmlns:ns3="074b1ed8-1c8d-4c98-8bb5-56e33e4a0d6d" targetNamespace="http://schemas.microsoft.com/office/2006/metadata/properties" ma:root="true" ma:fieldsID="b8c9d70f65cf02a8adfbed8cc100a2fe" ns1:_="" ns2:_="" ns3:_="">
+<ct:contentTypeSchema xmlns:ct="http://schemas.microsoft.com/office/2006/metadata/contentType" xmlns:ma="http://schemas.microsoft.com/office/2006/metadata/properties/metaAttributes" ct:_="" ma:_="" ma:contentTypeName="Document" ma:contentTypeID="0x01010031419BB974FF0444AC761B595520E27F" ma:contentTypeVersion="46" ma:contentTypeDescription="Create a new document." ma:contentTypeScope="" ma:versionID="07526bf6fd83edd7b31f922f86555fa2">
+  <xsd:schema xmlns:xsd="http://www.w3.org/2001/XMLSchema" xmlns:xs="http://www.w3.org/2001/XMLSchema" xmlns:p="http://schemas.microsoft.com/office/2006/metadata/properties" xmlns:ns1="http://schemas.microsoft.com/sharepoint/v3" xmlns:ns2="b33ada24-f80b-4dbc-a5fd-44f9c36e426a" xmlns:ns3="074b1ed8-1c8d-4c98-8bb5-56e33e4a0d6d" targetNamespace="http://schemas.microsoft.com/office/2006/metadata/properties" ma:root="true" ma:fieldsID="35791db9501c7a59747203dac6a051d4" ns1:_="" ns2:_="" ns3:_="">
     <xsd:import namespace="http://schemas.microsoft.com/sharepoint/v3"/>
     <xsd:import namespace="b33ada24-f80b-4dbc-a5fd-44f9c36e426a"/>
     <xsd:import namespace="074b1ed8-1c8d-4c98-8bb5-56e33e4a0d6d"/>
@@ -16615,7 +16919,7 @@
   <xsd:schema xmlns:xsd="http://www.w3.org/2001/XMLSchema" xmlns:xs="http://www.w3.org/2001/XMLSchema" xmlns:dms="http://schemas.microsoft.com/office/2006/documentManagement/types" xmlns:pc="http://schemas.microsoft.com/office/infopath/2007/PartnerControls" targetNamespace="http://schemas.microsoft.com/sharepoint/v3" elementFormDefault="qualified">
     <xsd:import namespace="http://schemas.microsoft.com/office/2006/documentManagement/types"/>
     <xsd:import namespace="http://schemas.microsoft.com/office/infopath/2007/PartnerControls"/>
-    <xsd:element name="Language" ma:index="4" nillable="true" ma:displayName="Kalba" ma:default="Lietuvių" ma:description="" ma:format="Dropdown" ma:internalName="Language">
+    <xsd:element name="Language" ma:index="4" nillable="true" ma:displayName="Language" ma:default="Lietuvių" ma:description="" ma:format="Dropdown" ma:internalName="Language">
       <xsd:simpleType>
         <xsd:union memberTypes="dms:Text">
           <xsd:simpleType>
@@ -16753,7 +17057,7 @@
         <xsd:restriction base="dms:Unknown"/>
       </xsd:simpleType>
     </xsd:element>
-    <xsd:element name="lcf76f155ced4ddcb4097134ff3c332f" ma:index="31" nillable="true" ma:taxonomy="true" ma:internalName="lcf76f155ced4ddcb4097134ff3c332f" ma:taxonomyFieldName="MediaServiceImageTags" ma:displayName="Vaizdų žymės" ma:readOnly="false" ma:fieldId="{5cf76f15-5ced-4ddc-b409-7134ff3c332f}" ma:taxonomyMulti="true" ma:sspId="e6a4ed46-09c1-4180-b5d8-b772bf273c50" ma:termSetId="09814cd3-568e-fe90-9814-8d621ff8fb84" ma:anchorId="fba54fb3-c3e1-fe81-a776-ca4b69148c4d" ma:open="true" ma:isKeyword="false">
+    <xsd:element name="lcf76f155ced4ddcb4097134ff3c332f" ma:index="31" nillable="true" ma:taxonomy="true" ma:internalName="lcf76f155ced4ddcb4097134ff3c332f" ma:taxonomyFieldName="MediaServiceImageTags" ma:displayName="Image Tags" ma:readOnly="false" ma:fieldId="{5cf76f15-5ced-4ddc-b409-7134ff3c332f}" ma:taxonomyMulti="true" ma:sspId="e6a4ed46-09c1-4180-b5d8-b772bf273c50" ma:termSetId="09814cd3-568e-fe90-9814-8d621ff8fb84" ma:anchorId="fba54fb3-c3e1-fe81-a776-ca4b69148c4d" ma:open="true" ma:isKeyword="false">
       <xsd:complexType>
         <xsd:sequence>
           <xsd:element ref="pc:Terms" minOccurs="0" maxOccurs="1"/>
@@ -16800,7 +17104,7 @@
         </xsd:complexContent>
       </xsd:complexType>
     </xsd:element>
-    <xsd:element name="SharedWithUsers" ma:index="27" nillable="true" ma:displayName="Bendrinama su" ma:hidden="true" ma:internalName="SharedWithUsers" ma:readOnly="true">
+    <xsd:element name="SharedWithUsers" ma:index="27" nillable="true" ma:displayName="Shared With" ma:hidden="true" ma:internalName="SharedWithUsers" ma:readOnly="true">
       <xsd:complexType>
         <xsd:complexContent>
           <xsd:extension base="dms:UserMulti">
@@ -16819,7 +17123,7 @@
         </xsd:complexContent>
       </xsd:complexType>
     </xsd:element>
-    <xsd:element name="SharedWithDetails" ma:index="28" nillable="true" ma:displayName="Bendrinta su išsamia informacija" ma:hidden="true" ma:internalName="SharedWithDetails" ma:readOnly="true">
+    <xsd:element name="SharedWithDetails" ma:index="28" nillable="true" ma:displayName="Shared With Details" ma:hidden="true" ma:internalName="SharedWithDetails" ma:readOnly="true">
       <xsd:simpleType>
         <xsd:restriction base="dms:Note"/>
       </xsd:simpleType>
@@ -16834,8 +17138,8 @@
         <xsd:element ref="dc:creator" minOccurs="0" maxOccurs="1"/>
         <xsd:element ref="dcterms:created" minOccurs="0" maxOccurs="1"/>
         <xsd:element ref="dc:identifier" minOccurs="0" maxOccurs="1"/>
-        <xsd:element name="contentType" minOccurs="0" maxOccurs="1" type="xsd:string" ma:displayName="Turinio tipas"/>
-        <xsd:element ref="dc:title" minOccurs="0" maxOccurs="1" ma:index="1" ma:displayName="Antraštė"/>
+        <xsd:element name="contentType" minOccurs="0" maxOccurs="1" type="xsd:string" ma:displayName="Content Type"/>
+        <xsd:element ref="dc:title" minOccurs="0" maxOccurs="1" ma:index="1" ma:displayName="Title"/>
         <xsd:element ref="dc:subject" minOccurs="0" maxOccurs="1"/>
         <xsd:element ref="dc:description" minOccurs="0" maxOccurs="1"/>
         <xsd:element name="keywords" minOccurs="0" maxOccurs="1" type="xsd:string"/>
@@ -16963,7 +17267,7 @@
 </file>
 
 <file path=customXml/itemProps1.xml><?xml version="1.0" encoding="utf-8"?>
-<ds:datastoreItem xmlns:ds="http://schemas.openxmlformats.org/officeDocument/2006/customXml" ds:itemID="{8081657F-6B18-49C6-A352-872E59C212F4}"/>
+<ds:datastoreItem xmlns:ds="http://schemas.openxmlformats.org/officeDocument/2006/customXml" ds:itemID="{E8A59C12-90AC-4266-9149-0E41E65A1B62}"/>
 </file>
 
 <file path=customXml/itemProps2.xml><?xml version="1.0" encoding="utf-8"?>
